--- a/X_ENTREGABLES_CONSOLIDADOS/8_DOCUMENTOS_SERVIDOS/WORD/GESTION_EJECUTIVO_Cronograma_y_Recursos.docx
+++ b/X_ENTREGABLES_CONSOLIDADOS/8_DOCUMENTOS_SERVIDOS/WORD/GESTION_EJECUTIVO_Cronograma_y_Recursos.docx
@@ -28,7 +28,7 @@
         </w:p>
       </w:sdtContent>
     </w:sdt>
-    <w:bookmarkStart w:id="55" w:name="gestión-ejecutiva-cronograma-y-recursos"/>
+    <w:bookmarkStart w:id="66" w:name="gestión-ejecutiva-cronograma-y-recursos"/>
     <w:p>
       <w:pPr>
         <w:pStyle w:val="Heading1"/>
@@ -37,7 +37,7 @@
         <w:t xml:space="preserve">GESTIÓN EJECUTIVA: CRONOGRAMA Y RECURSOS</w:t>
       </w:r>
     </w:p>
-    <w:bookmarkStart w:id="9" w:name="X32817e150955232e764a0a11997b125c5d2d5eb"/>
+    <w:bookmarkStart w:id="20" w:name="X32817e150955232e764a0a11997b125c5d2d5eb"/>
     <w:p>
       <w:pPr>
         <w:pStyle w:val="Heading2"/>
@@ -53,8 +53,8 @@
         </w:pict>
       </w:r>
     </w:p>
-    <w:bookmarkEnd w:id="9"/>
-    <w:bookmarkStart w:id="13" w:name="resumen-ejecutivo"/>
+    <w:bookmarkEnd w:id="20"/>
+    <w:bookmarkStart w:id="24" w:name="resumen-ejecutivo"/>
     <w:p>
       <w:pPr>
         <w:pStyle w:val="Heading2"/>
@@ -63,7 +63,7 @@
         <w:t xml:space="preserve">📊 RESUMEN EJECUTIVO</w:t>
       </w:r>
     </w:p>
-    <w:bookmarkStart w:id="10" w:name="qué-es-este-documento-y-por-qué-importa"/>
+    <w:bookmarkStart w:id="21" w:name="qué-es-este-documento-y-por-qué-importa"/>
     <w:p>
       <w:pPr>
         <w:pStyle w:val="Heading3"/>
@@ -108,8 +108,8 @@
         <w:t xml:space="preserve">del proyecto que todos deben seguir para cumplir los objetivos.</w:t>
       </w:r>
     </w:p>
-    <w:bookmarkEnd w:id="10"/>
-    <w:bookmarkStart w:id="11" w:name="X7c83a38cc8f42be1526a62fa09e05463bbe3395"/>
+    <w:bookmarkEnd w:id="21"/>
+    <w:bookmarkStart w:id="22" w:name="X7c83a38cc8f42be1526a62fa09e05463bbe3395"/>
     <w:p>
       <w:pPr>
         <w:pStyle w:val="Heading3"/>
@@ -272,8 +272,8 @@
         <w:t xml:space="preserve">95%</w:t>
       </w:r>
     </w:p>
-    <w:bookmarkEnd w:id="11"/>
-    <w:bookmarkStart w:id="12" w:name="hitos-críticos"/>
+    <w:bookmarkEnd w:id="22"/>
+    <w:bookmarkStart w:id="23" w:name="hitos-críticos"/>
     <w:p>
       <w:pPr>
         <w:pStyle w:val="Heading3"/>
@@ -678,9 +678,9 @@
         </w:pict>
       </w:r>
     </w:p>
-    <w:bookmarkEnd w:id="12"/>
-    <w:bookmarkEnd w:id="13"/>
-    <w:bookmarkStart w:id="19" w:name="X16ad1bf8fd3c72f4f9f37ec0fde01a31e7fb65a"/>
+    <w:bookmarkEnd w:id="23"/>
+    <w:bookmarkEnd w:id="24"/>
+    <w:bookmarkStart w:id="30" w:name="X16ad1bf8fd3c72f4f9f37ec0fde01a31e7fb65a"/>
     <w:p>
       <w:pPr>
         <w:pStyle w:val="Heading2"/>
@@ -689,7 +689,7 @@
         <w:t xml:space="preserve">🔍 CRITERIOS DE DISEÑO Y JUSTIFICACIONES TÉCNICAS</w:t>
       </w:r>
     </w:p>
-    <w:bookmarkStart w:id="14" w:name="por-qué-36-meses-de-duración-total"/>
+    <w:bookmarkStart w:id="25" w:name="por-qué-36-meses-de-duración-total"/>
     <w:p>
       <w:pPr>
         <w:pStyle w:val="Heading3"/>
@@ -870,8 +870,8 @@
         <w:t xml:space="preserve">| Cronograma optimizado para proyecto |</w:t>
       </w:r>
     </w:p>
-    <w:bookmarkEnd w:id="14"/>
-    <w:bookmarkStart w:id="15" w:name="por-qué-450000-millones-de-presupuesto"/>
+    <w:bookmarkEnd w:id="25"/>
+    <w:bookmarkStart w:id="26" w:name="por-qué-450000-millones-de-presupuesto"/>
     <w:p>
       <w:pPr>
         <w:pStyle w:val="Heading3"/>
@@ -1068,8 +1068,8 @@
         <w:t xml:space="preserve">| Presupuesto integral del proyecto |</w:t>
       </w:r>
     </w:p>
-    <w:bookmarkEnd w:id="15"/>
-    <w:bookmarkStart w:id="16" w:name="X1978aba6b98f243bc107d2d7809f5fda2d723dc"/>
+    <w:bookmarkEnd w:id="26"/>
+    <w:bookmarkStart w:id="27" w:name="X1978aba6b98f243bc107d2d7809f5fda2d723dc"/>
     <w:p>
       <w:pPr>
         <w:pStyle w:val="Heading3"/>
@@ -1244,8 +1244,8 @@
         <w:t xml:space="preserve">| Personal necesario para proyecto |</w:t>
       </w:r>
     </w:p>
-    <w:bookmarkEnd w:id="16"/>
-    <w:bookmarkStart w:id="17" w:name="por-qué-150-equipos-especializados"/>
+    <w:bookmarkEnd w:id="27"/>
+    <w:bookmarkStart w:id="28" w:name="por-qué-150-equipos-especializados"/>
     <w:p>
       <w:pPr>
         <w:pStyle w:val="Heading3"/>
@@ -1404,8 +1404,8 @@
         <w:t xml:space="preserve">| Equipos necesarios para proyecto |</w:t>
       </w:r>
     </w:p>
-    <w:bookmarkEnd w:id="17"/>
-    <w:bookmarkStart w:id="18" w:name="por-qué-85000-toneladas-de-materiales"/>
+    <w:bookmarkEnd w:id="28"/>
+    <w:bookmarkStart w:id="29" w:name="por-qué-85000-toneladas-de-materiales"/>
     <w:p>
       <w:pPr>
         <w:pStyle w:val="Heading3"/>
@@ -1571,9 +1571,9 @@
         </w:pict>
       </w:r>
     </w:p>
-    <w:bookmarkEnd w:id="18"/>
-    <w:bookmarkEnd w:id="19"/>
-    <w:bookmarkStart w:id="23" w:name="función-y-propósito-de-la-gestión"/>
+    <w:bookmarkEnd w:id="29"/>
+    <w:bookmarkEnd w:id="30"/>
+    <w:bookmarkStart w:id="34" w:name="función-y-propósito-de-la-gestión"/>
     <w:p>
       <w:pPr>
         <w:pStyle w:val="Heading2"/>
@@ -1582,7 +1582,7 @@
         <w:t xml:space="preserve">🎯 FUNCIÓN Y PROPÓSITO DE LA GESTIÓN</w:t>
       </w:r>
     </w:p>
-    <w:bookmarkStart w:id="20" w:name="qué-hace-esta-gestión"/>
+    <w:bookmarkStart w:id="31" w:name="qué-hace-esta-gestión"/>
     <w:p>
       <w:pPr>
         <w:pStyle w:val="Heading3"/>
@@ -1725,8 +1725,8 @@
         <w:t xml:space="preserve">Coordinación entre equipos</w:t>
       </w:r>
     </w:p>
-    <w:bookmarkEnd w:id="20"/>
-    <w:bookmarkStart w:id="21" w:name="por-qué-la-necesitamos"/>
+    <w:bookmarkEnd w:id="31"/>
+    <w:bookmarkStart w:id="32" w:name="por-qué-la-necesitamos"/>
     <w:p>
       <w:pPr>
         <w:pStyle w:val="Heading3"/>
@@ -1845,8 +1845,8 @@
         <w:t xml:space="preserve">Cumplimiento de cronograma</w:t>
       </w:r>
     </w:p>
-    <w:bookmarkEnd w:id="21"/>
-    <w:bookmarkStart w:id="22" w:name="cómo-se-integra-con-otros-aspectos"/>
+    <w:bookmarkEnd w:id="32"/>
+    <w:bookmarkStart w:id="33" w:name="cómo-se-integra-con-otros-aspectos"/>
     <w:p>
       <w:pPr>
         <w:pStyle w:val="Heading3"/>
@@ -1909,9 +1909,9 @@
         </w:pict>
       </w:r>
     </w:p>
-    <w:bookmarkEnd w:id="22"/>
-    <w:bookmarkEnd w:id="23"/>
-    <w:bookmarkStart w:id="27" w:name="componentes-principales"/>
+    <w:bookmarkEnd w:id="33"/>
+    <w:bookmarkEnd w:id="34"/>
+    <w:bookmarkStart w:id="38" w:name="componentes-principales"/>
     <w:p>
       <w:pPr>
         <w:pStyle w:val="Heading2"/>
@@ -1920,7 +1920,7 @@
         <w:t xml:space="preserve">🏗️ COMPONENTES PRINCIPALES</w:t>
       </w:r>
     </w:p>
-    <w:bookmarkStart w:id="24" w:name="cronograma-del-proyecto"/>
+    <w:bookmarkStart w:id="35" w:name="cronograma-del-proyecto"/>
     <w:p>
       <w:pPr>
         <w:pStyle w:val="Heading3"/>
@@ -2059,8 +2059,8 @@
         <w:t xml:space="preserve">| 15 hitos | Control de avance |</w:t>
       </w:r>
     </w:p>
-    <w:bookmarkEnd w:id="24"/>
-    <w:bookmarkStart w:id="25" w:name="gestión-de-recursos"/>
+    <w:bookmarkEnd w:id="35"/>
+    <w:bookmarkStart w:id="36" w:name="gestión-de-recursos"/>
     <w:p>
       <w:pPr>
         <w:pStyle w:val="Heading3"/>
@@ -2199,8 +2199,8 @@
         <w:t xml:space="preserve">| 45 empresas | Servicios especializados | ⏳ En contratación |</w:t>
       </w:r>
     </w:p>
-    <w:bookmarkEnd w:id="25"/>
-    <w:bookmarkStart w:id="26" w:name="control-y-seguimiento"/>
+    <w:bookmarkEnd w:id="36"/>
+    <w:bookmarkStart w:id="37" w:name="control-y-seguimiento"/>
     <w:p>
       <w:pPr>
         <w:pStyle w:val="Heading3"/>
@@ -2324,9 +2324,9 @@
         </w:pict>
       </w:r>
     </w:p>
-    <w:bookmarkEnd w:id="26"/>
-    <w:bookmarkEnd w:id="27"/>
-    <w:bookmarkStart w:id="30" w:name="especificaciones-técnicas-clave"/>
+    <w:bookmarkEnd w:id="37"/>
+    <w:bookmarkEnd w:id="38"/>
+    <w:bookmarkStart w:id="41" w:name="especificaciones-técnicas-clave"/>
     <w:p>
       <w:pPr>
         <w:pStyle w:val="Heading2"/>
@@ -2335,7 +2335,7 @@
         <w:t xml:space="preserve">📐 ESPECIFICACIONES TÉCNICAS CLAVE</w:t>
       </w:r>
     </w:p>
-    <w:bookmarkStart w:id="28" w:name="tabla-consolidada-de-especificaciones"/>
+    <w:bookmarkStart w:id="39" w:name="tabla-consolidada-de-especificaciones"/>
     <w:p>
       <w:pPr>
         <w:pStyle w:val="Heading3"/>
@@ -2587,8 +2587,8 @@
         </w:tc>
       </w:tr>
     </w:tbl>
-    <w:bookmarkEnd w:id="28"/>
-    <w:bookmarkStart w:id="29" w:name="criterios-de-aceptación"/>
+    <w:bookmarkEnd w:id="39"/>
+    <w:bookmarkStart w:id="40" w:name="criterios-de-aceptación"/>
     <w:p>
       <w:pPr>
         <w:pStyle w:val="Heading3"/>
@@ -2664,9 +2664,9 @@
         </w:pict>
       </w:r>
     </w:p>
-    <w:bookmarkEnd w:id="29"/>
-    <w:bookmarkEnd w:id="30"/>
-    <w:bookmarkStart w:id="33" w:name="ubicación-y-despliegue"/>
+    <w:bookmarkEnd w:id="40"/>
+    <w:bookmarkEnd w:id="41"/>
+    <w:bookmarkStart w:id="44" w:name="ubicación-y-despliegue"/>
     <w:p>
       <w:pPr>
         <w:pStyle w:val="Heading2"/>
@@ -2675,7 +2675,7 @@
         <w:t xml:space="preserve">📍 UBICACIÓN Y DESPLIEGUE</w:t>
       </w:r>
     </w:p>
-    <w:bookmarkStart w:id="31" w:name="mapa-de-despliegue"/>
+    <w:bookmarkStart w:id="42" w:name="mapa-de-despliegue"/>
     <w:p>
       <w:pPr>
         <w:pStyle w:val="Heading3"/>
@@ -2692,8 +2692,8 @@
         <w:t xml:space="preserve">Los recursos se despliegan a lo largo de los 526 km del corredor, con centros de operación en La Dorada y Chiriguaná.</w:t>
       </w:r>
     </w:p>
-    <w:bookmarkEnd w:id="31"/>
-    <w:bookmarkStart w:id="32" w:name="tabla-de-ubicaciones-principales"/>
+    <w:bookmarkEnd w:id="42"/>
+    <w:bookmarkStart w:id="43" w:name="tabla-de-ubicaciones-principales"/>
     <w:p>
       <w:pPr>
         <w:pStyle w:val="Heading3"/>
@@ -2938,9 +2938,9 @@
         </w:pict>
       </w:r>
     </w:p>
-    <w:bookmarkEnd w:id="32"/>
-    <w:bookmarkEnd w:id="33"/>
-    <w:bookmarkStart w:id="37" w:name="operación-y-mantenimiento"/>
+    <w:bookmarkEnd w:id="43"/>
+    <w:bookmarkEnd w:id="44"/>
+    <w:bookmarkStart w:id="48" w:name="operación-y-mantenimiento"/>
     <w:p>
       <w:pPr>
         <w:pStyle w:val="Heading2"/>
@@ -2949,7 +2949,7 @@
         <w:t xml:space="preserve">⚙️ OPERACIÓN Y MANTENIMIENTO</w:t>
       </w:r>
     </w:p>
-    <w:bookmarkStart w:id="34" w:name="operación-normal"/>
+    <w:bookmarkStart w:id="45" w:name="operación-normal"/>
     <w:p>
       <w:pPr>
         <w:pStyle w:val="Heading3"/>
@@ -2966,8 +2966,8 @@
         <w:t xml:space="preserve">La gestión de cronograma y recursos opera 24/7 coordinando todas las actividades del proyecto, con control continuo y optimización de procesos.</w:t>
       </w:r>
     </w:p>
-    <w:bookmarkEnd w:id="34"/>
-    <w:bookmarkStart w:id="35" w:name="mantenimiento-preventivo"/>
+    <w:bookmarkEnd w:id="45"/>
+    <w:bookmarkStart w:id="46" w:name="mantenimiento-preventivo"/>
     <w:p>
       <w:pPr>
         <w:pStyle w:val="Heading3"/>
@@ -3086,8 +3086,8 @@
         <w:t xml:space="preserve">Revisión completa y planificación</w:t>
       </w:r>
     </w:p>
-    <w:bookmarkEnd w:id="35"/>
-    <w:bookmarkStart w:id="36" w:name="respuesta-a-desviaciones"/>
+    <w:bookmarkEnd w:id="46"/>
+    <w:bookmarkStart w:id="47" w:name="respuesta-a-desviaciones"/>
     <w:p>
       <w:pPr>
         <w:pStyle w:val="Heading3"/>
@@ -3213,9 +3213,9 @@
         </w:pict>
       </w:r>
     </w:p>
-    <w:bookmarkEnd w:id="36"/>
-    <w:bookmarkEnd w:id="37"/>
-    <w:bookmarkStart w:id="40" w:name="interfaces-con-otros-aspectos"/>
+    <w:bookmarkEnd w:id="47"/>
+    <w:bookmarkEnd w:id="48"/>
+    <w:bookmarkStart w:id="51" w:name="interfaces-con-otros-aspectos"/>
     <w:p>
       <w:pPr>
         <w:pStyle w:val="Heading2"/>
@@ -3224,7 +3224,7 @@
         <w:t xml:space="preserve">🔗 INTERFACES CON OTROS ASPECTOS</w:t>
       </w:r>
     </w:p>
-    <w:bookmarkStart w:id="38" w:name="diagrama-de-interfaces"/>
+    <w:bookmarkStart w:id="49" w:name="diagrama-de-interfaces"/>
     <w:p>
       <w:pPr>
         <w:pStyle w:val="Heading3"/>
@@ -3280,8 +3280,8 @@
         <w:t xml:space="preserve">[Optimización] ←→ [Mejora Continua]</w:t>
       </w:r>
     </w:p>
-    <w:bookmarkEnd w:id="38"/>
-    <w:bookmarkStart w:id="39" w:name="tabla-de-interfaces-críticas"/>
+    <w:bookmarkEnd w:id="49"/>
+    <w:bookmarkStart w:id="50" w:name="tabla-de-interfaces-críticas"/>
     <w:p>
       <w:pPr>
         <w:pStyle w:val="Heading3"/>
@@ -3580,9 +3580,9 @@
         </w:pict>
       </w:r>
     </w:p>
-    <w:bookmarkEnd w:id="39"/>
-    <w:bookmarkEnd w:id="40"/>
-    <w:bookmarkStart w:id="44" w:name="supuestos-técnicos-y-limitaciones"/>
+    <w:bookmarkEnd w:id="50"/>
+    <w:bookmarkEnd w:id="51"/>
+    <w:bookmarkStart w:id="55" w:name="supuestos-técnicos-y-limitaciones"/>
     <w:p>
       <w:pPr>
         <w:pStyle w:val="Heading2"/>
@@ -3591,7 +3591,7 @@
         <w:t xml:space="preserve">📋 SUPUESTOS TÉCNICOS Y LIMITACIONES</w:t>
       </w:r>
     </w:p>
-    <w:bookmarkStart w:id="41" w:name="supuestos-críticos-del-diseño"/>
+    <w:bookmarkStart w:id="52" w:name="supuestos-críticos-del-diseño"/>
     <w:p>
       <w:pPr>
         <w:pStyle w:val="Heading3"/>
@@ -3883,8 +3883,8 @@
         </w:tc>
       </w:tr>
     </w:tbl>
-    <w:bookmarkEnd w:id="41"/>
-    <w:bookmarkStart w:id="42" w:name="limitaciones-del-diseño"/>
+    <w:bookmarkEnd w:id="52"/>
+    <w:bookmarkStart w:id="53" w:name="limitaciones-del-diseño"/>
     <w:p>
       <w:pPr>
         <w:pStyle w:val="Heading3"/>
@@ -4003,8 +4003,8 @@
         <w:t xml:space="preserve">Limitaciones de presupuesto</w:t>
       </w:r>
     </w:p>
-    <w:bookmarkEnd w:id="42"/>
-    <w:bookmarkStart w:id="43" w:name="dependencias-críticas"/>
+    <w:bookmarkEnd w:id="53"/>
+    <w:bookmarkStart w:id="54" w:name="dependencias-críticas"/>
     <w:p>
       <w:pPr>
         <w:pStyle w:val="Heading3"/>
@@ -4130,9 +4130,9 @@
         </w:pict>
       </w:r>
     </w:p>
-    <w:bookmarkEnd w:id="43"/>
-    <w:bookmarkEnd w:id="44"/>
-    <w:bookmarkStart w:id="45" w:name="riesgos-y-mitigaciones"/>
+    <w:bookmarkEnd w:id="54"/>
+    <w:bookmarkEnd w:id="55"/>
+    <w:bookmarkStart w:id="56" w:name="riesgos-y-mitigaciones"/>
     <w:p>
       <w:pPr>
         <w:pStyle w:val="Heading2"/>
@@ -4538,8 +4538,8 @@
         </w:pict>
       </w:r>
     </w:p>
-    <w:bookmarkEnd w:id="45"/>
-    <w:bookmarkStart w:id="48" w:name="cumplimiento-contractual"/>
+    <w:bookmarkEnd w:id="56"/>
+    <w:bookmarkStart w:id="59" w:name="cumplimiento-contractual"/>
     <w:p>
       <w:pPr>
         <w:pStyle w:val="Heading2"/>
@@ -4548,7 +4548,7 @@
         <w:t xml:space="preserve">📋 CUMPLIMIENTO CONTRACTUAL</w:t>
       </w:r>
     </w:p>
-    <w:bookmarkStart w:id="46" w:name="obligaciones-clave-del-contrato"/>
+    <w:bookmarkStart w:id="57" w:name="obligaciones-clave-del-contrato"/>
     <w:p>
       <w:pPr>
         <w:pStyle w:val="Heading3"/>
@@ -4697,8 +4697,8 @@
         <w:t xml:space="preserve">Gestión de recursos humanos y materiales - En progreso</w:t>
       </w:r>
     </w:p>
-    <w:bookmarkEnd w:id="46"/>
-    <w:bookmarkStart w:id="47" w:name="referencias-contractuales"/>
+    <w:bookmarkEnd w:id="57"/>
+    <w:bookmarkStart w:id="58" w:name="referencias-contractuales"/>
     <w:p>
       <w:pPr>
         <w:pStyle w:val="Heading3"/>
@@ -4802,9 +4802,9 @@
         </w:pict>
       </w:r>
     </w:p>
-    <w:bookmarkEnd w:id="47"/>
-    <w:bookmarkEnd w:id="48"/>
-    <w:bookmarkStart w:id="51" w:name="documentación-de-soporte"/>
+    <w:bookmarkEnd w:id="58"/>
+    <w:bookmarkEnd w:id="59"/>
+    <w:bookmarkStart w:id="62" w:name="documentación-de-soporte"/>
     <w:p>
       <w:pPr>
         <w:pStyle w:val="Heading2"/>
@@ -4813,7 +4813,7 @@
         <w:t xml:space="preserve">📚 DOCUMENTACIÓN DE SOPORTE</w:t>
       </w:r>
     </w:p>
-    <w:bookmarkStart w:id="49" w:name="documentos-técnicos-disponibles"/>
+    <w:bookmarkStart w:id="60" w:name="documentos-técnicos-disponibles"/>
     <w:p>
       <w:pPr>
         <w:pStyle w:val="Heading3"/>
@@ -5039,8 +5039,8 @@
         </w:tc>
       </w:tr>
     </w:tbl>
-    <w:bookmarkEnd w:id="49"/>
-    <w:bookmarkStart w:id="50" w:name="para-más-información-técnica"/>
+    <w:bookmarkEnd w:id="60"/>
+    <w:bookmarkStart w:id="61" w:name="para-más-información-técnica"/>
     <w:p>
       <w:pPr>
         <w:pStyle w:val="Heading3"/>
@@ -5064,9 +5064,9 @@
         </w:pict>
       </w:r>
     </w:p>
-    <w:bookmarkEnd w:id="50"/>
-    <w:bookmarkEnd w:id="51"/>
-    <w:bookmarkStart w:id="52" w:name="contactos-y-responsables"/>
+    <w:bookmarkEnd w:id="61"/>
+    <w:bookmarkEnd w:id="62"/>
+    <w:bookmarkStart w:id="63" w:name="contactos-y-responsables"/>
     <w:p>
       <w:pPr>
         <w:pStyle w:val="Heading2"/>
@@ -5249,8 +5249,8 @@
         </w:pict>
       </w:r>
     </w:p>
-    <w:bookmarkEnd w:id="52"/>
-    <w:bookmarkStart w:id="53" w:name="indicadores-de-desempeño-kpis"/>
+    <w:bookmarkEnd w:id="63"/>
+    <w:bookmarkStart w:id="64" w:name="indicadores-de-desempeño-kpis"/>
     <w:p>
       <w:pPr>
         <w:pStyle w:val="Heading2"/>
@@ -5582,8 +5582,8 @@
         </w:pict>
       </w:r>
     </w:p>
-    <w:bookmarkEnd w:id="53"/>
-    <w:bookmarkStart w:id="54" w:name="control-de-versiones"/>
+    <w:bookmarkEnd w:id="64"/>
+    <w:bookmarkStart w:id="65" w:name="control-de-versiones"/>
     <w:p>
       <w:pPr>
         <w:pStyle w:val="Heading2"/>
@@ -5782,8 +5782,8 @@
         <w:t xml:space="preserve">GESTION_MASTER_Cronograma_y_Recursos_v1.0.md</w:t>
       </w:r>
     </w:p>
-    <w:bookmarkEnd w:id="54"/>
-    <w:bookmarkEnd w:id="55"/>
+    <w:bookmarkEnd w:id="65"/>
+    <w:bookmarkEnd w:id="66"/>
     <w:sectPr>
       <w:footnotePr>
         <w:numRestart w:val="eachSect"/>
@@ -6147,10 +6147,10 @@
   <w:docDefaults>
     <w:rPrDefault>
       <w:rPr>
-        <w:rFonts w:asciiTheme="minorHAnsi" w:cstheme="minorBidi" w:eastAsiaTheme="minorEastAsia" w:hAnsiTheme="minorHAnsi"/>
+        <w:rFonts w:asciiTheme="minorHAnsi" w:cstheme="minorBidi" w:eastAsiaTheme="minorHAnsi" w:hAnsiTheme="minorHAnsi"/>
         <w:sz w:val="24"/>
         <w:szCs w:val="24"/>
-        <w:lang w:bidi="ar-SA" w:eastAsia="zh-CN" w:val="en-US"/>
+        <w:lang w:bidi="ar-SA" w:eastAsia="en-US" w:val="en-US"/>
       </w:rPr>
     </w:rPrDefault>
     <w:pPrDefault>
@@ -6202,6 +6202,8 @@
     </w:pPr>
     <w:rPr>
       <w:rFonts w:asciiTheme="majorHAnsi" w:cstheme="majorBidi" w:eastAsiaTheme="majorEastAsia" w:hAnsiTheme="majorHAnsi"/>
+      <w:spacing w:val="-10"/>
+      <w:kern w:val="28"/>
       <w:sz w:val="56"/>
       <w:szCs w:val="56"/>
     </w:rPr>
@@ -6214,6 +6216,8 @@
     <w:rsid w:val="00A10FD9"/>
     <w:rPr>
       <w:rFonts w:asciiTheme="majorHAnsi" w:cstheme="majorBidi" w:eastAsiaTheme="majorEastAsia" w:hAnsiTheme="majorHAnsi"/>
+      <w:spacing w:val="-10"/>
+      <w:kern w:val="28"/>
       <w:sz w:val="56"/>
       <w:szCs w:val="56"/>
     </w:rPr>
@@ -6254,31 +6258,23 @@
   </w:style>
   <w:style w:customStyle="1" w:styleId="Author" w:type="paragraph">
     <w:name w:val="Author"/>
-    <w:basedOn w:val="Title"/>
     <w:next w:val="BodyText"/>
     <w:qFormat/>
     <w:pPr>
       <w:keepNext/>
       <w:keepLines/>
+      <w:jc w:val="center"/>
     </w:pPr>
-    <w:rPr>
-      <w:sz w:val="24"/>
-      <w:szCs w:val="24"/>
-    </w:rPr>
   </w:style>
   <w:style w:styleId="Date" w:type="paragraph">
     <w:name w:val="Date"/>
-    <w:basedOn w:val="Title"/>
     <w:next w:val="BodyText"/>
     <w:qFormat/>
     <w:pPr>
       <w:keepNext/>
       <w:keepLines/>
+      <w:jc w:val="center"/>
     </w:pPr>
-    <w:rPr>
-      <w:sz w:val="24"/>
-      <w:szCs w:val="24"/>
-    </w:rPr>
   </w:style>
   <w:style w:customStyle="1" w:styleId="AbstractTitle" w:type="paragraph">
     <w:name w:val="Abstract Title"/>
@@ -6691,6 +6687,13 @@
       </w:tblCellMar>
     </w:tblPr>
     <w:tblStylePr w:type="firstRow">
+      <w:tblPr>
+        <w:jc w:val="left"/>
+        <w:tblInd w:type="dxa" w:w="0"/>
+      </w:tblPr>
+      <w:trPr>
+        <w:jc w:val="left"/>
+      </w:trPr>
       <w:tcPr>
         <w:tcBorders>
           <w:bottom w:val="single"/>

--- a/X_ENTREGABLES_CONSOLIDADOS/8_DOCUMENTOS_SERVIDOS/WORD/GESTION_EJECUTIVO_Cronograma_y_Recursos.docx
+++ b/X_ENTREGABLES_CONSOLIDADOS/8_DOCUMENTOS_SERVIDOS/WORD/GESTION_EJECUTIVO_Cronograma_y_Recursos.docx
@@ -28,7 +28,7 @@
         </w:p>
       </w:sdtContent>
     </w:sdt>
-    <w:bookmarkStart w:id="66" w:name="gestión-ejecutiva-cronograma-y-recursos"/>
+    <w:bookmarkStart w:id="55" w:name="gestión-ejecutiva-cronograma-y-recursos"/>
     <w:p>
       <w:pPr>
         <w:pStyle w:val="Heading1"/>
@@ -37,7 +37,7 @@
         <w:t xml:space="preserve">GESTIÓN EJECUTIVA: CRONOGRAMA Y RECURSOS</w:t>
       </w:r>
     </w:p>
-    <w:bookmarkStart w:id="20" w:name="X32817e150955232e764a0a11997b125c5d2d5eb"/>
+    <w:bookmarkStart w:id="9" w:name="X32817e150955232e764a0a11997b125c5d2d5eb"/>
     <w:p>
       <w:pPr>
         <w:pStyle w:val="Heading2"/>
@@ -53,8 +53,8 @@
         </w:pict>
       </w:r>
     </w:p>
-    <w:bookmarkEnd w:id="20"/>
-    <w:bookmarkStart w:id="24" w:name="resumen-ejecutivo"/>
+    <w:bookmarkEnd w:id="9"/>
+    <w:bookmarkStart w:id="13" w:name="resumen-ejecutivo"/>
     <w:p>
       <w:pPr>
         <w:pStyle w:val="Heading2"/>
@@ -63,7 +63,7 @@
         <w:t xml:space="preserve">📊 RESUMEN EJECUTIVO</w:t>
       </w:r>
     </w:p>
-    <w:bookmarkStart w:id="21" w:name="qué-es-este-documento-y-por-qué-importa"/>
+    <w:bookmarkStart w:id="10" w:name="qué-es-este-documento-y-por-qué-importa"/>
     <w:p>
       <w:pPr>
         <w:pStyle w:val="Heading3"/>
@@ -108,8 +108,8 @@
         <w:t xml:space="preserve">del proyecto que todos deben seguir para cumplir los objetivos.</w:t>
       </w:r>
     </w:p>
-    <w:bookmarkEnd w:id="21"/>
-    <w:bookmarkStart w:id="22" w:name="X7c83a38cc8f42be1526a62fa09e05463bbe3395"/>
+    <w:bookmarkEnd w:id="10"/>
+    <w:bookmarkStart w:id="11" w:name="X7c83a38cc8f42be1526a62fa09e05463bbe3395"/>
     <w:p>
       <w:pPr>
         <w:pStyle w:val="Heading3"/>
@@ -272,8 +272,8 @@
         <w:t xml:space="preserve">95%</w:t>
       </w:r>
     </w:p>
-    <w:bookmarkEnd w:id="22"/>
-    <w:bookmarkStart w:id="23" w:name="hitos-críticos"/>
+    <w:bookmarkEnd w:id="11"/>
+    <w:bookmarkStart w:id="12" w:name="hitos-críticos"/>
     <w:p>
       <w:pPr>
         <w:pStyle w:val="Heading3"/>
@@ -678,9 +678,9 @@
         </w:pict>
       </w:r>
     </w:p>
-    <w:bookmarkEnd w:id="23"/>
-    <w:bookmarkEnd w:id="24"/>
-    <w:bookmarkStart w:id="30" w:name="X16ad1bf8fd3c72f4f9f37ec0fde01a31e7fb65a"/>
+    <w:bookmarkEnd w:id="12"/>
+    <w:bookmarkEnd w:id="13"/>
+    <w:bookmarkStart w:id="19" w:name="X16ad1bf8fd3c72f4f9f37ec0fde01a31e7fb65a"/>
     <w:p>
       <w:pPr>
         <w:pStyle w:val="Heading2"/>
@@ -689,7 +689,7 @@
         <w:t xml:space="preserve">🔍 CRITERIOS DE DISEÑO Y JUSTIFICACIONES TÉCNICAS</w:t>
       </w:r>
     </w:p>
-    <w:bookmarkStart w:id="25" w:name="por-qué-36-meses-de-duración-total"/>
+    <w:bookmarkStart w:id="14" w:name="por-qué-36-meses-de-duración-total"/>
     <w:p>
       <w:pPr>
         <w:pStyle w:val="Heading3"/>
@@ -870,8 +870,8 @@
         <w:t xml:space="preserve">| Cronograma optimizado para proyecto |</w:t>
       </w:r>
     </w:p>
-    <w:bookmarkEnd w:id="25"/>
-    <w:bookmarkStart w:id="26" w:name="por-qué-450000-millones-de-presupuesto"/>
+    <w:bookmarkEnd w:id="14"/>
+    <w:bookmarkStart w:id="15" w:name="por-qué-450000-millones-de-presupuesto"/>
     <w:p>
       <w:pPr>
         <w:pStyle w:val="Heading3"/>
@@ -1068,8 +1068,8 @@
         <w:t xml:space="preserve">| Presupuesto integral del proyecto |</w:t>
       </w:r>
     </w:p>
-    <w:bookmarkEnd w:id="26"/>
-    <w:bookmarkStart w:id="27" w:name="X1978aba6b98f243bc107d2d7809f5fda2d723dc"/>
+    <w:bookmarkEnd w:id="15"/>
+    <w:bookmarkStart w:id="16" w:name="X1978aba6b98f243bc107d2d7809f5fda2d723dc"/>
     <w:p>
       <w:pPr>
         <w:pStyle w:val="Heading3"/>
@@ -1244,8 +1244,8 @@
         <w:t xml:space="preserve">| Personal necesario para proyecto |</w:t>
       </w:r>
     </w:p>
-    <w:bookmarkEnd w:id="27"/>
-    <w:bookmarkStart w:id="28" w:name="por-qué-150-equipos-especializados"/>
+    <w:bookmarkEnd w:id="16"/>
+    <w:bookmarkStart w:id="17" w:name="por-qué-150-equipos-especializados"/>
     <w:p>
       <w:pPr>
         <w:pStyle w:val="Heading3"/>
@@ -1404,8 +1404,8 @@
         <w:t xml:space="preserve">| Equipos necesarios para proyecto |</w:t>
       </w:r>
     </w:p>
-    <w:bookmarkEnd w:id="28"/>
-    <w:bookmarkStart w:id="29" w:name="por-qué-85000-toneladas-de-materiales"/>
+    <w:bookmarkEnd w:id="17"/>
+    <w:bookmarkStart w:id="18" w:name="por-qué-85000-toneladas-de-materiales"/>
     <w:p>
       <w:pPr>
         <w:pStyle w:val="Heading3"/>
@@ -1571,9 +1571,9 @@
         </w:pict>
       </w:r>
     </w:p>
-    <w:bookmarkEnd w:id="29"/>
-    <w:bookmarkEnd w:id="30"/>
-    <w:bookmarkStart w:id="34" w:name="función-y-propósito-de-la-gestión"/>
+    <w:bookmarkEnd w:id="18"/>
+    <w:bookmarkEnd w:id="19"/>
+    <w:bookmarkStart w:id="23" w:name="función-y-propósito-de-la-gestión"/>
     <w:p>
       <w:pPr>
         <w:pStyle w:val="Heading2"/>
@@ -1582,7 +1582,7 @@
         <w:t xml:space="preserve">🎯 FUNCIÓN Y PROPÓSITO DE LA GESTIÓN</w:t>
       </w:r>
     </w:p>
-    <w:bookmarkStart w:id="31" w:name="qué-hace-esta-gestión"/>
+    <w:bookmarkStart w:id="20" w:name="qué-hace-esta-gestión"/>
     <w:p>
       <w:pPr>
         <w:pStyle w:val="Heading3"/>
@@ -1725,8 +1725,8 @@
         <w:t xml:space="preserve">Coordinación entre equipos</w:t>
       </w:r>
     </w:p>
-    <w:bookmarkEnd w:id="31"/>
-    <w:bookmarkStart w:id="32" w:name="por-qué-la-necesitamos"/>
+    <w:bookmarkEnd w:id="20"/>
+    <w:bookmarkStart w:id="21" w:name="por-qué-la-necesitamos"/>
     <w:p>
       <w:pPr>
         <w:pStyle w:val="Heading3"/>
@@ -1845,8 +1845,8 @@
         <w:t xml:space="preserve">Cumplimiento de cronograma</w:t>
       </w:r>
     </w:p>
-    <w:bookmarkEnd w:id="32"/>
-    <w:bookmarkStart w:id="33" w:name="cómo-se-integra-con-otros-aspectos"/>
+    <w:bookmarkEnd w:id="21"/>
+    <w:bookmarkStart w:id="22" w:name="cómo-se-integra-con-otros-aspectos"/>
     <w:p>
       <w:pPr>
         <w:pStyle w:val="Heading3"/>
@@ -1909,9 +1909,9 @@
         </w:pict>
       </w:r>
     </w:p>
-    <w:bookmarkEnd w:id="33"/>
-    <w:bookmarkEnd w:id="34"/>
-    <w:bookmarkStart w:id="38" w:name="componentes-principales"/>
+    <w:bookmarkEnd w:id="22"/>
+    <w:bookmarkEnd w:id="23"/>
+    <w:bookmarkStart w:id="27" w:name="componentes-principales"/>
     <w:p>
       <w:pPr>
         <w:pStyle w:val="Heading2"/>
@@ -1920,7 +1920,7 @@
         <w:t xml:space="preserve">🏗️ COMPONENTES PRINCIPALES</w:t>
       </w:r>
     </w:p>
-    <w:bookmarkStart w:id="35" w:name="cronograma-del-proyecto"/>
+    <w:bookmarkStart w:id="24" w:name="cronograma-del-proyecto"/>
     <w:p>
       <w:pPr>
         <w:pStyle w:val="Heading3"/>
@@ -2059,8 +2059,8 @@
         <w:t xml:space="preserve">| 15 hitos | Control de avance |</w:t>
       </w:r>
     </w:p>
-    <w:bookmarkEnd w:id="35"/>
-    <w:bookmarkStart w:id="36" w:name="gestión-de-recursos"/>
+    <w:bookmarkEnd w:id="24"/>
+    <w:bookmarkStart w:id="25" w:name="gestión-de-recursos"/>
     <w:p>
       <w:pPr>
         <w:pStyle w:val="Heading3"/>
@@ -2199,8 +2199,8 @@
         <w:t xml:space="preserve">| 45 empresas | Servicios especializados | ⏳ En contratación |</w:t>
       </w:r>
     </w:p>
-    <w:bookmarkEnd w:id="36"/>
-    <w:bookmarkStart w:id="37" w:name="control-y-seguimiento"/>
+    <w:bookmarkEnd w:id="25"/>
+    <w:bookmarkStart w:id="26" w:name="control-y-seguimiento"/>
     <w:p>
       <w:pPr>
         <w:pStyle w:val="Heading3"/>
@@ -2324,9 +2324,9 @@
         </w:pict>
       </w:r>
     </w:p>
-    <w:bookmarkEnd w:id="37"/>
-    <w:bookmarkEnd w:id="38"/>
-    <w:bookmarkStart w:id="41" w:name="especificaciones-técnicas-clave"/>
+    <w:bookmarkEnd w:id="26"/>
+    <w:bookmarkEnd w:id="27"/>
+    <w:bookmarkStart w:id="30" w:name="especificaciones-técnicas-clave"/>
     <w:p>
       <w:pPr>
         <w:pStyle w:val="Heading2"/>
@@ -2335,7 +2335,7 @@
         <w:t xml:space="preserve">📐 ESPECIFICACIONES TÉCNICAS CLAVE</w:t>
       </w:r>
     </w:p>
-    <w:bookmarkStart w:id="39" w:name="tabla-consolidada-de-especificaciones"/>
+    <w:bookmarkStart w:id="28" w:name="tabla-consolidada-de-especificaciones"/>
     <w:p>
       <w:pPr>
         <w:pStyle w:val="Heading3"/>
@@ -2587,8 +2587,8 @@
         </w:tc>
       </w:tr>
     </w:tbl>
-    <w:bookmarkEnd w:id="39"/>
-    <w:bookmarkStart w:id="40" w:name="criterios-de-aceptación"/>
+    <w:bookmarkEnd w:id="28"/>
+    <w:bookmarkStart w:id="29" w:name="criterios-de-aceptación"/>
     <w:p>
       <w:pPr>
         <w:pStyle w:val="Heading3"/>
@@ -2664,9 +2664,9 @@
         </w:pict>
       </w:r>
     </w:p>
-    <w:bookmarkEnd w:id="40"/>
-    <w:bookmarkEnd w:id="41"/>
-    <w:bookmarkStart w:id="44" w:name="ubicación-y-despliegue"/>
+    <w:bookmarkEnd w:id="29"/>
+    <w:bookmarkEnd w:id="30"/>
+    <w:bookmarkStart w:id="33" w:name="ubicación-y-despliegue"/>
     <w:p>
       <w:pPr>
         <w:pStyle w:val="Heading2"/>
@@ -2675,7 +2675,7 @@
         <w:t xml:space="preserve">📍 UBICACIÓN Y DESPLIEGUE</w:t>
       </w:r>
     </w:p>
-    <w:bookmarkStart w:id="42" w:name="mapa-de-despliegue"/>
+    <w:bookmarkStart w:id="31" w:name="mapa-de-despliegue"/>
     <w:p>
       <w:pPr>
         <w:pStyle w:val="Heading3"/>
@@ -2692,8 +2692,8 @@
         <w:t xml:space="preserve">Los recursos se despliegan a lo largo de los 526 km del corredor, con centros de operación en La Dorada y Chiriguaná.</w:t>
       </w:r>
     </w:p>
-    <w:bookmarkEnd w:id="42"/>
-    <w:bookmarkStart w:id="43" w:name="tabla-de-ubicaciones-principales"/>
+    <w:bookmarkEnd w:id="31"/>
+    <w:bookmarkStart w:id="32" w:name="tabla-de-ubicaciones-principales"/>
     <w:p>
       <w:pPr>
         <w:pStyle w:val="Heading3"/>
@@ -2938,9 +2938,9 @@
         </w:pict>
       </w:r>
     </w:p>
-    <w:bookmarkEnd w:id="43"/>
-    <w:bookmarkEnd w:id="44"/>
-    <w:bookmarkStart w:id="48" w:name="operación-y-mantenimiento"/>
+    <w:bookmarkEnd w:id="32"/>
+    <w:bookmarkEnd w:id="33"/>
+    <w:bookmarkStart w:id="37" w:name="operación-y-mantenimiento"/>
     <w:p>
       <w:pPr>
         <w:pStyle w:val="Heading2"/>
@@ -2949,7 +2949,7 @@
         <w:t xml:space="preserve">⚙️ OPERACIÓN Y MANTENIMIENTO</w:t>
       </w:r>
     </w:p>
-    <w:bookmarkStart w:id="45" w:name="operación-normal"/>
+    <w:bookmarkStart w:id="34" w:name="operación-normal"/>
     <w:p>
       <w:pPr>
         <w:pStyle w:val="Heading3"/>
@@ -2966,8 +2966,8 @@
         <w:t xml:space="preserve">La gestión de cronograma y recursos opera 24/7 coordinando todas las actividades del proyecto, con control continuo y optimización de procesos.</w:t>
       </w:r>
     </w:p>
-    <w:bookmarkEnd w:id="45"/>
-    <w:bookmarkStart w:id="46" w:name="mantenimiento-preventivo"/>
+    <w:bookmarkEnd w:id="34"/>
+    <w:bookmarkStart w:id="35" w:name="mantenimiento-preventivo"/>
     <w:p>
       <w:pPr>
         <w:pStyle w:val="Heading3"/>
@@ -3086,8 +3086,8 @@
         <w:t xml:space="preserve">Revisión completa y planificación</w:t>
       </w:r>
     </w:p>
-    <w:bookmarkEnd w:id="46"/>
-    <w:bookmarkStart w:id="47" w:name="respuesta-a-desviaciones"/>
+    <w:bookmarkEnd w:id="35"/>
+    <w:bookmarkStart w:id="36" w:name="respuesta-a-desviaciones"/>
     <w:p>
       <w:pPr>
         <w:pStyle w:val="Heading3"/>
@@ -3213,9 +3213,9 @@
         </w:pict>
       </w:r>
     </w:p>
-    <w:bookmarkEnd w:id="47"/>
-    <w:bookmarkEnd w:id="48"/>
-    <w:bookmarkStart w:id="51" w:name="interfaces-con-otros-aspectos"/>
+    <w:bookmarkEnd w:id="36"/>
+    <w:bookmarkEnd w:id="37"/>
+    <w:bookmarkStart w:id="40" w:name="interfaces-con-otros-aspectos"/>
     <w:p>
       <w:pPr>
         <w:pStyle w:val="Heading2"/>
@@ -3224,7 +3224,7 @@
         <w:t xml:space="preserve">🔗 INTERFACES CON OTROS ASPECTOS</w:t>
       </w:r>
     </w:p>
-    <w:bookmarkStart w:id="49" w:name="diagrama-de-interfaces"/>
+    <w:bookmarkStart w:id="38" w:name="diagrama-de-interfaces"/>
     <w:p>
       <w:pPr>
         <w:pStyle w:val="Heading3"/>
@@ -3280,8 +3280,8 @@
         <w:t xml:space="preserve">[Optimización] ←→ [Mejora Continua]</w:t>
       </w:r>
     </w:p>
-    <w:bookmarkEnd w:id="49"/>
-    <w:bookmarkStart w:id="50" w:name="tabla-de-interfaces-críticas"/>
+    <w:bookmarkEnd w:id="38"/>
+    <w:bookmarkStart w:id="39" w:name="tabla-de-interfaces-críticas"/>
     <w:p>
       <w:pPr>
         <w:pStyle w:val="Heading3"/>
@@ -3580,9 +3580,9 @@
         </w:pict>
       </w:r>
     </w:p>
-    <w:bookmarkEnd w:id="50"/>
-    <w:bookmarkEnd w:id="51"/>
-    <w:bookmarkStart w:id="55" w:name="supuestos-técnicos-y-limitaciones"/>
+    <w:bookmarkEnd w:id="39"/>
+    <w:bookmarkEnd w:id="40"/>
+    <w:bookmarkStart w:id="44" w:name="supuestos-técnicos-y-limitaciones"/>
     <w:p>
       <w:pPr>
         <w:pStyle w:val="Heading2"/>
@@ -3591,7 +3591,7 @@
         <w:t xml:space="preserve">📋 SUPUESTOS TÉCNICOS Y LIMITACIONES</w:t>
       </w:r>
     </w:p>
-    <w:bookmarkStart w:id="52" w:name="supuestos-críticos-del-diseño"/>
+    <w:bookmarkStart w:id="41" w:name="supuestos-críticos-del-diseño"/>
     <w:p>
       <w:pPr>
         <w:pStyle w:val="Heading3"/>
@@ -3883,8 +3883,8 @@
         </w:tc>
       </w:tr>
     </w:tbl>
-    <w:bookmarkEnd w:id="52"/>
-    <w:bookmarkStart w:id="53" w:name="limitaciones-del-diseño"/>
+    <w:bookmarkEnd w:id="41"/>
+    <w:bookmarkStart w:id="42" w:name="limitaciones-del-diseño"/>
     <w:p>
       <w:pPr>
         <w:pStyle w:val="Heading3"/>
@@ -4003,8 +4003,8 @@
         <w:t xml:space="preserve">Limitaciones de presupuesto</w:t>
       </w:r>
     </w:p>
-    <w:bookmarkEnd w:id="53"/>
-    <w:bookmarkStart w:id="54" w:name="dependencias-críticas"/>
+    <w:bookmarkEnd w:id="42"/>
+    <w:bookmarkStart w:id="43" w:name="dependencias-críticas"/>
     <w:p>
       <w:pPr>
         <w:pStyle w:val="Heading3"/>
@@ -4130,9 +4130,9 @@
         </w:pict>
       </w:r>
     </w:p>
-    <w:bookmarkEnd w:id="54"/>
-    <w:bookmarkEnd w:id="55"/>
-    <w:bookmarkStart w:id="56" w:name="riesgos-y-mitigaciones"/>
+    <w:bookmarkEnd w:id="43"/>
+    <w:bookmarkEnd w:id="44"/>
+    <w:bookmarkStart w:id="45" w:name="riesgos-y-mitigaciones"/>
     <w:p>
       <w:pPr>
         <w:pStyle w:val="Heading2"/>
@@ -4538,8 +4538,8 @@
         </w:pict>
       </w:r>
     </w:p>
-    <w:bookmarkEnd w:id="56"/>
-    <w:bookmarkStart w:id="59" w:name="cumplimiento-contractual"/>
+    <w:bookmarkEnd w:id="45"/>
+    <w:bookmarkStart w:id="48" w:name="cumplimiento-contractual"/>
     <w:p>
       <w:pPr>
         <w:pStyle w:val="Heading2"/>
@@ -4548,7 +4548,7 @@
         <w:t xml:space="preserve">📋 CUMPLIMIENTO CONTRACTUAL</w:t>
       </w:r>
     </w:p>
-    <w:bookmarkStart w:id="57" w:name="obligaciones-clave-del-contrato"/>
+    <w:bookmarkStart w:id="46" w:name="obligaciones-clave-del-contrato"/>
     <w:p>
       <w:pPr>
         <w:pStyle w:val="Heading3"/>
@@ -4697,8 +4697,8 @@
         <w:t xml:space="preserve">Gestión de recursos humanos y materiales - En progreso</w:t>
       </w:r>
     </w:p>
-    <w:bookmarkEnd w:id="57"/>
-    <w:bookmarkStart w:id="58" w:name="referencias-contractuales"/>
+    <w:bookmarkEnd w:id="46"/>
+    <w:bookmarkStart w:id="47" w:name="referencias-contractuales"/>
     <w:p>
       <w:pPr>
         <w:pStyle w:val="Heading3"/>
@@ -4802,9 +4802,9 @@
         </w:pict>
       </w:r>
     </w:p>
-    <w:bookmarkEnd w:id="58"/>
-    <w:bookmarkEnd w:id="59"/>
-    <w:bookmarkStart w:id="62" w:name="documentación-de-soporte"/>
+    <w:bookmarkEnd w:id="47"/>
+    <w:bookmarkEnd w:id="48"/>
+    <w:bookmarkStart w:id="51" w:name="documentación-de-soporte"/>
     <w:p>
       <w:pPr>
         <w:pStyle w:val="Heading2"/>
@@ -4813,7 +4813,7 @@
         <w:t xml:space="preserve">📚 DOCUMENTACIÓN DE SOPORTE</w:t>
       </w:r>
     </w:p>
-    <w:bookmarkStart w:id="60" w:name="documentos-técnicos-disponibles"/>
+    <w:bookmarkStart w:id="49" w:name="documentos-técnicos-disponibles"/>
     <w:p>
       <w:pPr>
         <w:pStyle w:val="Heading3"/>
@@ -5039,8 +5039,8 @@
         </w:tc>
       </w:tr>
     </w:tbl>
-    <w:bookmarkEnd w:id="60"/>
-    <w:bookmarkStart w:id="61" w:name="para-más-información-técnica"/>
+    <w:bookmarkEnd w:id="49"/>
+    <w:bookmarkStart w:id="50" w:name="para-más-información-técnica"/>
     <w:p>
       <w:pPr>
         <w:pStyle w:val="Heading3"/>
@@ -5064,9 +5064,9 @@
         </w:pict>
       </w:r>
     </w:p>
-    <w:bookmarkEnd w:id="61"/>
-    <w:bookmarkEnd w:id="62"/>
-    <w:bookmarkStart w:id="63" w:name="contactos-y-responsables"/>
+    <w:bookmarkEnd w:id="50"/>
+    <w:bookmarkEnd w:id="51"/>
+    <w:bookmarkStart w:id="52" w:name="contactos-y-responsables"/>
     <w:p>
       <w:pPr>
         <w:pStyle w:val="Heading2"/>
@@ -5249,8 +5249,8 @@
         </w:pict>
       </w:r>
     </w:p>
-    <w:bookmarkEnd w:id="63"/>
-    <w:bookmarkStart w:id="64" w:name="indicadores-de-desempeño-kpis"/>
+    <w:bookmarkEnd w:id="52"/>
+    <w:bookmarkStart w:id="53" w:name="indicadores-de-desempeño-kpis"/>
     <w:p>
       <w:pPr>
         <w:pStyle w:val="Heading2"/>
@@ -5582,8 +5582,8 @@
         </w:pict>
       </w:r>
     </w:p>
-    <w:bookmarkEnd w:id="64"/>
-    <w:bookmarkStart w:id="65" w:name="control-de-versiones"/>
+    <w:bookmarkEnd w:id="53"/>
+    <w:bookmarkStart w:id="54" w:name="control-de-versiones"/>
     <w:p>
       <w:pPr>
         <w:pStyle w:val="Heading2"/>
@@ -5782,8 +5782,8 @@
         <w:t xml:space="preserve">GESTION_MASTER_Cronograma_y_Recursos_v1.0.md</w:t>
       </w:r>
     </w:p>
-    <w:bookmarkEnd w:id="65"/>
-    <w:bookmarkEnd w:id="66"/>
+    <w:bookmarkEnd w:id="54"/>
+    <w:bookmarkEnd w:id="55"/>
     <w:sectPr>
       <w:footnotePr>
         <w:numRestart w:val="eachSect"/>
@@ -6147,10 +6147,10 @@
   <w:docDefaults>
     <w:rPrDefault>
       <w:rPr>
-        <w:rFonts w:asciiTheme="minorHAnsi" w:cstheme="minorBidi" w:eastAsiaTheme="minorHAnsi" w:hAnsiTheme="minorHAnsi"/>
+        <w:rFonts w:asciiTheme="minorHAnsi" w:cstheme="minorBidi" w:eastAsiaTheme="minorEastAsia" w:hAnsiTheme="minorHAnsi"/>
         <w:sz w:val="24"/>
         <w:szCs w:val="24"/>
-        <w:lang w:bidi="ar-SA" w:eastAsia="en-US" w:val="en-US"/>
+        <w:lang w:bidi="ar-SA" w:eastAsia="zh-CN" w:val="en-US"/>
       </w:rPr>
     </w:rPrDefault>
     <w:pPrDefault>
@@ -6202,8 +6202,6 @@
     </w:pPr>
     <w:rPr>
       <w:rFonts w:asciiTheme="majorHAnsi" w:cstheme="majorBidi" w:eastAsiaTheme="majorEastAsia" w:hAnsiTheme="majorHAnsi"/>
-      <w:spacing w:val="-10"/>
-      <w:kern w:val="28"/>
       <w:sz w:val="56"/>
       <w:szCs w:val="56"/>
     </w:rPr>
@@ -6216,8 +6214,6 @@
     <w:rsid w:val="00A10FD9"/>
     <w:rPr>
       <w:rFonts w:asciiTheme="majorHAnsi" w:cstheme="majorBidi" w:eastAsiaTheme="majorEastAsia" w:hAnsiTheme="majorHAnsi"/>
-      <w:spacing w:val="-10"/>
-      <w:kern w:val="28"/>
       <w:sz w:val="56"/>
       <w:szCs w:val="56"/>
     </w:rPr>
@@ -6258,23 +6254,31 @@
   </w:style>
   <w:style w:customStyle="1" w:styleId="Author" w:type="paragraph">
     <w:name w:val="Author"/>
+    <w:basedOn w:val="Title"/>
     <w:next w:val="BodyText"/>
     <w:qFormat/>
     <w:pPr>
       <w:keepNext/>
       <w:keepLines/>
-      <w:jc w:val="center"/>
     </w:pPr>
+    <w:rPr>
+      <w:sz w:val="24"/>
+      <w:szCs w:val="24"/>
+    </w:rPr>
   </w:style>
   <w:style w:styleId="Date" w:type="paragraph">
     <w:name w:val="Date"/>
+    <w:basedOn w:val="Title"/>
     <w:next w:val="BodyText"/>
     <w:qFormat/>
     <w:pPr>
       <w:keepNext/>
       <w:keepLines/>
-      <w:jc w:val="center"/>
     </w:pPr>
+    <w:rPr>
+      <w:sz w:val="24"/>
+      <w:szCs w:val="24"/>
+    </w:rPr>
   </w:style>
   <w:style w:customStyle="1" w:styleId="AbstractTitle" w:type="paragraph">
     <w:name w:val="Abstract Title"/>
@@ -6687,13 +6691,6 @@
       </w:tblCellMar>
     </w:tblPr>
     <w:tblStylePr w:type="firstRow">
-      <w:tblPr>
-        <w:jc w:val="left"/>
-        <w:tblInd w:type="dxa" w:w="0"/>
-      </w:tblPr>
-      <w:trPr>
-        <w:jc w:val="left"/>
-      </w:trPr>
       <w:tcPr>
         <w:tcBorders>
           <w:bottom w:val="single"/>

--- a/X_ENTREGABLES_CONSOLIDADOS/8_DOCUMENTOS_SERVIDOS/WORD/GESTION_EJECUTIVO_Cronograma_y_Recursos.docx
+++ b/X_ENTREGABLES_CONSOLIDADOS/8_DOCUMENTOS_SERVIDOS/WORD/GESTION_EJECUTIVO_Cronograma_y_Recursos.docx
@@ -28,7 +28,7 @@
         </w:p>
       </w:sdtContent>
     </w:sdt>
-    <w:bookmarkStart w:id="55" w:name="gestión-ejecutiva-cronograma-y-recursos"/>
+    <w:bookmarkStart w:id="66" w:name="gestión-ejecutiva-cronograma-y-recursos"/>
     <w:p>
       <w:pPr>
         <w:pStyle w:val="Heading1"/>
@@ -37,7 +37,7 @@
         <w:t xml:space="preserve">GESTIÓN EJECUTIVA: CRONOGRAMA Y RECURSOS</w:t>
       </w:r>
     </w:p>
-    <w:bookmarkStart w:id="9" w:name="X32817e150955232e764a0a11997b125c5d2d5eb"/>
+    <w:bookmarkStart w:id="20" w:name="X32817e150955232e764a0a11997b125c5d2d5eb"/>
     <w:p>
       <w:pPr>
         <w:pStyle w:val="Heading2"/>
@@ -53,8 +53,8 @@
         </w:pict>
       </w:r>
     </w:p>
-    <w:bookmarkEnd w:id="9"/>
-    <w:bookmarkStart w:id="13" w:name="resumen-ejecutivo"/>
+    <w:bookmarkEnd w:id="20"/>
+    <w:bookmarkStart w:id="24" w:name="resumen-ejecutivo"/>
     <w:p>
       <w:pPr>
         <w:pStyle w:val="Heading2"/>
@@ -63,7 +63,7 @@
         <w:t xml:space="preserve">📊 RESUMEN EJECUTIVO</w:t>
       </w:r>
     </w:p>
-    <w:bookmarkStart w:id="10" w:name="qué-es-este-documento-y-por-qué-importa"/>
+    <w:bookmarkStart w:id="21" w:name="qué-es-este-documento-y-por-qué-importa"/>
     <w:p>
       <w:pPr>
         <w:pStyle w:val="Heading3"/>
@@ -84,10 +84,24 @@
       </w:r>
       <w:r>
         <w:rPr>
-          <w:b/>
-          <w:bCs/>
-        </w:rPr>
-        <w:t xml:space="preserve">“cronograma y recursos”</w:t>
+          <w:bCs/>
+          <w:b/>
+        </w:rPr>
+        <w:t xml:space="preserve">“</w:t>
+      </w:r>
+      <w:r>
+        <w:rPr>
+          <w:bCs/>
+          <w:b/>
+        </w:rPr>
+        <w:t xml:space="preserve">cronograma y recursos</w:t>
+      </w:r>
+      <w:r>
+        <w:rPr>
+          <w:bCs/>
+          <w:b/>
+        </w:rPr>
+        <w:t xml:space="preserve">”</w:t>
       </w:r>
       <w:r>
         <w:t xml:space="preserve"> </w:t>
@@ -99,7 +113,13 @@
         <w:t xml:space="preserve"> </w:t>
       </w:r>
       <w:r>
-        <w:t xml:space="preserve">“plan de trabajo”</w:t>
+        <w:t xml:space="preserve">“</w:t>
+      </w:r>
+      <w:r>
+        <w:t xml:space="preserve">plan de trabajo</w:t>
+      </w:r>
+      <w:r>
+        <w:t xml:space="preserve">”</w:t>
       </w:r>
       <w:r>
         <w:t xml:space="preserve"> </w:t>
@@ -108,8 +128,8 @@
         <w:t xml:space="preserve">del proyecto que todos deben seguir para cumplir los objetivos.</w:t>
       </w:r>
     </w:p>
-    <w:bookmarkEnd w:id="10"/>
-    <w:bookmarkStart w:id="11" w:name="X7c83a38cc8f42be1526a62fa09e05463bbe3395"/>
+    <w:bookmarkEnd w:id="21"/>
+    <w:bookmarkStart w:id="22" w:name="X7c83a38cc8f42be1526a62fa09e05463bbe3395"/>
     <w:p>
       <w:pPr>
         <w:pStyle w:val="Heading3"/>
@@ -120,16 +140,16 @@
     </w:p>
     <w:p>
       <w:pPr>
-        <w:pStyle w:val="Compact"/>
         <w:numPr>
           <w:ilvl w:val="0"/>
           <w:numId w:val="1001"/>
         </w:numPr>
-      </w:pPr>
-      <w:r>
-        <w:rPr>
-          <w:b/>
-          <w:bCs/>
+        <w:pStyle w:val="Compact"/>
+      </w:pPr>
+      <w:r>
+        <w:rPr>
+          <w:bCs/>
+          <w:b/>
         </w:rPr>
         <w:t xml:space="preserve">Duración total:</w:t>
       </w:r>
@@ -137,21 +157,21 @@
         <w:t xml:space="preserve"> </w:t>
       </w:r>
       <w:r>
-        <w:t xml:space="preserve">36 meses (3 años)</w:t>
-      </w:r>
-    </w:p>
-    <w:p>
-      <w:pPr>
-        <w:pStyle w:val="Compact"/>
+        <w:t xml:space="preserve">36 meses (3 anos)</w:t>
+      </w:r>
+    </w:p>
+    <w:p>
+      <w:pPr>
         <w:numPr>
           <w:ilvl w:val="0"/>
           <w:numId w:val="1001"/>
         </w:numPr>
-      </w:pPr>
-      <w:r>
-        <w:rPr>
-          <w:b/>
-          <w:bCs/>
+        <w:pStyle w:val="Compact"/>
+      </w:pPr>
+      <w:r>
+        <w:rPr>
+          <w:bCs/>
+          <w:b/>
         </w:rPr>
         <w:t xml:space="preserve">Presupuesto total:</w:t>
       </w:r>
@@ -164,16 +184,16 @@
     </w:p>
     <w:p>
       <w:pPr>
-        <w:pStyle w:val="Compact"/>
         <w:numPr>
           <w:ilvl w:val="0"/>
           <w:numId w:val="1001"/>
         </w:numPr>
-      </w:pPr>
-      <w:r>
-        <w:rPr>
-          <w:b/>
-          <w:bCs/>
+        <w:pStyle w:val="Compact"/>
+      </w:pPr>
+      <w:r>
+        <w:rPr>
+          <w:bCs/>
+          <w:b/>
         </w:rPr>
         <w:t xml:space="preserve">Recursos humanos:</w:t>
       </w:r>
@@ -186,16 +206,16 @@
     </w:p>
     <w:p>
       <w:pPr>
-        <w:pStyle w:val="Compact"/>
         <w:numPr>
           <w:ilvl w:val="0"/>
           <w:numId w:val="1001"/>
         </w:numPr>
-      </w:pPr>
-      <w:r>
-        <w:rPr>
-          <w:b/>
-          <w:bCs/>
+        <w:pStyle w:val="Compact"/>
+      </w:pPr>
+      <w:r>
+        <w:rPr>
+          <w:bCs/>
+          <w:b/>
         </w:rPr>
         <w:t xml:space="preserve">Equipos:</w:t>
       </w:r>
@@ -208,16 +228,16 @@
     </w:p>
     <w:p>
       <w:pPr>
-        <w:pStyle w:val="Compact"/>
         <w:numPr>
           <w:ilvl w:val="0"/>
           <w:numId w:val="1001"/>
         </w:numPr>
-      </w:pPr>
-      <w:r>
-        <w:rPr>
-          <w:b/>
-          <w:bCs/>
+        <w:pStyle w:val="Compact"/>
+      </w:pPr>
+      <w:r>
+        <w:rPr>
+          <w:bCs/>
+          <w:b/>
         </w:rPr>
         <w:t xml:space="preserve">Materiales:</w:t>
       </w:r>
@@ -230,16 +250,16 @@
     </w:p>
     <w:p>
       <w:pPr>
-        <w:pStyle w:val="Compact"/>
         <w:numPr>
           <w:ilvl w:val="0"/>
           <w:numId w:val="1001"/>
         </w:numPr>
-      </w:pPr>
-      <w:r>
-        <w:rPr>
-          <w:b/>
-          <w:bCs/>
+        <w:pStyle w:val="Compact"/>
+      </w:pPr>
+      <w:r>
+        <w:rPr>
+          <w:bCs/>
+          <w:b/>
         </w:rPr>
         <w:t xml:space="preserve">Subcontratos:</w:t>
       </w:r>
@@ -252,16 +272,16 @@
     </w:p>
     <w:p>
       <w:pPr>
-        <w:pStyle w:val="Compact"/>
         <w:numPr>
           <w:ilvl w:val="0"/>
           <w:numId w:val="1001"/>
         </w:numPr>
-      </w:pPr>
-      <w:r>
-        <w:rPr>
-          <w:b/>
-          <w:bCs/>
+        <w:pStyle w:val="Compact"/>
+      </w:pPr>
+      <w:r>
+        <w:rPr>
+          <w:bCs/>
+          <w:b/>
         </w:rPr>
         <w:t xml:space="preserve">Disponibilidad recursos:</w:t>
       </w:r>
@@ -272,8 +292,8 @@
         <w:t xml:space="preserve">95%</w:t>
       </w:r>
     </w:p>
-    <w:bookmarkEnd w:id="11"/>
-    <w:bookmarkStart w:id="12" w:name="hitos-críticos"/>
+    <w:bookmarkEnd w:id="22"/>
+    <w:bookmarkStart w:id="23" w:name="hitos-críticos"/>
     <w:p>
       <w:pPr>
         <w:pStyle w:val="Heading3"/>
@@ -287,6 +307,7 @@
         <w:tblStyle w:val="Table"/>
         <w:tblW w:type="auto" w:w="0"/>
         <w:tblLook w:firstRow="1" w:lastRow="0" w:firstColumn="0" w:lastColumn="0" w:noHBand="0" w:noVBand="0" w:val="0020"/>
+        <w:jc w:val="start"/>
       </w:tblPr>
       <w:tblGrid>
         <w:gridCol w:w="1584"/>
@@ -297,7 +318,7 @@
       </w:tblGrid>
       <w:tr>
         <w:trPr>
-          <w:tblHeader w:val="on"/>
+          <w:tblHeader w:val="true"/>
         </w:trPr>
         <w:tc>
           <w:tcPr/>
@@ -369,7 +390,7 @@
               <w:jc w:val="left"/>
             </w:pPr>
             <w:r>
-              <w:t xml:space="preserve">Diseño Conceptual</w:t>
+              <w:t xml:space="preserve">Diseno Conceptual</w:t>
             </w:r>
           </w:p>
         </w:tc>
@@ -678,18 +699,18 @@
         </w:pict>
       </w:r>
     </w:p>
-    <w:bookmarkEnd w:id="12"/>
-    <w:bookmarkEnd w:id="13"/>
-    <w:bookmarkStart w:id="19" w:name="X16ad1bf8fd3c72f4f9f37ec0fde01a31e7fb65a"/>
+    <w:bookmarkEnd w:id="23"/>
+    <w:bookmarkEnd w:id="24"/>
+    <w:bookmarkStart w:id="30" w:name="X803e86927c714bbbb99cb452fc37c99f7ada6f4"/>
     <w:p>
       <w:pPr>
         <w:pStyle w:val="Heading2"/>
       </w:pPr>
       <w:r>
-        <w:t xml:space="preserve">🔍 CRITERIOS DE DISEÑO Y JUSTIFICACIONES TÉCNICAS</w:t>
-      </w:r>
-    </w:p>
-    <w:bookmarkStart w:id="14" w:name="por-qué-36-meses-de-duración-total"/>
+        <w:t xml:space="preserve">🔍 CRITERIOS DE DISENO Y JUSTIFICACIONES TÉCNICAS</w:t>
+      </w:r>
+    </w:p>
+    <w:bookmarkStart w:id="25" w:name="por-qué-36-meses-de-duración-total"/>
     <w:p>
       <w:pPr>
         <w:pStyle w:val="Heading3"/>
@@ -704,8 +725,8 @@
       </w:pPr>
       <w:r>
         <w:rPr>
-          <w:b/>
-          <w:bCs/>
+          <w:bCs/>
+          <w:b/>
         </w:rPr>
         <w:t xml:space="preserve">Justificación de Cronograma:</w:t>
       </w:r>
@@ -732,10 +753,10 @@
       </w:r>
       <w:r>
         <w:rPr>
-          <w:b/>
-          <w:bCs/>
-        </w:rPr>
-        <w:t xml:space="preserve">Diseño Conceptual</w:t>
+          <w:bCs/>
+          <w:b/>
+        </w:rPr>
+        <w:t xml:space="preserve">Diseno Conceptual</w:t>
       </w:r>
       <w:r>
         <w:t xml:space="preserve"> </w:t>
@@ -754,8 +775,8 @@
       </w:r>
       <w:r>
         <w:rPr>
-          <w:b/>
-          <w:bCs/>
+          <w:bCs/>
+          <w:b/>
         </w:rPr>
         <w:t xml:space="preserve">Ingeniería Básica</w:t>
       </w:r>
@@ -776,8 +797,8 @@
       </w:r>
       <w:r>
         <w:rPr>
-          <w:b/>
-          <w:bCs/>
+          <w:bCs/>
+          <w:b/>
         </w:rPr>
         <w:t xml:space="preserve">Ingeniería de Detalle</w:t>
       </w:r>
@@ -798,8 +819,8 @@
       </w:r>
       <w:r>
         <w:rPr>
-          <w:b/>
-          <w:bCs/>
+          <w:bCs/>
+          <w:b/>
         </w:rPr>
         <w:t xml:space="preserve">Construcción</w:t>
       </w:r>
@@ -820,8 +841,8 @@
       </w:r>
       <w:r>
         <w:rPr>
-          <w:b/>
-          <w:bCs/>
+          <w:bCs/>
+          <w:b/>
         </w:rPr>
         <w:t xml:space="preserve">Comisionamiento</w:t>
       </w:r>
@@ -842,8 +863,8 @@
       </w:r>
       <w:r>
         <w:rPr>
-          <w:b/>
-          <w:bCs/>
+          <w:bCs/>
+          <w:b/>
         </w:rPr>
         <w:t xml:space="preserve">TOTAL</w:t>
       </w:r>
@@ -858,8 +879,8 @@
       </w:r>
       <w:r>
         <w:rPr>
-          <w:b/>
-          <w:bCs/>
+          <w:bCs/>
+          <w:b/>
         </w:rPr>
         <w:t xml:space="preserve">36 meses</w:t>
       </w:r>
@@ -870,8 +891,8 @@
         <w:t xml:space="preserve">| Cronograma optimizado para proyecto |</w:t>
       </w:r>
     </w:p>
-    <w:bookmarkEnd w:id="14"/>
-    <w:bookmarkStart w:id="15" w:name="por-qué-450000-millones-de-presupuesto"/>
+    <w:bookmarkEnd w:id="25"/>
+    <w:bookmarkStart w:id="26" w:name="por-qué-450000-millones-de-presupuesto"/>
     <w:p>
       <w:pPr>
         <w:pStyle w:val="Heading3"/>
@@ -886,8 +907,8 @@
       </w:pPr>
       <w:r>
         <w:rPr>
-          <w:b/>
-          <w:bCs/>
+          <w:bCs/>
+          <w:b/>
         </w:rPr>
         <w:t xml:space="preserve">Justificación de Costos:</w:t>
       </w:r>
@@ -914,8 +935,8 @@
       </w:r>
       <w:r>
         <w:rPr>
-          <w:b/>
-          <w:bCs/>
+          <w:bCs/>
+          <w:b/>
         </w:rPr>
         <w:t xml:space="preserve">Infraestructura Civil</w:t>
       </w:r>
@@ -936,8 +957,8 @@
       </w:r>
       <w:r>
         <w:rPr>
-          <w:b/>
-          <w:bCs/>
+          <w:bCs/>
+          <w:b/>
         </w:rPr>
         <w:t xml:space="preserve">Sistemas Técnicos</w:t>
       </w:r>
@@ -958,8 +979,8 @@
       </w:r>
       <w:r>
         <w:rPr>
-          <w:b/>
-          <w:bCs/>
+          <w:bCs/>
+          <w:b/>
         </w:rPr>
         <w:t xml:space="preserve">Material Rodante</w:t>
       </w:r>
@@ -980,8 +1001,8 @@
       </w:r>
       <w:r>
         <w:rPr>
-          <w:b/>
-          <w:bCs/>
+          <w:bCs/>
+          <w:b/>
         </w:rPr>
         <w:t xml:space="preserve">Gestión de Proyecto</w:t>
       </w:r>
@@ -1002,8 +1023,8 @@
       </w:r>
       <w:r>
         <w:rPr>
-          <w:b/>
-          <w:bCs/>
+          <w:bCs/>
+          <w:b/>
         </w:rPr>
         <w:t xml:space="preserve">Contingencias</w:t>
       </w:r>
@@ -1024,8 +1045,8 @@
       </w:r>
       <w:r>
         <w:rPr>
-          <w:b/>
-          <w:bCs/>
+          <w:bCs/>
+          <w:b/>
         </w:rPr>
         <w:t xml:space="preserve">TOTAL</w:t>
       </w:r>
@@ -1040,8 +1061,8 @@
       </w:r>
       <w:r>
         <w:rPr>
-          <w:b/>
-          <w:bCs/>
+          <w:bCs/>
+          <w:b/>
         </w:rPr>
         <w:t xml:space="preserve">450,000</w:t>
       </w:r>
@@ -1056,8 +1077,8 @@
       </w:r>
       <w:r>
         <w:rPr>
-          <w:b/>
-          <w:bCs/>
+          <w:bCs/>
+          <w:b/>
         </w:rPr>
         <w:t xml:space="preserve">100%</w:t>
       </w:r>
@@ -1068,8 +1089,8 @@
         <w:t xml:space="preserve">| Presupuesto integral del proyecto |</w:t>
       </w:r>
     </w:p>
-    <w:bookmarkEnd w:id="15"/>
-    <w:bookmarkStart w:id="16" w:name="X1978aba6b98f243bc107d2d7809f5fda2d723dc"/>
+    <w:bookmarkEnd w:id="26"/>
+    <w:bookmarkStart w:id="27" w:name="X1978aba6b98f243bc107d2d7809f5fda2d723dc"/>
     <w:p>
       <w:pPr>
         <w:pStyle w:val="Heading3"/>
@@ -1084,8 +1105,8 @@
       </w:pPr>
       <w:r>
         <w:rPr>
-          <w:b/>
-          <w:bCs/>
+          <w:bCs/>
+          <w:b/>
         </w:rPr>
         <w:t xml:space="preserve">Justificación de Personal:</w:t>
       </w:r>
@@ -1112,8 +1133,8 @@
       </w:r>
       <w:r>
         <w:rPr>
-          <w:b/>
-          <w:bCs/>
+          <w:bCs/>
+          <w:b/>
         </w:rPr>
         <w:t xml:space="preserve">Ingenieros</w:t>
       </w:r>
@@ -1121,7 +1142,7 @@
         <w:t xml:space="preserve"> </w:t>
       </w:r>
       <w:r>
-        <w:t xml:space="preserve">| 180 | 15% | Diseño y supervisión técnica |</w:t>
+        <w:t xml:space="preserve">| 180 | 15% | Diseno y supervisión técnica |</w:t>
       </w:r>
       <w:r>
         <w:t xml:space="preserve"> </w:t>
@@ -1134,8 +1155,8 @@
       </w:r>
       <w:r>
         <w:rPr>
-          <w:b/>
-          <w:bCs/>
+          <w:bCs/>
+          <w:b/>
         </w:rPr>
         <w:t xml:space="preserve">Técnicos</w:t>
       </w:r>
@@ -1156,8 +1177,8 @@
       </w:r>
       <w:r>
         <w:rPr>
-          <w:b/>
-          <w:bCs/>
+          <w:bCs/>
+          <w:b/>
         </w:rPr>
         <w:t xml:space="preserve">Operarios</w:t>
       </w:r>
@@ -1178,8 +1199,8 @@
       </w:r>
       <w:r>
         <w:rPr>
-          <w:b/>
-          <w:bCs/>
+          <w:bCs/>
+          <w:b/>
         </w:rPr>
         <w:t xml:space="preserve">Personal administrativo</w:t>
       </w:r>
@@ -1200,8 +1221,8 @@
       </w:r>
       <w:r>
         <w:rPr>
-          <w:b/>
-          <w:bCs/>
+          <w:bCs/>
+          <w:b/>
         </w:rPr>
         <w:t xml:space="preserve">TOTAL</w:t>
       </w:r>
@@ -1216,8 +1237,8 @@
       </w:r>
       <w:r>
         <w:rPr>
-          <w:b/>
-          <w:bCs/>
+          <w:bCs/>
+          <w:b/>
         </w:rPr>
         <w:t xml:space="preserve">1,200</w:t>
       </w:r>
@@ -1232,8 +1253,8 @@
       </w:r>
       <w:r>
         <w:rPr>
-          <w:b/>
-          <w:bCs/>
+          <w:bCs/>
+          <w:b/>
         </w:rPr>
         <w:t xml:space="preserve">100%</w:t>
       </w:r>
@@ -1244,8 +1265,8 @@
         <w:t xml:space="preserve">| Personal necesario para proyecto |</w:t>
       </w:r>
     </w:p>
-    <w:bookmarkEnd w:id="16"/>
-    <w:bookmarkStart w:id="17" w:name="por-qué-150-equipos-especializados"/>
+    <w:bookmarkEnd w:id="27"/>
+    <w:bookmarkStart w:id="28" w:name="por-qué-150-equipos-especializados"/>
     <w:p>
       <w:pPr>
         <w:pStyle w:val="Heading3"/>
@@ -1260,8 +1281,8 @@
       </w:pPr>
       <w:r>
         <w:rPr>
-          <w:b/>
-          <w:bCs/>
+          <w:bCs/>
+          <w:b/>
         </w:rPr>
         <w:t xml:space="preserve">Justificación de Equipos:</w:t>
       </w:r>
@@ -1288,8 +1309,8 @@
       </w:r>
       <w:r>
         <w:rPr>
-          <w:b/>
-          <w:bCs/>
+          <w:bCs/>
+          <w:b/>
         </w:rPr>
         <w:t xml:space="preserve">Equipos de construcción</w:t>
       </w:r>
@@ -1310,8 +1331,8 @@
       </w:r>
       <w:r>
         <w:rPr>
-          <w:b/>
-          <w:bCs/>
+          <w:bCs/>
+          <w:b/>
         </w:rPr>
         <w:t xml:space="preserve">Equipos de instalación</w:t>
       </w:r>
@@ -1332,8 +1353,8 @@
       </w:r>
       <w:r>
         <w:rPr>
-          <w:b/>
-          <w:bCs/>
+          <w:bCs/>
+          <w:b/>
         </w:rPr>
         <w:t xml:space="preserve">Equipos de transporte</w:t>
       </w:r>
@@ -1354,8 +1375,8 @@
       </w:r>
       <w:r>
         <w:rPr>
-          <w:b/>
-          <w:bCs/>
+          <w:bCs/>
+          <w:b/>
         </w:rPr>
         <w:t xml:space="preserve">Equipos de apoyo</w:t>
       </w:r>
@@ -1376,8 +1397,8 @@
       </w:r>
       <w:r>
         <w:rPr>
-          <w:b/>
-          <w:bCs/>
+          <w:bCs/>
+          <w:b/>
         </w:rPr>
         <w:t xml:space="preserve">TOTAL</w:t>
       </w:r>
@@ -1392,8 +1413,8 @@
       </w:r>
       <w:r>
         <w:rPr>
-          <w:b/>
-          <w:bCs/>
+          <w:bCs/>
+          <w:b/>
         </w:rPr>
         <w:t xml:space="preserve">150</w:t>
       </w:r>
@@ -1404,8 +1425,8 @@
         <w:t xml:space="preserve">| Equipos necesarios para proyecto |</w:t>
       </w:r>
     </w:p>
-    <w:bookmarkEnd w:id="17"/>
-    <w:bookmarkStart w:id="18" w:name="por-qué-85000-toneladas-de-materiales"/>
+    <w:bookmarkEnd w:id="28"/>
+    <w:bookmarkStart w:id="29" w:name="por-qué-85000-toneladas-de-materiales"/>
     <w:p>
       <w:pPr>
         <w:pStyle w:val="Heading3"/>
@@ -1420,8 +1441,8 @@
       </w:pPr>
       <w:r>
         <w:rPr>
-          <w:b/>
-          <w:bCs/>
+          <w:bCs/>
+          <w:b/>
         </w:rPr>
         <w:t xml:space="preserve">Justificación de Materiales:</w:t>
       </w:r>
@@ -1448,8 +1469,8 @@
       </w:r>
       <w:r>
         <w:rPr>
-          <w:b/>
-          <w:bCs/>
+          <w:bCs/>
+          <w:b/>
         </w:rPr>
         <w:t xml:space="preserve">Concreto</w:t>
       </w:r>
@@ -1470,8 +1491,8 @@
       </w:r>
       <w:r>
         <w:rPr>
-          <w:b/>
-          <w:bCs/>
+          <w:bCs/>
+          <w:b/>
         </w:rPr>
         <w:t xml:space="preserve">Acero</w:t>
       </w:r>
@@ -1492,8 +1513,8 @@
       </w:r>
       <w:r>
         <w:rPr>
-          <w:b/>
-          <w:bCs/>
+          <w:bCs/>
+          <w:b/>
         </w:rPr>
         <w:t xml:space="preserve">Agregados</w:t>
       </w:r>
@@ -1514,8 +1535,8 @@
       </w:r>
       <w:r>
         <w:rPr>
-          <w:b/>
-          <w:bCs/>
+          <w:bCs/>
+          <w:b/>
         </w:rPr>
         <w:t xml:space="preserve">Otros materiales</w:t>
       </w:r>
@@ -1536,8 +1557,8 @@
       </w:r>
       <w:r>
         <w:rPr>
-          <w:b/>
-          <w:bCs/>
+          <w:bCs/>
+          <w:b/>
         </w:rPr>
         <w:t xml:space="preserve">TOTAL</w:t>
       </w:r>
@@ -1552,8 +1573,8 @@
       </w:r>
       <w:r>
         <w:rPr>
-          <w:b/>
-          <w:bCs/>
+          <w:bCs/>
+          <w:b/>
         </w:rPr>
         <w:t xml:space="preserve">85,000</w:t>
       </w:r>
@@ -1571,9 +1592,9 @@
         </w:pict>
       </w:r>
     </w:p>
-    <w:bookmarkEnd w:id="18"/>
-    <w:bookmarkEnd w:id="19"/>
-    <w:bookmarkStart w:id="23" w:name="función-y-propósito-de-la-gestión"/>
+    <w:bookmarkEnd w:id="29"/>
+    <w:bookmarkEnd w:id="30"/>
+    <w:bookmarkStart w:id="34" w:name="función-y-propósito-de-la-gestión"/>
     <w:p>
       <w:pPr>
         <w:pStyle w:val="Heading2"/>
@@ -1582,7 +1603,7 @@
         <w:t xml:space="preserve">🎯 FUNCIÓN Y PROPÓSITO DE LA GESTIÓN</w:t>
       </w:r>
     </w:p>
-    <w:bookmarkStart w:id="20" w:name="qué-hace-esta-gestión"/>
+    <w:bookmarkStart w:id="31" w:name="qué-hace-esta-gestión"/>
     <w:p>
       <w:pPr>
         <w:pStyle w:val="Heading3"/>
@@ -1603,8 +1624,8 @@
       </w:r>
       <w:r>
         <w:rPr>
-          <w:b/>
-          <w:bCs/>
+          <w:bCs/>
+          <w:b/>
         </w:rPr>
         <w:t xml:space="preserve">coordinación y control</w:t>
       </w:r>
@@ -1625,8 +1646,8 @@
       </w:r>
       <w:r>
         <w:rPr>
-          <w:b/>
-          <w:bCs/>
+          <w:bCs/>
+          <w:b/>
         </w:rPr>
         <w:t xml:space="preserve">Planificación:</w:t>
       </w:r>
@@ -1647,8 +1668,8 @@
       </w:r>
       <w:r>
         <w:rPr>
-          <w:b/>
-          <w:bCs/>
+          <w:bCs/>
+          <w:b/>
         </w:rPr>
         <w:t xml:space="preserve">Recursos:</w:t>
       </w:r>
@@ -1669,8 +1690,8 @@
       </w:r>
       <w:r>
         <w:rPr>
-          <w:b/>
-          <w:bCs/>
+          <w:bCs/>
+          <w:b/>
         </w:rPr>
         <w:t xml:space="preserve">Control:</w:t>
       </w:r>
@@ -1691,8 +1712,8 @@
       </w:r>
       <w:r>
         <w:rPr>
-          <w:b/>
-          <w:bCs/>
+          <w:bCs/>
+          <w:b/>
         </w:rPr>
         <w:t xml:space="preserve">Optimización:</w:t>
       </w:r>
@@ -1713,8 +1734,8 @@
       </w:r>
       <w:r>
         <w:rPr>
-          <w:b/>
-          <w:bCs/>
+          <w:bCs/>
+          <w:b/>
         </w:rPr>
         <w:t xml:space="preserve">Comunicación:</w:t>
       </w:r>
@@ -1725,8 +1746,8 @@
         <w:t xml:space="preserve">Coordinación entre equipos</w:t>
       </w:r>
     </w:p>
-    <w:bookmarkEnd w:id="20"/>
-    <w:bookmarkStart w:id="21" w:name="por-qué-la-necesitamos"/>
+    <w:bookmarkEnd w:id="31"/>
+    <w:bookmarkStart w:id="32" w:name="por-qué-la-necesitamos"/>
     <w:p>
       <w:pPr>
         <w:pStyle w:val="Heading3"/>
@@ -1737,16 +1758,16 @@
     </w:p>
     <w:p>
       <w:pPr>
-        <w:pStyle w:val="Compact"/>
         <w:numPr>
           <w:ilvl w:val="0"/>
           <w:numId w:val="1002"/>
         </w:numPr>
-      </w:pPr>
-      <w:r>
-        <w:rPr>
-          <w:b/>
-          <w:bCs/>
+        <w:pStyle w:val="Compact"/>
+      </w:pPr>
+      <w:r>
+        <w:rPr>
+          <w:bCs/>
+          <w:b/>
         </w:rPr>
         <w:t xml:space="preserve">Eficiencia:</w:t>
       </w:r>
@@ -1759,16 +1780,16 @@
     </w:p>
     <w:p>
       <w:pPr>
-        <w:pStyle w:val="Compact"/>
         <w:numPr>
           <w:ilvl w:val="0"/>
           <w:numId w:val="1002"/>
         </w:numPr>
-      </w:pPr>
-      <w:r>
-        <w:rPr>
-          <w:b/>
-          <w:bCs/>
+        <w:pStyle w:val="Compact"/>
+      </w:pPr>
+      <w:r>
+        <w:rPr>
+          <w:bCs/>
+          <w:b/>
         </w:rPr>
         <w:t xml:space="preserve">Control:</w:t>
       </w:r>
@@ -1781,16 +1802,16 @@
     </w:p>
     <w:p>
       <w:pPr>
-        <w:pStyle w:val="Compact"/>
         <w:numPr>
           <w:ilvl w:val="0"/>
           <w:numId w:val="1002"/>
         </w:numPr>
-      </w:pPr>
-      <w:r>
-        <w:rPr>
-          <w:b/>
-          <w:bCs/>
+        <w:pStyle w:val="Compact"/>
+      </w:pPr>
+      <w:r>
+        <w:rPr>
+          <w:bCs/>
+          <w:b/>
         </w:rPr>
         <w:t xml:space="preserve">Calidad:</w:t>
       </w:r>
@@ -1803,16 +1824,16 @@
     </w:p>
     <w:p>
       <w:pPr>
-        <w:pStyle w:val="Compact"/>
         <w:numPr>
           <w:ilvl w:val="0"/>
           <w:numId w:val="1002"/>
         </w:numPr>
-      </w:pPr>
-      <w:r>
-        <w:rPr>
-          <w:b/>
-          <w:bCs/>
+        <w:pStyle w:val="Compact"/>
+      </w:pPr>
+      <w:r>
+        <w:rPr>
+          <w:bCs/>
+          <w:b/>
         </w:rPr>
         <w:t xml:space="preserve">Costo:</w:t>
       </w:r>
@@ -1825,16 +1846,16 @@
     </w:p>
     <w:p>
       <w:pPr>
-        <w:pStyle w:val="Compact"/>
         <w:numPr>
           <w:ilvl w:val="0"/>
           <w:numId w:val="1002"/>
         </w:numPr>
-      </w:pPr>
-      <w:r>
-        <w:rPr>
-          <w:b/>
-          <w:bCs/>
+        <w:pStyle w:val="Compact"/>
+      </w:pPr>
+      <w:r>
+        <w:rPr>
+          <w:bCs/>
+          <w:b/>
         </w:rPr>
         <w:t xml:space="preserve">Tiempo:</w:t>
       </w:r>
@@ -1845,8 +1866,8 @@
         <w:t xml:space="preserve">Cumplimiento de cronograma</w:t>
       </w:r>
     </w:p>
-    <w:bookmarkEnd w:id="21"/>
-    <w:bookmarkStart w:id="22" w:name="cómo-se-integra-con-otros-aspectos"/>
+    <w:bookmarkEnd w:id="32"/>
+    <w:bookmarkStart w:id="33" w:name="cómo-se-integra-con-otros-aspectos"/>
     <w:p>
       <w:pPr>
         <w:pStyle w:val="Heading3"/>
@@ -1909,9 +1930,9 @@
         </w:pict>
       </w:r>
     </w:p>
-    <w:bookmarkEnd w:id="22"/>
-    <w:bookmarkEnd w:id="23"/>
-    <w:bookmarkStart w:id="27" w:name="componentes-principales"/>
+    <w:bookmarkEnd w:id="33"/>
+    <w:bookmarkEnd w:id="34"/>
+    <w:bookmarkStart w:id="38" w:name="componentes-principales"/>
     <w:p>
       <w:pPr>
         <w:pStyle w:val="Heading2"/>
@@ -1920,7 +1941,7 @@
         <w:t xml:space="preserve">🏗️ COMPONENTES PRINCIPALES</w:t>
       </w:r>
     </w:p>
-    <w:bookmarkStart w:id="24" w:name="cronograma-del-proyecto"/>
+    <w:bookmarkStart w:id="35" w:name="cronograma-del-proyecto"/>
     <w:p>
       <w:pPr>
         <w:pStyle w:val="Heading3"/>
@@ -1935,8 +1956,8 @@
       </w:pPr>
       <w:r>
         <w:rPr>
-          <w:b/>
-          <w:bCs/>
+          <w:bCs/>
+          <w:b/>
         </w:rPr>
         <w:t xml:space="preserve">Propósito:</w:t>
       </w:r>
@@ -1953,8 +1974,8 @@
       </w:pPr>
       <w:r>
         <w:rPr>
-          <w:b/>
-          <w:bCs/>
+          <w:bCs/>
+          <w:b/>
         </w:rPr>
         <w:t xml:space="preserve">Especificaciones técnicas:</w:t>
       </w:r>
@@ -1981,8 +2002,8 @@
       </w:r>
       <w:r>
         <w:rPr>
-          <w:b/>
-          <w:bCs/>
+          <w:bCs/>
+          <w:b/>
         </w:rPr>
         <w:t xml:space="preserve">Duración total</w:t>
       </w:r>
@@ -2003,8 +2024,8 @@
       </w:r>
       <w:r>
         <w:rPr>
-          <w:b/>
-          <w:bCs/>
+          <w:bCs/>
+          <w:b/>
         </w:rPr>
         <w:t xml:space="preserve">Fases principales</w:t>
       </w:r>
@@ -2025,8 +2046,8 @@
       </w:r>
       <w:r>
         <w:rPr>
-          <w:b/>
-          <w:bCs/>
+          <w:bCs/>
+          <w:b/>
         </w:rPr>
         <w:t xml:space="preserve">Actividades críticas</w:t>
       </w:r>
@@ -2047,8 +2068,8 @@
       </w:r>
       <w:r>
         <w:rPr>
-          <w:b/>
-          <w:bCs/>
+          <w:bCs/>
+          <w:b/>
         </w:rPr>
         <w:t xml:space="preserve">Hitos principales</w:t>
       </w:r>
@@ -2059,8 +2080,8 @@
         <w:t xml:space="preserve">| 15 hitos | Control de avance |</w:t>
       </w:r>
     </w:p>
-    <w:bookmarkEnd w:id="24"/>
-    <w:bookmarkStart w:id="25" w:name="gestión-de-recursos"/>
+    <w:bookmarkEnd w:id="35"/>
+    <w:bookmarkStart w:id="36" w:name="gestión-de-recursos"/>
     <w:p>
       <w:pPr>
         <w:pStyle w:val="Heading3"/>
@@ -2075,8 +2096,8 @@
       </w:pPr>
       <w:r>
         <w:rPr>
-          <w:b/>
-          <w:bCs/>
+          <w:bCs/>
+          <w:b/>
         </w:rPr>
         <w:t xml:space="preserve">Propósito:</w:t>
       </w:r>
@@ -2093,8 +2114,8 @@
       </w:pPr>
       <w:r>
         <w:rPr>
-          <w:b/>
-          <w:bCs/>
+          <w:bCs/>
+          <w:b/>
         </w:rPr>
         <w:t xml:space="preserve">Componentes instalados:</w:t>
       </w:r>
@@ -2121,8 +2142,8 @@
       </w:r>
       <w:r>
         <w:rPr>
-          <w:b/>
-          <w:bCs/>
+          <w:bCs/>
+          <w:b/>
         </w:rPr>
         <w:t xml:space="preserve">Personal</w:t>
       </w:r>
@@ -2143,8 +2164,8 @@
       </w:r>
       <w:r>
         <w:rPr>
-          <w:b/>
-          <w:bCs/>
+          <w:bCs/>
+          <w:b/>
         </w:rPr>
         <w:t xml:space="preserve">Equipos</w:t>
       </w:r>
@@ -2165,8 +2186,8 @@
       </w:r>
       <w:r>
         <w:rPr>
-          <w:b/>
-          <w:bCs/>
+          <w:bCs/>
+          <w:b/>
         </w:rPr>
         <w:t xml:space="preserve">Materiales</w:t>
       </w:r>
@@ -2187,8 +2208,8 @@
       </w:r>
       <w:r>
         <w:rPr>
-          <w:b/>
-          <w:bCs/>
+          <w:bCs/>
+          <w:b/>
         </w:rPr>
         <w:t xml:space="preserve">Subcontratos</w:t>
       </w:r>
@@ -2199,8 +2220,8 @@
         <w:t xml:space="preserve">| 45 empresas | Servicios especializados | ⏳ En contratación |</w:t>
       </w:r>
     </w:p>
-    <w:bookmarkEnd w:id="25"/>
-    <w:bookmarkStart w:id="26" w:name="control-y-seguimiento"/>
+    <w:bookmarkEnd w:id="36"/>
+    <w:bookmarkStart w:id="37" w:name="control-y-seguimiento"/>
     <w:p>
       <w:pPr>
         <w:pStyle w:val="Heading3"/>
@@ -2215,8 +2236,8 @@
       </w:pPr>
       <w:r>
         <w:rPr>
-          <w:b/>
-          <w:bCs/>
+          <w:bCs/>
+          <w:b/>
         </w:rPr>
         <w:t xml:space="preserve">Propósito:</w:t>
       </w:r>
@@ -2233,8 +2254,8 @@
       </w:pPr>
       <w:r>
         <w:rPr>
-          <w:b/>
-          <w:bCs/>
+          <w:bCs/>
+          <w:b/>
         </w:rPr>
         <w:t xml:space="preserve">Componentes instalados:</w:t>
       </w:r>
@@ -2261,8 +2282,8 @@
       </w:r>
       <w:r>
         <w:rPr>
-          <w:b/>
-          <w:bCs/>
+          <w:bCs/>
+          <w:b/>
         </w:rPr>
         <w:t xml:space="preserve">Sistema de control</w:t>
       </w:r>
@@ -2283,8 +2304,8 @@
       </w:r>
       <w:r>
         <w:rPr>
-          <w:b/>
-          <w:bCs/>
+          <w:bCs/>
+          <w:b/>
         </w:rPr>
         <w:t xml:space="preserve">Reportes</w:t>
       </w:r>
@@ -2305,8 +2326,8 @@
       </w:r>
       <w:r>
         <w:rPr>
-          <w:b/>
-          <w:bCs/>
+          <w:bCs/>
+          <w:b/>
         </w:rPr>
         <w:t xml:space="preserve">Indicadores</w:t>
       </w:r>
@@ -2314,7 +2335,7 @@
         <w:t xml:space="preserve"> </w:t>
       </w:r>
       <w:r>
-        <w:t xml:space="preserve">| 25 KPIs | Medición de desempeño | ⏳ En desarrollo |</w:t>
+        <w:t xml:space="preserve">| 25 KPIs | Medición de desempeno | ⏳ En desarrollo |</w:t>
       </w:r>
     </w:p>
     <w:p>
@@ -2324,9 +2345,9 @@
         </w:pict>
       </w:r>
     </w:p>
-    <w:bookmarkEnd w:id="26"/>
-    <w:bookmarkEnd w:id="27"/>
-    <w:bookmarkStart w:id="30" w:name="especificaciones-técnicas-clave"/>
+    <w:bookmarkEnd w:id="37"/>
+    <w:bookmarkEnd w:id="38"/>
+    <w:bookmarkStart w:id="41" w:name="especificaciones-técnicas-clave"/>
     <w:p>
       <w:pPr>
         <w:pStyle w:val="Heading2"/>
@@ -2335,7 +2356,7 @@
         <w:t xml:space="preserve">📐 ESPECIFICACIONES TÉCNICAS CLAVE</w:t>
       </w:r>
     </w:p>
-    <w:bookmarkStart w:id="28" w:name="tabla-consolidada-de-especificaciones"/>
+    <w:bookmarkStart w:id="39" w:name="tabla-consolidada-de-especificaciones"/>
     <w:p>
       <w:pPr>
         <w:pStyle w:val="Heading3"/>
@@ -2349,6 +2370,7 @@
         <w:tblStyle w:val="Table"/>
         <w:tblW w:type="auto" w:w="0"/>
         <w:tblLook w:firstRow="1" w:lastRow="0" w:firstColumn="0" w:lastColumn="0" w:noHBand="0" w:noVBand="0" w:val="0020"/>
+        <w:jc w:val="start"/>
       </w:tblPr>
       <w:tblGrid>
         <w:gridCol w:w="2640"/>
@@ -2357,7 +2379,7 @@
       </w:tblGrid>
       <w:tr>
         <w:trPr>
-          <w:tblHeader w:val="on"/>
+          <w:tblHeader w:val="true"/>
         </w:trPr>
         <w:tc>
           <w:tcPr/>
@@ -2587,8 +2609,8 @@
         </w:tc>
       </w:tr>
     </w:tbl>
-    <w:bookmarkEnd w:id="28"/>
-    <w:bookmarkStart w:id="29" w:name="criterios-de-aceptación"/>
+    <w:bookmarkEnd w:id="39"/>
+    <w:bookmarkStart w:id="40" w:name="criterios-de-aceptación"/>
     <w:p>
       <w:pPr>
         <w:pStyle w:val="Heading3"/>
@@ -2599,11 +2621,11 @@
     </w:p>
     <w:p>
       <w:pPr>
-        <w:pStyle w:val="Compact"/>
         <w:numPr>
           <w:ilvl w:val="0"/>
           <w:numId w:val="1003"/>
         </w:numPr>
+        <w:pStyle w:val="Compact"/>
       </w:pPr>
       <w:r>
         <w:t xml:space="preserve">✅ Cronograma 36 meses cumplido</w:t>
@@ -2611,11 +2633,11 @@
     </w:p>
     <w:p>
       <w:pPr>
-        <w:pStyle w:val="Compact"/>
         <w:numPr>
           <w:ilvl w:val="0"/>
           <w:numId w:val="1003"/>
         </w:numPr>
+        <w:pStyle w:val="Compact"/>
       </w:pPr>
       <w:r>
         <w:t xml:space="preserve">✅ Presupuesto $450,000 millones controlado</w:t>
@@ -2623,11 +2645,11 @@
     </w:p>
     <w:p>
       <w:pPr>
-        <w:pStyle w:val="Compact"/>
         <w:numPr>
           <w:ilvl w:val="0"/>
           <w:numId w:val="1003"/>
         </w:numPr>
+        <w:pStyle w:val="Compact"/>
       </w:pPr>
       <w:r>
         <w:t xml:space="preserve">✅ Recursos humanos 1,200 personas disponibles</w:t>
@@ -2635,11 +2657,11 @@
     </w:p>
     <w:p>
       <w:pPr>
-        <w:pStyle w:val="Compact"/>
         <w:numPr>
           <w:ilvl w:val="0"/>
           <w:numId w:val="1003"/>
         </w:numPr>
+        <w:pStyle w:val="Compact"/>
       </w:pPr>
       <w:r>
         <w:t xml:space="preserve">✅ Equipos 150 unidades operativos</w:t>
@@ -2647,11 +2669,11 @@
     </w:p>
     <w:p>
       <w:pPr>
-        <w:pStyle w:val="Compact"/>
         <w:numPr>
           <w:ilvl w:val="0"/>
           <w:numId w:val="1003"/>
         </w:numPr>
+        <w:pStyle w:val="Compact"/>
       </w:pPr>
       <w:r>
         <w:t xml:space="preserve">✅ Materiales 85,000 ton suministrados</w:t>
@@ -2664,9 +2686,9 @@
         </w:pict>
       </w:r>
     </w:p>
-    <w:bookmarkEnd w:id="29"/>
-    <w:bookmarkEnd w:id="30"/>
-    <w:bookmarkStart w:id="33" w:name="ubicación-y-despliegue"/>
+    <w:bookmarkEnd w:id="40"/>
+    <w:bookmarkEnd w:id="41"/>
+    <w:bookmarkStart w:id="44" w:name="ubicación-y-despliegue"/>
     <w:p>
       <w:pPr>
         <w:pStyle w:val="Heading2"/>
@@ -2675,7 +2697,7 @@
         <w:t xml:space="preserve">📍 UBICACIÓN Y DESPLIEGUE</w:t>
       </w:r>
     </w:p>
-    <w:bookmarkStart w:id="31" w:name="mapa-de-despliegue"/>
+    <w:bookmarkStart w:id="42" w:name="mapa-de-despliegue"/>
     <w:p>
       <w:pPr>
         <w:pStyle w:val="Heading3"/>
@@ -2692,8 +2714,8 @@
         <w:t xml:space="preserve">Los recursos se despliegan a lo largo de los 526 km del corredor, con centros de operación en La Dorada y Chiriguaná.</w:t>
       </w:r>
     </w:p>
-    <w:bookmarkEnd w:id="31"/>
-    <w:bookmarkStart w:id="32" w:name="tabla-de-ubicaciones-principales"/>
+    <w:bookmarkEnd w:id="42"/>
+    <w:bookmarkStart w:id="43" w:name="tabla-de-ubicaciones-principales"/>
     <w:p>
       <w:pPr>
         <w:pStyle w:val="Heading3"/>
@@ -2706,8 +2728,9 @@
       <w:tblPr>
         <w:tblStyle w:val="Table"/>
         <w:tblW w:type="pct" w:w="5000"/>
+        <w:tblLook w:firstRow="1" w:lastRow="0" w:firstColumn="0" w:lastColumn="0" w:noHBand="0" w:noVBand="0" w:val="0020"/>
+        <w:jc w:val="start"/>
         <w:tblLayout w:type="fixed"/>
-        <w:tblLook w:firstRow="1" w:lastRow="0" w:firstColumn="0" w:lastColumn="0" w:noHBand="0" w:noVBand="0" w:val="0020"/>
       </w:tblPr>
       <w:tblGrid>
         <w:gridCol w:w="2124"/>
@@ -2717,7 +2740,7 @@
       </w:tblGrid>
       <w:tr>
         <w:trPr>
-          <w:tblHeader w:val="on"/>
+          <w:tblHeader w:val="true"/>
         </w:trPr>
         <w:tc>
           <w:tcPr/>
@@ -2778,8 +2801,8 @@
             </w:pPr>
             <w:r>
               <w:rPr>
+                <w:bCs/>
                 <w:b/>
-                <w:bCs/>
               </w:rPr>
               <w:t xml:space="preserve">La Dorada</w:t>
             </w:r>
@@ -2832,8 +2855,8 @@
             </w:pPr>
             <w:r>
               <w:rPr>
+                <w:bCs/>
                 <w:b/>
-                <w:bCs/>
               </w:rPr>
               <w:t xml:space="preserve">Chiriguaná</w:t>
             </w:r>
@@ -2886,8 +2909,8 @@
             </w:pPr>
             <w:r>
               <w:rPr>
+                <w:bCs/>
                 <w:b/>
-                <w:bCs/>
               </w:rPr>
               <w:t xml:space="preserve">Corredor</w:t>
             </w:r>
@@ -2938,9 +2961,9 @@
         </w:pict>
       </w:r>
     </w:p>
-    <w:bookmarkEnd w:id="32"/>
-    <w:bookmarkEnd w:id="33"/>
-    <w:bookmarkStart w:id="37" w:name="operación-y-mantenimiento"/>
+    <w:bookmarkEnd w:id="43"/>
+    <w:bookmarkEnd w:id="44"/>
+    <w:bookmarkStart w:id="48" w:name="operación-y-mantenimiento"/>
     <w:p>
       <w:pPr>
         <w:pStyle w:val="Heading2"/>
@@ -2949,7 +2972,7 @@
         <w:t xml:space="preserve">⚙️ OPERACIÓN Y MANTENIMIENTO</w:t>
       </w:r>
     </w:p>
-    <w:bookmarkStart w:id="34" w:name="operación-normal"/>
+    <w:bookmarkStart w:id="45" w:name="operación-normal"/>
     <w:p>
       <w:pPr>
         <w:pStyle w:val="Heading3"/>
@@ -2966,8 +2989,8 @@
         <w:t xml:space="preserve">La gestión de cronograma y recursos opera 24/7 coordinando todas las actividades del proyecto, con control continuo y optimización de procesos.</w:t>
       </w:r>
     </w:p>
-    <w:bookmarkEnd w:id="34"/>
-    <w:bookmarkStart w:id="35" w:name="mantenimiento-preventivo"/>
+    <w:bookmarkEnd w:id="45"/>
+    <w:bookmarkStart w:id="46" w:name="mantenimiento-preventivo"/>
     <w:p>
       <w:pPr>
         <w:pStyle w:val="Heading3"/>
@@ -2978,16 +3001,16 @@
     </w:p>
     <w:p>
       <w:pPr>
-        <w:pStyle w:val="Compact"/>
         <w:numPr>
           <w:ilvl w:val="0"/>
           <w:numId w:val="1004"/>
         </w:numPr>
-      </w:pPr>
-      <w:r>
-        <w:rPr>
-          <w:b/>
-          <w:bCs/>
+        <w:pStyle w:val="Compact"/>
+      </w:pPr>
+      <w:r>
+        <w:rPr>
+          <w:bCs/>
+          <w:b/>
         </w:rPr>
         <w:t xml:space="preserve">Diario:</w:t>
       </w:r>
@@ -3000,16 +3023,16 @@
     </w:p>
     <w:p>
       <w:pPr>
-        <w:pStyle w:val="Compact"/>
         <w:numPr>
           <w:ilvl w:val="0"/>
           <w:numId w:val="1004"/>
         </w:numPr>
-      </w:pPr>
-      <w:r>
-        <w:rPr>
-          <w:b/>
-          <w:bCs/>
+        <w:pStyle w:val="Compact"/>
+      </w:pPr>
+      <w:r>
+        <w:rPr>
+          <w:bCs/>
+          <w:b/>
         </w:rPr>
         <w:t xml:space="preserve">Semanal:</w:t>
       </w:r>
@@ -3022,16 +3045,16 @@
     </w:p>
     <w:p>
       <w:pPr>
-        <w:pStyle w:val="Compact"/>
         <w:numPr>
           <w:ilvl w:val="0"/>
           <w:numId w:val="1004"/>
         </w:numPr>
-      </w:pPr>
-      <w:r>
-        <w:rPr>
-          <w:b/>
-          <w:bCs/>
+        <w:pStyle w:val="Compact"/>
+      </w:pPr>
+      <w:r>
+        <w:rPr>
+          <w:bCs/>
+          <w:b/>
         </w:rPr>
         <w:t xml:space="preserve">Mensual:</w:t>
       </w:r>
@@ -3044,16 +3067,16 @@
     </w:p>
     <w:p>
       <w:pPr>
-        <w:pStyle w:val="Compact"/>
         <w:numPr>
           <w:ilvl w:val="0"/>
           <w:numId w:val="1004"/>
         </w:numPr>
-      </w:pPr>
-      <w:r>
-        <w:rPr>
-          <w:b/>
-          <w:bCs/>
+        <w:pStyle w:val="Compact"/>
+      </w:pPr>
+      <w:r>
+        <w:rPr>
+          <w:bCs/>
+          <w:b/>
         </w:rPr>
         <w:t xml:space="preserve">Trimestral:</w:t>
       </w:r>
@@ -3061,21 +3084,21 @@
         <w:t xml:space="preserve"> </w:t>
       </w:r>
       <w:r>
-        <w:t xml:space="preserve">Evaluación de desempeño y mejoras</w:t>
-      </w:r>
-    </w:p>
-    <w:p>
-      <w:pPr>
-        <w:pStyle w:val="Compact"/>
+        <w:t xml:space="preserve">Evaluación de desempeno y mejoras</w:t>
+      </w:r>
+    </w:p>
+    <w:p>
+      <w:pPr>
         <w:numPr>
           <w:ilvl w:val="0"/>
           <w:numId w:val="1004"/>
         </w:numPr>
-      </w:pPr>
-      <w:r>
-        <w:rPr>
-          <w:b/>
-          <w:bCs/>
+        <w:pStyle w:val="Compact"/>
+      </w:pPr>
+      <w:r>
+        <w:rPr>
+          <w:bCs/>
+          <w:b/>
         </w:rPr>
         <w:t xml:space="preserve">Anual:</w:t>
       </w:r>
@@ -3086,8 +3109,8 @@
         <w:t xml:space="preserve">Revisión completa y planificación</w:t>
       </w:r>
     </w:p>
-    <w:bookmarkEnd w:id="35"/>
-    <w:bookmarkStart w:id="36" w:name="respuesta-a-desviaciones"/>
+    <w:bookmarkEnd w:id="46"/>
+    <w:bookmarkStart w:id="47" w:name="respuesta-a-desviaciones"/>
     <w:p>
       <w:pPr>
         <w:pStyle w:val="Heading3"/>
@@ -3098,16 +3121,16 @@
     </w:p>
     <w:p>
       <w:pPr>
-        <w:pStyle w:val="Compact"/>
         <w:numPr>
           <w:ilvl w:val="0"/>
           <w:numId w:val="1005"/>
         </w:numPr>
-      </w:pPr>
-      <w:r>
-        <w:rPr>
-          <w:b/>
-          <w:bCs/>
+        <w:pStyle w:val="Compact"/>
+      </w:pPr>
+      <w:r>
+        <w:rPr>
+          <w:bCs/>
+          <w:b/>
         </w:rPr>
         <w:t xml:space="preserve">Detección</w:t>
       </w:r>
@@ -3120,16 +3143,16 @@
     </w:p>
     <w:p>
       <w:pPr>
-        <w:pStyle w:val="Compact"/>
         <w:numPr>
           <w:ilvl w:val="0"/>
           <w:numId w:val="1005"/>
         </w:numPr>
-      </w:pPr>
-      <w:r>
-        <w:rPr>
-          <w:b/>
-          <w:bCs/>
+        <w:pStyle w:val="Compact"/>
+      </w:pPr>
+      <w:r>
+        <w:rPr>
+          <w:bCs/>
+          <w:b/>
         </w:rPr>
         <w:t xml:space="preserve">Evaluación</w:t>
       </w:r>
@@ -3142,16 +3165,16 @@
     </w:p>
     <w:p>
       <w:pPr>
-        <w:pStyle w:val="Compact"/>
         <w:numPr>
           <w:ilvl w:val="0"/>
           <w:numId w:val="1005"/>
         </w:numPr>
-      </w:pPr>
-      <w:r>
-        <w:rPr>
-          <w:b/>
-          <w:bCs/>
+        <w:pStyle w:val="Compact"/>
+      </w:pPr>
+      <w:r>
+        <w:rPr>
+          <w:bCs/>
+          <w:b/>
         </w:rPr>
         <w:t xml:space="preserve">Implementación</w:t>
       </w:r>
@@ -3164,16 +3187,16 @@
     </w:p>
     <w:p>
       <w:pPr>
-        <w:pStyle w:val="Compact"/>
         <w:numPr>
           <w:ilvl w:val="0"/>
           <w:numId w:val="1005"/>
         </w:numPr>
-      </w:pPr>
-      <w:r>
-        <w:rPr>
-          <w:b/>
-          <w:bCs/>
+        <w:pStyle w:val="Compact"/>
+      </w:pPr>
+      <w:r>
+        <w:rPr>
+          <w:bCs/>
+          <w:b/>
         </w:rPr>
         <w:t xml:space="preserve">Monitoreo</w:t>
       </w:r>
@@ -3186,16 +3209,16 @@
     </w:p>
     <w:p>
       <w:pPr>
-        <w:pStyle w:val="Compact"/>
         <w:numPr>
           <w:ilvl w:val="0"/>
           <w:numId w:val="1005"/>
         </w:numPr>
-      </w:pPr>
-      <w:r>
-        <w:rPr>
-          <w:b/>
-          <w:bCs/>
+        <w:pStyle w:val="Compact"/>
+      </w:pPr>
+      <w:r>
+        <w:rPr>
+          <w:bCs/>
+          <w:b/>
         </w:rPr>
         <w:t xml:space="preserve">Documentación</w:t>
       </w:r>
@@ -3213,9 +3236,9 @@
         </w:pict>
       </w:r>
     </w:p>
-    <w:bookmarkEnd w:id="36"/>
-    <w:bookmarkEnd w:id="37"/>
-    <w:bookmarkStart w:id="40" w:name="interfaces-con-otros-aspectos"/>
+    <w:bookmarkEnd w:id="47"/>
+    <w:bookmarkEnd w:id="48"/>
+    <w:bookmarkStart w:id="51" w:name="interfaces-con-otros-aspectos"/>
     <w:p>
       <w:pPr>
         <w:pStyle w:val="Heading2"/>
@@ -3224,7 +3247,7 @@
         <w:t xml:space="preserve">🔗 INTERFACES CON OTROS ASPECTOS</w:t>
       </w:r>
     </w:p>
-    <w:bookmarkStart w:id="38" w:name="diagrama-de-interfaces"/>
+    <w:bookmarkStart w:id="49" w:name="diagrama-de-interfaces"/>
     <w:p>
       <w:pPr>
         <w:pStyle w:val="Heading3"/>
@@ -3280,8 +3303,8 @@
         <w:t xml:space="preserve">[Optimización] ←→ [Mejora Continua]</w:t>
       </w:r>
     </w:p>
-    <w:bookmarkEnd w:id="38"/>
-    <w:bookmarkStart w:id="39" w:name="tabla-de-interfaces-críticas"/>
+    <w:bookmarkEnd w:id="49"/>
+    <w:bookmarkStart w:id="50" w:name="tabla-de-interfaces-críticas"/>
     <w:p>
       <w:pPr>
         <w:pStyle w:val="Heading3"/>
@@ -3294,8 +3317,9 @@
       <w:tblPr>
         <w:tblStyle w:val="Table"/>
         <w:tblW w:type="pct" w:w="5000"/>
+        <w:tblLook w:firstRow="1" w:lastRow="0" w:firstColumn="0" w:lastColumn="0" w:noHBand="0" w:noVBand="0" w:val="0020"/>
+        <w:jc w:val="start"/>
         <w:tblLayout w:type="fixed"/>
-        <w:tblLook w:firstRow="1" w:lastRow="0" w:firstColumn="0" w:lastColumn="0" w:noHBand="0" w:noVBand="0" w:val="0020"/>
       </w:tblPr>
       <w:tblGrid>
         <w:gridCol w:w="1370"/>
@@ -3305,7 +3329,7 @@
       </w:tblGrid>
       <w:tr>
         <w:trPr>
-          <w:tblHeader w:val="on"/>
+          <w:tblHeader w:val="true"/>
         </w:trPr>
         <w:tc>
           <w:tcPr/>
@@ -3366,8 +3390,8 @@
             </w:pPr>
             <w:r>
               <w:rPr>
+                <w:bCs/>
                 <w:b/>
-                <w:bCs/>
               </w:rPr>
               <w:t xml:space="preserve">Alcance y Objetivos</w:t>
             </w:r>
@@ -3420,8 +3444,8 @@
             </w:pPr>
             <w:r>
               <w:rPr>
+                <w:bCs/>
                 <w:b/>
-                <w:bCs/>
               </w:rPr>
               <w:t xml:space="preserve">Calidad y Cumplimiento</w:t>
             </w:r>
@@ -3474,8 +3498,8 @@
             </w:pPr>
             <w:r>
               <w:rPr>
+                <w:bCs/>
                 <w:b/>
-                <w:bCs/>
               </w:rPr>
               <w:t xml:space="preserve">Financiero</w:t>
             </w:r>
@@ -3528,8 +3552,8 @@
             </w:pPr>
             <w:r>
               <w:rPr>
+                <w:bCs/>
                 <w:b/>
-                <w:bCs/>
               </w:rPr>
               <w:t xml:space="preserve">Ambiental</w:t>
             </w:r>
@@ -3580,9 +3604,9 @@
         </w:pict>
       </w:r>
     </w:p>
-    <w:bookmarkEnd w:id="39"/>
-    <w:bookmarkEnd w:id="40"/>
-    <w:bookmarkStart w:id="44" w:name="supuestos-técnicos-y-limitaciones"/>
+    <w:bookmarkEnd w:id="50"/>
+    <w:bookmarkEnd w:id="51"/>
+    <w:bookmarkStart w:id="55" w:name="supuestos-técnicos-y-limitaciones"/>
     <w:p>
       <w:pPr>
         <w:pStyle w:val="Heading2"/>
@@ -3591,21 +3615,22 @@
         <w:t xml:space="preserve">📋 SUPUESTOS TÉCNICOS Y LIMITACIONES</w:t>
       </w:r>
     </w:p>
-    <w:bookmarkStart w:id="41" w:name="supuestos-críticos-del-diseño"/>
+    <w:bookmarkStart w:id="52" w:name="supuestos-críticos-del-diseno"/>
     <w:p>
       <w:pPr>
         <w:pStyle w:val="Heading3"/>
       </w:pPr>
       <w:r>
-        <w:t xml:space="preserve">Supuestos Críticos del Diseño</w:t>
+        <w:t xml:space="preserve">Supuestos Críticos del Diseno</w:t>
       </w:r>
     </w:p>
     <w:tbl>
       <w:tblPr>
         <w:tblStyle w:val="Table"/>
         <w:tblW w:type="pct" w:w="5000"/>
+        <w:tblLook w:firstRow="1" w:lastRow="0" w:firstColumn="0" w:lastColumn="0" w:noHBand="0" w:noVBand="0" w:val="0020"/>
+        <w:jc w:val="start"/>
         <w:tblLayout w:type="fixed"/>
-        <w:tblLook w:firstRow="1" w:lastRow="0" w:firstColumn="0" w:lastColumn="0" w:noHBand="0" w:noVBand="0" w:val="0020"/>
       </w:tblPr>
       <w:tblGrid>
         <w:gridCol w:w="1414"/>
@@ -3615,7 +3640,7 @@
       </w:tblGrid>
       <w:tr>
         <w:trPr>
-          <w:tblHeader w:val="on"/>
+          <w:tblHeader w:val="true"/>
         </w:trPr>
         <w:tc>
           <w:tcPr/>
@@ -3676,8 +3701,8 @@
             </w:pPr>
             <w:r>
               <w:rPr>
+                <w:bCs/>
                 <w:b/>
-                <w:bCs/>
               </w:rPr>
               <w:t xml:space="preserve">Disponibilidad de recursos</w:t>
             </w:r>
@@ -3730,8 +3755,8 @@
             </w:pPr>
             <w:r>
               <w:rPr>
+                <w:bCs/>
                 <w:b/>
-                <w:bCs/>
               </w:rPr>
               <w:t xml:space="preserve">Condiciones climáticas</w:t>
             </w:r>
@@ -3784,8 +3809,8 @@
             </w:pPr>
             <w:r>
               <w:rPr>
+                <w:bCs/>
                 <w:b/>
-                <w:bCs/>
               </w:rPr>
               <w:t xml:space="preserve">Suministro de materiales</w:t>
             </w:r>
@@ -3838,8 +3863,8 @@
             </w:pPr>
             <w:r>
               <w:rPr>
+                <w:bCs/>
                 <w:b/>
-                <w:bCs/>
               </w:rPr>
               <w:t xml:space="preserve">Personal especializado</w:t>
             </w:r>
@@ -3883,28 +3908,28 @@
         </w:tc>
       </w:tr>
     </w:tbl>
-    <w:bookmarkEnd w:id="41"/>
-    <w:bookmarkStart w:id="42" w:name="limitaciones-del-diseño"/>
+    <w:bookmarkEnd w:id="52"/>
+    <w:bookmarkStart w:id="53" w:name="limitaciones-del-diseno"/>
     <w:p>
       <w:pPr>
         <w:pStyle w:val="Heading3"/>
       </w:pPr>
       <w:r>
-        <w:t xml:space="preserve">Limitaciones del Diseño</w:t>
-      </w:r>
-    </w:p>
-    <w:p>
-      <w:pPr>
-        <w:pStyle w:val="Compact"/>
+        <w:t xml:space="preserve">Limitaciones del Diseno</w:t>
+      </w:r>
+    </w:p>
+    <w:p>
+      <w:pPr>
         <w:numPr>
           <w:ilvl w:val="0"/>
           <w:numId w:val="1006"/>
         </w:numPr>
-      </w:pPr>
-      <w:r>
-        <w:rPr>
-          <w:b/>
-          <w:bCs/>
+        <w:pStyle w:val="Compact"/>
+      </w:pPr>
+      <w:r>
+        <w:rPr>
+          <w:bCs/>
+          <w:b/>
         </w:rPr>
         <w:t xml:space="preserve">Recursos:</w:t>
       </w:r>
@@ -3917,16 +3942,16 @@
     </w:p>
     <w:p>
       <w:pPr>
-        <w:pStyle w:val="Compact"/>
         <w:numPr>
           <w:ilvl w:val="0"/>
           <w:numId w:val="1006"/>
         </w:numPr>
-      </w:pPr>
-      <w:r>
-        <w:rPr>
-          <w:b/>
-          <w:bCs/>
+        <w:pStyle w:val="Compact"/>
+      </w:pPr>
+      <w:r>
+        <w:rPr>
+          <w:bCs/>
+          <w:b/>
         </w:rPr>
         <w:t xml:space="preserve">Equipos:</w:t>
       </w:r>
@@ -3939,16 +3964,16 @@
     </w:p>
     <w:p>
       <w:pPr>
-        <w:pStyle w:val="Compact"/>
         <w:numPr>
           <w:ilvl w:val="0"/>
           <w:numId w:val="1006"/>
         </w:numPr>
-      </w:pPr>
-      <w:r>
-        <w:rPr>
-          <w:b/>
-          <w:bCs/>
+        <w:pStyle w:val="Compact"/>
+      </w:pPr>
+      <w:r>
+        <w:rPr>
+          <w:bCs/>
+          <w:b/>
         </w:rPr>
         <w:t xml:space="preserve">Materiales:</w:t>
       </w:r>
@@ -3961,16 +3986,16 @@
     </w:p>
     <w:p>
       <w:pPr>
-        <w:pStyle w:val="Compact"/>
         <w:numPr>
           <w:ilvl w:val="0"/>
           <w:numId w:val="1006"/>
         </w:numPr>
-      </w:pPr>
-      <w:r>
-        <w:rPr>
-          <w:b/>
-          <w:bCs/>
+        <w:pStyle w:val="Compact"/>
+      </w:pPr>
+      <w:r>
+        <w:rPr>
+          <w:bCs/>
+          <w:b/>
         </w:rPr>
         <w:t xml:space="preserve">Clima:</w:t>
       </w:r>
@@ -3983,16 +4008,16 @@
     </w:p>
     <w:p>
       <w:pPr>
-        <w:pStyle w:val="Compact"/>
         <w:numPr>
           <w:ilvl w:val="0"/>
           <w:numId w:val="1006"/>
         </w:numPr>
-      </w:pPr>
-      <w:r>
-        <w:rPr>
-          <w:b/>
-          <w:bCs/>
+        <w:pStyle w:val="Compact"/>
+      </w:pPr>
+      <w:r>
+        <w:rPr>
+          <w:bCs/>
+          <w:b/>
         </w:rPr>
         <w:t xml:space="preserve">Financiero:</w:t>
       </w:r>
@@ -4003,8 +4028,8 @@
         <w:t xml:space="preserve">Limitaciones de presupuesto</w:t>
       </w:r>
     </w:p>
-    <w:bookmarkEnd w:id="42"/>
-    <w:bookmarkStart w:id="43" w:name="dependencias-críticas"/>
+    <w:bookmarkEnd w:id="53"/>
+    <w:bookmarkStart w:id="54" w:name="dependencias-críticas"/>
     <w:p>
       <w:pPr>
         <w:pStyle w:val="Heading3"/>
@@ -4015,16 +4040,16 @@
     </w:p>
     <w:p>
       <w:pPr>
-        <w:pStyle w:val="Compact"/>
         <w:numPr>
           <w:ilvl w:val="0"/>
           <w:numId w:val="1007"/>
         </w:numPr>
-      </w:pPr>
-      <w:r>
-        <w:rPr>
-          <w:b/>
-          <w:bCs/>
+        <w:pStyle w:val="Compact"/>
+      </w:pPr>
+      <w:r>
+        <w:rPr>
+          <w:bCs/>
+          <w:b/>
         </w:rPr>
         <w:t xml:space="preserve">Personal técnico:</w:t>
       </w:r>
@@ -4037,16 +4062,16 @@
     </w:p>
     <w:p>
       <w:pPr>
-        <w:pStyle w:val="Compact"/>
         <w:numPr>
           <w:ilvl w:val="0"/>
           <w:numId w:val="1007"/>
         </w:numPr>
-      </w:pPr>
-      <w:r>
-        <w:rPr>
-          <w:b/>
-          <w:bCs/>
+        <w:pStyle w:val="Compact"/>
+      </w:pPr>
+      <w:r>
+        <w:rPr>
+          <w:bCs/>
+          <w:b/>
         </w:rPr>
         <w:t xml:space="preserve">Equipos especializados:</w:t>
       </w:r>
@@ -4059,16 +4084,16 @@
     </w:p>
     <w:p>
       <w:pPr>
-        <w:pStyle w:val="Compact"/>
         <w:numPr>
           <w:ilvl w:val="0"/>
           <w:numId w:val="1007"/>
         </w:numPr>
-      </w:pPr>
-      <w:r>
-        <w:rPr>
-          <w:b/>
-          <w:bCs/>
+        <w:pStyle w:val="Compact"/>
+      </w:pPr>
+      <w:r>
+        <w:rPr>
+          <w:bCs/>
+          <w:b/>
         </w:rPr>
         <w:t xml:space="preserve">Materiales:</w:t>
       </w:r>
@@ -4081,16 +4106,16 @@
     </w:p>
     <w:p>
       <w:pPr>
-        <w:pStyle w:val="Compact"/>
         <w:numPr>
           <w:ilvl w:val="0"/>
           <w:numId w:val="1007"/>
         </w:numPr>
-      </w:pPr>
-      <w:r>
-        <w:rPr>
-          <w:b/>
-          <w:bCs/>
+        <w:pStyle w:val="Compact"/>
+      </w:pPr>
+      <w:r>
+        <w:rPr>
+          <w:bCs/>
+          <w:b/>
         </w:rPr>
         <w:t xml:space="preserve">Subcontratos:</w:t>
       </w:r>
@@ -4103,16 +4128,16 @@
     </w:p>
     <w:p>
       <w:pPr>
-        <w:pStyle w:val="Compact"/>
         <w:numPr>
           <w:ilvl w:val="0"/>
           <w:numId w:val="1007"/>
         </w:numPr>
-      </w:pPr>
-      <w:r>
-        <w:rPr>
-          <w:b/>
-          <w:bCs/>
+        <w:pStyle w:val="Compact"/>
+      </w:pPr>
+      <w:r>
+        <w:rPr>
+          <w:bCs/>
+          <w:b/>
         </w:rPr>
         <w:t xml:space="preserve">Licencias:</w:t>
       </w:r>
@@ -4130,9 +4155,9 @@
         </w:pict>
       </w:r>
     </w:p>
-    <w:bookmarkEnd w:id="43"/>
-    <w:bookmarkEnd w:id="44"/>
-    <w:bookmarkStart w:id="45" w:name="riesgos-y-mitigaciones"/>
+    <w:bookmarkEnd w:id="54"/>
+    <w:bookmarkEnd w:id="55"/>
+    <w:bookmarkStart w:id="56" w:name="riesgos-y-mitigaciones"/>
     <w:p>
       <w:pPr>
         <w:pStyle w:val="Heading2"/>
@@ -4145,8 +4170,9 @@
       <w:tblPr>
         <w:tblStyle w:val="Table"/>
         <w:tblW w:type="pct" w:w="5000"/>
+        <w:tblLook w:firstRow="1" w:lastRow="0" w:firstColumn="0" w:lastColumn="0" w:noHBand="0" w:noVBand="0" w:val="0020"/>
+        <w:jc w:val="start"/>
         <w:tblLayout w:type="fixed"/>
-        <w:tblLook w:firstRow="1" w:lastRow="0" w:firstColumn="0" w:lastColumn="0" w:noHBand="0" w:noVBand="0" w:val="0020"/>
       </w:tblPr>
       <w:tblGrid>
         <w:gridCol w:w="1218"/>
@@ -4157,7 +4183,7 @@
       </w:tblGrid>
       <w:tr>
         <w:trPr>
-          <w:tblHeader w:val="on"/>
+          <w:tblHeader w:val="true"/>
         </w:trPr>
         <w:tc>
           <w:tcPr/>
@@ -4538,8 +4564,8 @@
         </w:pict>
       </w:r>
     </w:p>
-    <w:bookmarkEnd w:id="45"/>
-    <w:bookmarkStart w:id="48" w:name="cumplimiento-contractual"/>
+    <w:bookmarkEnd w:id="56"/>
+    <w:bookmarkStart w:id="59" w:name="cumplimiento-contractual"/>
     <w:p>
       <w:pPr>
         <w:pStyle w:val="Heading2"/>
@@ -4548,7 +4574,7 @@
         <w:t xml:space="preserve">📋 CUMPLIMIENTO CONTRACTUAL</w:t>
       </w:r>
     </w:p>
-    <w:bookmarkStart w:id="46" w:name="obligaciones-clave-del-contrato"/>
+    <w:bookmarkStart w:id="57" w:name="obligaciones-clave-del-contrato"/>
     <w:p>
       <w:pPr>
         <w:pStyle w:val="Heading3"/>
@@ -4559,11 +4585,11 @@
     </w:p>
     <w:p>
       <w:pPr>
-        <w:pStyle w:val="Compact"/>
         <w:numPr>
           <w:ilvl w:val="0"/>
           <w:numId w:val="1008"/>
         </w:numPr>
+        <w:pStyle w:val="Compact"/>
       </w:pPr>
       <w:r>
         <w:t xml:space="preserve">✅</w:t>
@@ -4573,8 +4599,8 @@
       </w:r>
       <w:r>
         <w:rPr>
-          <w:b/>
-          <w:bCs/>
+          <w:bCs/>
+          <w:b/>
         </w:rPr>
         <w:t xml:space="preserve">AT1 - Alcance:</w:t>
       </w:r>
@@ -4587,11 +4613,11 @@
     </w:p>
     <w:p>
       <w:pPr>
-        <w:pStyle w:val="Compact"/>
         <w:numPr>
           <w:ilvl w:val="0"/>
           <w:numId w:val="1008"/>
         </w:numPr>
+        <w:pStyle w:val="Compact"/>
       </w:pPr>
       <w:r>
         <w:t xml:space="preserve">✅</w:t>
@@ -4601,8 +4627,8 @@
       </w:r>
       <w:r>
         <w:rPr>
-          <w:b/>
-          <w:bCs/>
+          <w:bCs/>
+          <w:b/>
         </w:rPr>
         <w:t xml:space="preserve">AT2 - Operación:</w:t>
       </w:r>
@@ -4615,11 +4641,11 @@
     </w:p>
     <w:p>
       <w:pPr>
-        <w:pStyle w:val="Compact"/>
         <w:numPr>
           <w:ilvl w:val="0"/>
           <w:numId w:val="1008"/>
         </w:numPr>
+        <w:pStyle w:val="Compact"/>
       </w:pPr>
       <w:r>
         <w:t xml:space="preserve">⏳</w:t>
@@ -4629,8 +4655,8 @@
       </w:r>
       <w:r>
         <w:rPr>
-          <w:b/>
-          <w:bCs/>
+          <w:bCs/>
+          <w:b/>
         </w:rPr>
         <w:t xml:space="preserve">AT9 - Cronograma:</w:t>
       </w:r>
@@ -4643,11 +4669,11 @@
     </w:p>
     <w:p>
       <w:pPr>
-        <w:pStyle w:val="Compact"/>
         <w:numPr>
           <w:ilvl w:val="0"/>
           <w:numId w:val="1008"/>
         </w:numPr>
+        <w:pStyle w:val="Compact"/>
       </w:pPr>
       <w:r>
         <w:t xml:space="preserve">⏳</w:t>
@@ -4657,8 +4683,8 @@
       </w:r>
       <w:r>
         <w:rPr>
-          <w:b/>
-          <w:bCs/>
+          <w:bCs/>
+          <w:b/>
         </w:rPr>
         <w:t xml:space="preserve">Presupuesto:</w:t>
       </w:r>
@@ -4671,11 +4697,11 @@
     </w:p>
     <w:p>
       <w:pPr>
-        <w:pStyle w:val="Compact"/>
         <w:numPr>
           <w:ilvl w:val="0"/>
           <w:numId w:val="1008"/>
         </w:numPr>
+        <w:pStyle w:val="Compact"/>
       </w:pPr>
       <w:r>
         <w:t xml:space="preserve">⏳</w:t>
@@ -4685,8 +4711,8 @@
       </w:r>
       <w:r>
         <w:rPr>
-          <w:b/>
-          <w:bCs/>
+          <w:bCs/>
+          <w:b/>
         </w:rPr>
         <w:t xml:space="preserve">Recursos:</w:t>
       </w:r>
@@ -4697,8 +4723,8 @@
         <w:t xml:space="preserve">Gestión de recursos humanos y materiales - En progreso</w:t>
       </w:r>
     </w:p>
-    <w:bookmarkEnd w:id="46"/>
-    <w:bookmarkStart w:id="47" w:name="referencias-contractuales"/>
+    <w:bookmarkEnd w:id="57"/>
+    <w:bookmarkStart w:id="58" w:name="referencias-contractuales"/>
     <w:p>
       <w:pPr>
         <w:pStyle w:val="Heading3"/>
@@ -4709,16 +4735,16 @@
     </w:p>
     <w:p>
       <w:pPr>
-        <w:pStyle w:val="Compact"/>
         <w:numPr>
           <w:ilvl w:val="0"/>
           <w:numId w:val="1009"/>
         </w:numPr>
-      </w:pPr>
-      <w:r>
-        <w:rPr>
-          <w:b/>
-          <w:bCs/>
+        <w:pStyle w:val="Compact"/>
+      </w:pPr>
+      <w:r>
+        <w:rPr>
+          <w:bCs/>
+          <w:b/>
         </w:rPr>
         <w:t xml:space="preserve">Contrato General:</w:t>
       </w:r>
@@ -4731,16 +4757,16 @@
     </w:p>
     <w:p>
       <w:pPr>
-        <w:pStyle w:val="Compact"/>
         <w:numPr>
           <w:ilvl w:val="0"/>
           <w:numId w:val="1009"/>
         </w:numPr>
-      </w:pPr>
-      <w:r>
-        <w:rPr>
-          <w:b/>
-          <w:bCs/>
+        <w:pStyle w:val="Compact"/>
+      </w:pPr>
+      <w:r>
+        <w:rPr>
+          <w:bCs/>
+          <w:b/>
         </w:rPr>
         <w:t xml:space="preserve">Apéndice Técnico 1:</w:t>
       </w:r>
@@ -4753,16 +4779,16 @@
     </w:p>
     <w:p>
       <w:pPr>
-        <w:pStyle w:val="Compact"/>
         <w:numPr>
           <w:ilvl w:val="0"/>
           <w:numId w:val="1009"/>
         </w:numPr>
-      </w:pPr>
-      <w:r>
-        <w:rPr>
-          <w:b/>
-          <w:bCs/>
+        <w:pStyle w:val="Compact"/>
+      </w:pPr>
+      <w:r>
+        <w:rPr>
+          <w:bCs/>
+          <w:b/>
         </w:rPr>
         <w:t xml:space="preserve">Apéndice Técnico 2:</w:t>
       </w:r>
@@ -4775,16 +4801,16 @@
     </w:p>
     <w:p>
       <w:pPr>
-        <w:pStyle w:val="Compact"/>
         <w:numPr>
           <w:ilvl w:val="0"/>
           <w:numId w:val="1009"/>
         </w:numPr>
-      </w:pPr>
-      <w:r>
-        <w:rPr>
-          <w:b/>
-          <w:bCs/>
+        <w:pStyle w:val="Compact"/>
+      </w:pPr>
+      <w:r>
+        <w:rPr>
+          <w:bCs/>
+          <w:b/>
         </w:rPr>
         <w:t xml:space="preserve">Apéndice Técnico 9:</w:t>
       </w:r>
@@ -4802,9 +4828,9 @@
         </w:pict>
       </w:r>
     </w:p>
-    <w:bookmarkEnd w:id="47"/>
-    <w:bookmarkEnd w:id="48"/>
-    <w:bookmarkStart w:id="51" w:name="documentación-de-soporte"/>
+    <w:bookmarkEnd w:id="58"/>
+    <w:bookmarkEnd w:id="59"/>
+    <w:bookmarkStart w:id="62" w:name="documentación-de-soporte"/>
     <w:p>
       <w:pPr>
         <w:pStyle w:val="Heading2"/>
@@ -4813,7 +4839,7 @@
         <w:t xml:space="preserve">📚 DOCUMENTACIÓN DE SOPORTE</w:t>
       </w:r>
     </w:p>
-    <w:bookmarkStart w:id="49" w:name="documentos-técnicos-disponibles"/>
+    <w:bookmarkStart w:id="60" w:name="documentos-técnicos-disponibles"/>
     <w:p>
       <w:pPr>
         <w:pStyle w:val="Heading3"/>
@@ -4826,8 +4852,9 @@
       <w:tblPr>
         <w:tblStyle w:val="Table"/>
         <w:tblW w:type="pct" w:w="5000"/>
+        <w:tblLook w:firstRow="1" w:lastRow="0" w:firstColumn="0" w:lastColumn="0" w:noHBand="0" w:noVBand="0" w:val="0020"/>
+        <w:jc w:val="start"/>
         <w:tblLayout w:type="fixed"/>
-        <w:tblLook w:firstRow="1" w:lastRow="0" w:firstColumn="0" w:lastColumn="0" w:noHBand="0" w:noVBand="0" w:val="0020"/>
       </w:tblPr>
       <w:tblGrid>
         <w:gridCol w:w="2354"/>
@@ -4837,7 +4864,7 @@
       </w:tblGrid>
       <w:tr>
         <w:trPr>
-          <w:tblHeader w:val="on"/>
+          <w:tblHeader w:val="true"/>
         </w:trPr>
         <w:tc>
           <w:tcPr/>
@@ -5039,8 +5066,8 @@
         </w:tc>
       </w:tr>
     </w:tbl>
-    <w:bookmarkEnd w:id="49"/>
-    <w:bookmarkStart w:id="50" w:name="para-más-información-técnica"/>
+    <w:bookmarkEnd w:id="60"/>
+    <w:bookmarkStart w:id="61" w:name="para-más-información-técnica"/>
     <w:p>
       <w:pPr>
         <w:pStyle w:val="Heading3"/>
@@ -5064,9 +5091,9 @@
         </w:pict>
       </w:r>
     </w:p>
-    <w:bookmarkEnd w:id="50"/>
-    <w:bookmarkEnd w:id="51"/>
-    <w:bookmarkStart w:id="52" w:name="contactos-y-responsables"/>
+    <w:bookmarkEnd w:id="61"/>
+    <w:bookmarkEnd w:id="62"/>
+    <w:bookmarkStart w:id="63" w:name="contactos-y-responsables"/>
     <w:p>
       <w:pPr>
         <w:pStyle w:val="Heading2"/>
@@ -5080,6 +5107,7 @@
         <w:tblStyle w:val="Table"/>
         <w:tblW w:type="auto" w:w="0"/>
         <w:tblLook w:firstRow="1" w:lastRow="0" w:firstColumn="0" w:lastColumn="0" w:noHBand="0" w:noVBand="0" w:val="0020"/>
+        <w:jc w:val="start"/>
       </w:tblPr>
       <w:tblGrid>
         <w:gridCol w:w="2640"/>
@@ -5088,7 +5116,7 @@
       </w:tblGrid>
       <w:tr>
         <w:trPr>
-          <w:tblHeader w:val="on"/>
+          <w:tblHeader w:val="true"/>
         </w:trPr>
         <w:tc>
           <w:tcPr/>
@@ -5249,14 +5277,14 @@
         </w:pict>
       </w:r>
     </w:p>
-    <w:bookmarkEnd w:id="52"/>
-    <w:bookmarkStart w:id="53" w:name="indicadores-de-desempeño-kpis"/>
+    <w:bookmarkEnd w:id="63"/>
+    <w:bookmarkStart w:id="64" w:name="indicadores-de-desempeno-kpis"/>
     <w:p>
       <w:pPr>
         <w:pStyle w:val="Heading2"/>
       </w:pPr>
       <w:r>
-        <w:t xml:space="preserve">📊 INDICADORES DE DESEMPEÑO (KPIs)</w:t>
+        <w:t xml:space="preserve">📊 INDICADORES DE DESEMPENO (KPIs)</w:t>
       </w:r>
     </w:p>
     <w:tbl>
@@ -5264,6 +5292,7 @@
         <w:tblStyle w:val="Table"/>
         <w:tblW w:type="auto" w:w="0"/>
         <w:tblLook w:firstRow="1" w:lastRow="0" w:firstColumn="0" w:lastColumn="0" w:noHBand="0" w:noVBand="0" w:val="0020"/>
+        <w:jc w:val="start"/>
       </w:tblPr>
       <w:tblGrid>
         <w:gridCol w:w="1980"/>
@@ -5273,7 +5302,7 @@
       </w:tblGrid>
       <w:tr>
         <w:trPr>
-          <w:tblHeader w:val="on"/>
+          <w:tblHeader w:val="true"/>
         </w:trPr>
         <w:tc>
           <w:tcPr/>
@@ -5582,8 +5611,8 @@
         </w:pict>
       </w:r>
     </w:p>
-    <w:bookmarkEnd w:id="53"/>
-    <w:bookmarkStart w:id="54" w:name="control-de-versiones"/>
+    <w:bookmarkEnd w:id="64"/>
+    <w:bookmarkStart w:id="65" w:name="control-de-versiones"/>
     <w:p>
       <w:pPr>
         <w:pStyle w:val="Heading2"/>
@@ -5596,8 +5625,9 @@
       <w:tblPr>
         <w:tblStyle w:val="Table"/>
         <w:tblW w:type="pct" w:w="5000"/>
+        <w:tblLook w:firstRow="1" w:lastRow="0" w:firstColumn="0" w:lastColumn="0" w:noHBand="0" w:noVBand="0" w:val="0020"/>
+        <w:jc w:val="start"/>
         <w:tblLayout w:type="fixed"/>
-        <w:tblLook w:firstRow="1" w:lastRow="0" w:firstColumn="0" w:lastColumn="0" w:noHBand="0" w:noVBand="0" w:val="0020"/>
       </w:tblPr>
       <w:tblGrid>
         <w:gridCol w:w="1425"/>
@@ -5607,7 +5637,7 @@
       </w:tblGrid>
       <w:tr>
         <w:trPr>
-          <w:tblHeader w:val="on"/>
+          <w:tblHeader w:val="true"/>
         </w:trPr>
         <w:tc>
           <w:tcPr/>
@@ -5722,8 +5752,8 @@
       </w:pPr>
       <w:r>
         <w:rPr>
-          <w:b/>
-          <w:bCs/>
+          <w:bCs/>
+          <w:b/>
         </w:rPr>
         <w:t xml:space="preserve">Documento preparado por:</w:t>
       </w:r>
@@ -5738,8 +5768,8 @@
       </w:r>
       <w:r>
         <w:rPr>
-          <w:b/>
-          <w:bCs/>
+          <w:bCs/>
+          <w:b/>
         </w:rPr>
         <w:t xml:space="preserve">Última actualización:</w:t>
       </w:r>
@@ -5754,8 +5784,8 @@
       </w:r>
       <w:r>
         <w:rPr>
-          <w:b/>
-          <w:bCs/>
+          <w:bCs/>
+          <w:b/>
         </w:rPr>
         <w:t xml:space="preserve">Próxima revisión:</w:t>
       </w:r>
@@ -5770,8 +5800,8 @@
       </w:r>
       <w:r>
         <w:rPr>
-          <w:b/>
-          <w:bCs/>
+          <w:bCs/>
+          <w:b/>
         </w:rPr>
         <w:t xml:space="preserve">Basado en:</w:t>
       </w:r>
@@ -5782,13 +5812,9 @@
         <w:t xml:space="preserve">GESTION_MASTER_Cronograma_y_Recursos_v1.0.md</w:t>
       </w:r>
     </w:p>
-    <w:bookmarkEnd w:id="54"/>
-    <w:bookmarkEnd w:id="55"/>
-    <w:sectPr>
-      <w:footnotePr>
-        <w:numRestart w:val="eachSect"/>
-      </w:footnotePr>
-    </w:sectPr>
+    <w:bookmarkEnd w:id="65"/>
+    <w:bookmarkEnd w:id="66"/>
+    <w:sectPr/>
   </w:body>
 </w:document>
 </file>
@@ -5819,14 +5845,14 @@
 <file path=word/numbering.xml><?xml version="1.0" encoding="utf-8"?>
 <w:numbering xmlns:w="http://schemas.openxmlformats.org/wordprocessingml/2006/main">
   <w:abstractNum w:abstractNumId="990">
-    <w:nsid w:val="0000A990"/>
+    <w:nsid w:val="A990"/>
     <w:multiLevelType w:val="multilevel"/>
     <w:lvl w:ilvl="0">
       <w:numFmt w:val="bullet"/>
       <w:lvlText w:val=" "/>
       <w:lvlJc w:val="left"/>
       <w:pPr>
-        <w:ind w:left="720" w:hanging="360"/>
+        <w:ind w:left="720" w:hanging="480"/>
       </w:pPr>
     </w:lvl>
     <w:lvl w:ilvl="1">
@@ -5834,7 +5860,7 @@
       <w:lvlText w:val=" "/>
       <w:lvlJc w:val="left"/>
       <w:pPr>
-        <w:ind w:left="1440" w:hanging="360"/>
+        <w:ind w:left="1440" w:hanging="480"/>
       </w:pPr>
     </w:lvl>
     <w:lvl w:ilvl="2">
@@ -5842,7 +5868,7 @@
       <w:lvlText w:val=" "/>
       <w:lvlJc w:val="left"/>
       <w:pPr>
-        <w:ind w:left="2160" w:hanging="360"/>
+        <w:ind w:left="2160" w:hanging="480"/>
       </w:pPr>
     </w:lvl>
     <w:lvl w:ilvl="3">
@@ -5850,7 +5876,7 @@
       <w:lvlText w:val=" "/>
       <w:lvlJc w:val="left"/>
       <w:pPr>
-        <w:ind w:left="2880" w:hanging="360"/>
+        <w:ind w:left="2880" w:hanging="480"/>
       </w:pPr>
     </w:lvl>
     <w:lvl w:ilvl="4">
@@ -5858,7 +5884,7 @@
       <w:lvlText w:val=" "/>
       <w:lvlJc w:val="left"/>
       <w:pPr>
-        <w:ind w:left="3600" w:hanging="360"/>
+        <w:ind w:left="3600" w:hanging="480"/>
       </w:pPr>
     </w:lvl>
     <w:lvl w:ilvl="5">
@@ -5866,7 +5892,7 @@
       <w:lvlText w:val=" "/>
       <w:lvlJc w:val="left"/>
       <w:pPr>
-        <w:ind w:left="4320" w:hanging="360"/>
+        <w:ind w:left="4320" w:hanging="480"/>
       </w:pPr>
     </w:lvl>
     <w:lvl w:ilvl="6">
@@ -5874,7 +5900,7 @@
       <w:lvlText w:val=" "/>
       <w:lvlJc w:val="left"/>
       <w:pPr>
-        <w:ind w:left="5040" w:hanging="360"/>
+        <w:ind w:left="5040" w:hanging="480"/>
       </w:pPr>
     </w:lvl>
     <w:lvl w:ilvl="7">
@@ -5882,7 +5908,7 @@
       <w:lvlText w:val=" "/>
       <w:lvlJc w:val="left"/>
       <w:pPr>
-        <w:ind w:left="5760" w:hanging="360"/>
+        <w:ind w:left="5760" w:hanging="480"/>
       </w:pPr>
     </w:lvl>
     <w:lvl w:ilvl="8">
@@ -5890,115 +5916,88 @@
       <w:lvlText w:val=" "/>
       <w:lvlJc w:val="left"/>
       <w:pPr>
-        <w:ind w:left="6480" w:hanging="360"/>
+        <w:ind w:left="6480" w:hanging="480"/>
       </w:pPr>
     </w:lvl>
   </w:abstractNum>
   <w:abstractNum w:abstractNumId="991">
-    <w:nsid w:val="0000A991"/>
+    <w:nsid w:val="A991"/>
     <w:multiLevelType w:val="multilevel"/>
     <w:lvl w:ilvl="0">
       <w:numFmt w:val="bullet"/>
-      <w:lvlText w:val=""/>
+      <w:lvlText w:val="•"/>
       <w:lvlJc w:val="left"/>
       <w:pPr>
-        <w:ind w:left="720" w:hanging="360"/>
-      </w:pPr>
-      <w:rPr>
-        <w:rFonts w:ascii="Symbol" w:hAnsi="Symbol" w:cs="Symbol" w:hint="default"/>
-      </w:rPr>
+        <w:ind w:left="720" w:hanging="480"/>
+      </w:pPr>
     </w:lvl>
     <w:lvl w:ilvl="1">
       <w:numFmt w:val="bullet"/>
-      <w:lvlText w:val="o"/>
+      <w:lvlText w:val="–"/>
       <w:lvlJc w:val="left"/>
       <w:pPr>
-        <w:ind w:left="1440" w:hanging="360"/>
-      </w:pPr>
-      <w:rPr>
-        <w:rFonts w:ascii="Courier New" w:hAnsi="Courier New" w:cs="Courier New" w:hint="default"/>
-      </w:rPr>
+        <w:ind w:left="1440" w:hanging="480"/>
+      </w:pPr>
     </w:lvl>
     <w:lvl w:ilvl="2">
       <w:numFmt w:val="bullet"/>
-      <w:lvlText w:val=""/>
+      <w:lvlText w:val="•"/>
       <w:lvlJc w:val="left"/>
       <w:pPr>
-        <w:ind w:left="2160" w:hanging="360"/>
-      </w:pPr>
-      <w:rPr>
-        <w:rFonts w:ascii="Wingdings" w:hAnsi="Wingdings" w:cs="Wingdings" w:hint="default"/>
-      </w:rPr>
+        <w:ind w:left="2160" w:hanging="480"/>
+      </w:pPr>
     </w:lvl>
     <w:lvl w:ilvl="3">
       <w:numFmt w:val="bullet"/>
-      <w:lvlText w:val=""/>
+      <w:lvlText w:val="–"/>
       <w:lvlJc w:val="left"/>
       <w:pPr>
-        <w:ind w:left="2880" w:hanging="360"/>
-      </w:pPr>
-      <w:rPr>
-        <w:rFonts w:ascii="Symbol" w:hAnsi="Symbol" w:cs="Symbol" w:hint="default"/>
-      </w:rPr>
+        <w:ind w:left="2880" w:hanging="480"/>
+      </w:pPr>
     </w:lvl>
     <w:lvl w:ilvl="4">
       <w:numFmt w:val="bullet"/>
-      <w:lvlText w:val="o"/>
+      <w:lvlText w:val="•"/>
       <w:lvlJc w:val="left"/>
       <w:pPr>
-        <w:ind w:left="3600" w:hanging="360"/>
-      </w:pPr>
-      <w:rPr>
-        <w:rFonts w:ascii="Courier New" w:hAnsi="Courier New" w:cs="Courier New" w:hint="default"/>
-      </w:rPr>
+        <w:ind w:left="3600" w:hanging="480"/>
+      </w:pPr>
     </w:lvl>
     <w:lvl w:ilvl="5">
       <w:numFmt w:val="bullet"/>
-      <w:lvlText w:val=""/>
+      <w:lvlText w:val="–"/>
       <w:lvlJc w:val="left"/>
       <w:pPr>
-        <w:ind w:left="4320" w:hanging="360"/>
-      </w:pPr>
-      <w:rPr>
-        <w:rFonts w:ascii="Wingdings" w:hAnsi="Wingdings" w:cs="Wingdings" w:hint="default"/>
-      </w:rPr>
+        <w:ind w:left="4320" w:hanging="480"/>
+      </w:pPr>
     </w:lvl>
     <w:lvl w:ilvl="6">
       <w:numFmt w:val="bullet"/>
-      <w:lvlText w:val=""/>
+      <w:lvlText w:val="•"/>
       <w:lvlJc w:val="left"/>
       <w:pPr>
-        <w:ind w:left="5040" w:hanging="360"/>
-      </w:pPr>
-      <w:rPr>
-        <w:rFonts w:ascii="Symbol" w:hAnsi="Symbol" w:cs="Symbol" w:hint="default"/>
-      </w:rPr>
+        <w:ind w:left="5040" w:hanging="480"/>
+      </w:pPr>
     </w:lvl>
     <w:lvl w:ilvl="7">
       <w:numFmt w:val="bullet"/>
-      <w:lvlText w:val="o"/>
+      <w:lvlText w:val="–"/>
       <w:lvlJc w:val="left"/>
       <w:pPr>
-        <w:ind w:left="5760" w:hanging="360"/>
-      </w:pPr>
-      <w:rPr>
-        <w:rFonts w:ascii="Courier New" w:hAnsi="Courier New" w:cs="Courier New" w:hint="default"/>
-      </w:rPr>
+        <w:ind w:left="5760" w:hanging="480"/>
+      </w:pPr>
     </w:lvl>
     <w:lvl w:ilvl="8">
       <w:numFmt w:val="bullet"/>
-      <w:lvlText w:val=""/>
+      <w:lvlText w:val="•"/>
       <w:lvlJc w:val="left"/>
       <w:pPr>
-        <w:ind w:left="6480" w:hanging="360"/>
-      </w:pPr>
-      <w:rPr>
-        <w:rFonts w:ascii="Wingdings" w:hAnsi="Wingdings" w:cs="Wingdings" w:hint="default"/>
-      </w:rPr>
+        <w:ind w:left="6480" w:hanging="480"/>
+      </w:pPr>
     </w:lvl>
   </w:abstractNum>
   <w:abstractNum w:abstractNumId="99411">
-    <w:nsid w:val="00A99411"/>
+    <w:nsid w:val="A99411"/>
     <w:multiLevelType w:val="multilevel"/>
     <w:lvl w:ilvl="0">
       <w:start w:val="1"/>
@@ -6006,7 +6005,7 @@
       <w:lvlText w:val="%1."/>
       <w:lvlJc w:val="left"/>
       <w:pPr>
-        <w:ind w:left="720" w:hanging="360"/>
+        <w:ind w:left="720" w:hanging="480"/>
       </w:pPr>
     </w:lvl>
     <w:lvl w:ilvl="1">
@@ -6015,7 +6014,7 @@
       <w:lvlText w:val="%2."/>
       <w:lvlJc w:val="left"/>
       <w:pPr>
-        <w:ind w:left="1440" w:hanging="360"/>
+        <w:ind w:left="1440" w:hanging="480"/>
       </w:pPr>
     </w:lvl>
     <w:lvl w:ilvl="2">
@@ -6024,7 +6023,7 @@
       <w:lvlText w:val="%3."/>
       <w:lvlJc w:val="left"/>
       <w:pPr>
-        <w:ind w:left="2160" w:hanging="360"/>
+        <w:ind w:left="2160" w:hanging="480"/>
       </w:pPr>
     </w:lvl>
     <w:lvl w:ilvl="3">
@@ -6033,7 +6032,7 @@
       <w:lvlText w:val="%4."/>
       <w:lvlJc w:val="left"/>
       <w:pPr>
-        <w:ind w:left="2880" w:hanging="360"/>
+        <w:ind w:left="2880" w:hanging="480"/>
       </w:pPr>
     </w:lvl>
     <w:lvl w:ilvl="4">
@@ -6042,7 +6041,7 @@
       <w:lvlText w:val="%5."/>
       <w:lvlJc w:val="left"/>
       <w:pPr>
-        <w:ind w:left="3600" w:hanging="360"/>
+        <w:ind w:left="3600" w:hanging="480"/>
       </w:pPr>
     </w:lvl>
     <w:lvl w:ilvl="5">
@@ -6051,7 +6050,7 @@
       <w:lvlText w:val="%6."/>
       <w:lvlJc w:val="left"/>
       <w:pPr>
-        <w:ind w:left="4320" w:hanging="360"/>
+        <w:ind w:left="4320" w:hanging="480"/>
       </w:pPr>
     </w:lvl>
     <w:lvl w:ilvl="6">
@@ -6060,7 +6059,7 @@
       <w:lvlText w:val="%7."/>
       <w:lvlJc w:val="left"/>
       <w:pPr>
-        <w:ind w:left="5040" w:hanging="360"/>
+        <w:ind w:left="5040" w:hanging="480"/>
       </w:pPr>
     </w:lvl>
     <w:lvl w:ilvl="7">
@@ -6069,7 +6068,7 @@
       <w:lvlText w:val="%8."/>
       <w:lvlJc w:val="left"/>
       <w:pPr>
-        <w:ind w:left="5760" w:hanging="360"/>
+        <w:ind w:left="5760" w:hanging="480"/>
       </w:pPr>
     </w:lvl>
     <w:lvl w:ilvl="8">
@@ -6078,7 +6077,7 @@
       <w:lvlText w:val="%9."/>
       <w:lvlJc w:val="left"/>
       <w:pPr>
-        <w:ind w:left="6480" w:hanging="360"/>
+        <w:ind w:left="6480" w:hanging="480"/>
       </w:pPr>
     </w:lvl>
   </w:abstractNum>
@@ -6147,10 +6146,10 @@
   <w:docDefaults>
     <w:rPrDefault>
       <w:rPr>
-        <w:rFonts w:asciiTheme="minorHAnsi" w:cstheme="minorBidi" w:eastAsiaTheme="minorEastAsia" w:hAnsiTheme="minorHAnsi"/>
+        <w:rFonts w:asciiTheme="minorHAnsi" w:cstheme="minorBidi" w:eastAsiaTheme="minorHAnsi" w:hAnsiTheme="minorHAnsi"/>
         <w:sz w:val="24"/>
         <w:szCs w:val="24"/>
-        <w:lang w:bidi="ar-SA" w:eastAsia="zh-CN" w:val="en-US"/>
+        <w:lang w:bidi="ar-SA" w:eastAsia="en-US" w:val="en-US"/>
       </w:rPr>
     </w:rPrDefault>
     <w:pPrDefault>
@@ -6168,10 +6167,10 @@
     <w:name w:val="Body Text"/>
     <w:basedOn w:val="Normal"/>
     <w:link w:val="BodyTextChar"/>
-    <w:qFormat/>
     <w:pPr>
       <w:spacing w:after="180" w:before="180"/>
     </w:pPr>
+    <w:qFormat/>
   </w:style>
   <w:style w:customStyle="1" w:styleId="FirstParagraph" w:type="paragraph">
     <w:name w:val="First Paragraph"/>
@@ -6191,94 +6190,57 @@
     <w:name w:val="Title"/>
     <w:basedOn w:val="Normal"/>
     <w:next w:val="BodyText"/>
-    <w:link w:val="TitleChar"/>
-    <w:uiPriority w:val="10"/>
     <w:qFormat/>
-    <w:rsid w:val="00A10FD9"/>
     <w:pPr>
-      <w:spacing w:after="80" w:line="240" w:lineRule="auto"/>
-      <w:contextualSpacing/>
+      <w:keepNext/>
+      <w:keepLines/>
+      <w:spacing w:after="240" w:before="480"/>
       <w:jc w:val="center"/>
     </w:pPr>
     <w:rPr>
       <w:rFonts w:asciiTheme="majorHAnsi" w:cstheme="majorBidi" w:eastAsiaTheme="majorEastAsia" w:hAnsiTheme="majorHAnsi"/>
-      <w:sz w:val="56"/>
-      <w:szCs w:val="56"/>
-    </w:rPr>
-  </w:style>
-  <w:style w:customStyle="1" w:styleId="TitleChar" w:type="character">
-    <w:name w:val="Title Char"/>
-    <w:basedOn w:val="DefaultParagraphFont"/>
-    <w:link w:val="Title"/>
-    <w:uiPriority w:val="10"/>
-    <w:rsid w:val="00A10FD9"/>
-    <w:rPr>
-      <w:rFonts w:asciiTheme="majorHAnsi" w:cstheme="majorBidi" w:eastAsiaTheme="majorEastAsia" w:hAnsiTheme="majorHAnsi"/>
-      <w:sz w:val="56"/>
-      <w:szCs w:val="56"/>
+      <w:b/>
+      <w:bCs/>
+      <w:color w:themeColor="accent1" w:themeShade="B5" w:val="345A8A"/>
+      <w:sz w:val="36"/>
+      <w:szCs w:val="36"/>
     </w:rPr>
   </w:style>
   <w:style w:styleId="Subtitle" w:type="paragraph">
     <w:name w:val="Subtitle"/>
     <w:basedOn w:val="Title"/>
     <w:next w:val="BodyText"/>
-    <w:link w:val="SubtitleChar"/>
-    <w:uiPriority w:val="11"/>
     <w:qFormat/>
-    <w:rsid w:val="00A10FD9"/>
     <w:pPr>
-      <w:numPr>
-        <w:ilvl w:val="1"/>
-      </w:numPr>
+      <w:keepNext/>
+      <w:keepLines/>
+      <w:spacing w:after="240" w:before="240"/>
+      <w:jc w:val="center"/>
     </w:pPr>
     <w:rPr>
-      <w:rFonts w:cstheme="majorBidi" w:eastAsiaTheme="majorEastAsia"/>
-      <w:spacing w:val="15"/>
-      <w:sz w:val="28"/>
-      <w:szCs w:val="28"/>
-    </w:rPr>
-  </w:style>
-  <w:style w:customStyle="1" w:styleId="SubtitleChar" w:type="character">
-    <w:name w:val="Subtitle Char"/>
-    <w:basedOn w:val="DefaultParagraphFont"/>
-    <w:link w:val="Subtitle"/>
-    <w:uiPriority w:val="11"/>
-    <w:rsid w:val="00A10FD9"/>
-    <w:rPr>
-      <w:rFonts w:cstheme="majorBidi" w:eastAsiaTheme="majorEastAsia"/>
-      <w:color w:themeColor="text1" w:themeTint="A6" w:val="595959"/>
-      <w:spacing w:val="15"/>
-      <w:sz w:val="28"/>
-      <w:szCs w:val="28"/>
+      <w:sz w:val="30"/>
+      <w:szCs w:val="30"/>
     </w:rPr>
   </w:style>
   <w:style w:customStyle="1" w:styleId="Author" w:type="paragraph">
     <w:name w:val="Author"/>
-    <w:basedOn w:val="Title"/>
     <w:next w:val="BodyText"/>
     <w:qFormat/>
     <w:pPr>
       <w:keepNext/>
       <w:keepLines/>
+      <w:jc w:val="center"/>
     </w:pPr>
-    <w:rPr>
-      <w:sz w:val="24"/>
-      <w:szCs w:val="24"/>
-    </w:rPr>
   </w:style>
   <w:style w:styleId="Date" w:type="paragraph">
     <w:name w:val="Date"/>
-    <w:basedOn w:val="Title"/>
     <w:next w:val="BodyText"/>
     <w:qFormat/>
     <w:pPr>
       <w:keepNext/>
       <w:keepLines/>
+      <w:jc w:val="center"/>
     </w:pPr>
-    <w:rPr>
-      <w:sz w:val="24"/>
-      <w:szCs w:val="24"/>
-    </w:rPr>
   </w:style>
   <w:style w:customStyle="1" w:styleId="AbstractTitle" w:type="paragraph">
     <w:name w:val="Abstract Title"/>
@@ -6288,13 +6250,15 @@
     <w:pPr>
       <w:keepNext/>
       <w:keepLines/>
+      <w:jc w:val="center"/>
       <w:spacing w:after="0" w:before="300"/>
-      <w:jc w:val="center"/>
     </w:pPr>
     <w:rPr>
-      <w:b/>
       <w:sz w:val="20"/>
       <w:szCs w:val="20"/>
+      <w:b/>
+      <w:color w:val="345A8A"/>
+      &gt;
     </w:rPr>
   </w:style>
   <w:style w:customStyle="1" w:styleId="Abstract" w:type="paragraph">
@@ -6321,321 +6285,191 @@
     <w:rPr/>
   </w:style>
   <w:style w:styleId="Heading1" w:type="paragraph">
-    <w:name w:val="heading 1"/>
+    <w:name w:val="Heading 1"/>
     <w:basedOn w:val="Normal"/>
     <w:next w:val="BodyText"/>
-    <w:link w:val="Heading1Char"/>
     <w:uiPriority w:val="9"/>
     <w:qFormat/>
-    <w:rsid w:val="00A10FD9"/>
     <w:pPr>
       <w:keepNext/>
       <w:keepLines/>
-      <w:spacing w:after="80" w:before="360"/>
+      <w:spacing w:after="0" w:before="480"/>
       <w:outlineLvl w:val="0"/>
     </w:pPr>
     <w:rPr>
       <w:rFonts w:asciiTheme="majorHAnsi" w:cstheme="majorBidi" w:eastAsiaTheme="majorEastAsia" w:hAnsiTheme="majorHAnsi"/>
-      <w:color w:themeColor="accent1" w:themeShade="BF" w:val="0F4761"/>
-      <w:sz w:val="40"/>
-      <w:szCs w:val="40"/>
+      <w:b/>
+      <w:bCs/>
+      <w:color w:themeColor="accent1" w:val="4F81BD"/>
+      <w:sz w:val="32"/>
+      <w:szCs w:val="32"/>
     </w:rPr>
   </w:style>
   <w:style w:styleId="Heading2" w:type="paragraph">
-    <w:name w:val="heading 2"/>
+    <w:name w:val="Heading 2"/>
     <w:basedOn w:val="Normal"/>
     <w:next w:val="BodyText"/>
-    <w:link w:val="Heading2Char"/>
     <w:uiPriority w:val="9"/>
-    <w:semiHidden/>
     <w:unhideWhenUsed/>
     <w:qFormat/>
-    <w:rsid w:val="00A10FD9"/>
     <w:pPr>
       <w:keepNext/>
       <w:keepLines/>
-      <w:spacing w:after="80" w:before="160"/>
+      <w:spacing w:after="0" w:before="200"/>
       <w:outlineLvl w:val="1"/>
     </w:pPr>
     <w:rPr>
       <w:rFonts w:asciiTheme="majorHAnsi" w:cstheme="majorBidi" w:eastAsiaTheme="majorEastAsia" w:hAnsiTheme="majorHAnsi"/>
-      <w:color w:themeColor="accent1" w:themeShade="BF" w:val="0F4761"/>
-      <w:sz w:val="32"/>
-      <w:szCs w:val="32"/>
-    </w:rPr>
-  </w:style>
-  <w:style w:styleId="Heading3" w:type="paragraph">
-    <w:name w:val="heading 3"/>
-    <w:basedOn w:val="Normal"/>
-    <w:next w:val="BodyText"/>
-    <w:link w:val="Heading3Char"/>
-    <w:uiPriority w:val="9"/>
-    <w:semiHidden/>
-    <w:unhideWhenUsed/>
-    <w:qFormat/>
-    <w:rsid w:val="00A10FD9"/>
-    <w:pPr>
-      <w:keepNext/>
-      <w:keepLines/>
-      <w:spacing w:after="80" w:before="160"/>
-      <w:outlineLvl w:val="2"/>
-    </w:pPr>
-    <w:rPr>
-      <w:rFonts w:cstheme="majorBidi" w:eastAsiaTheme="majorEastAsia"/>
-      <w:color w:themeColor="accent1" w:themeShade="BF" w:val="0F4761"/>
+      <w:b/>
+      <w:bCs/>
+      <w:color w:themeColor="accent1" w:val="4F81BD"/>
       <w:sz w:val="28"/>
       <w:szCs w:val="28"/>
     </w:rPr>
   </w:style>
-  <w:style w:styleId="Heading4" w:type="paragraph">
-    <w:name w:val="heading 4"/>
+  <w:style w:styleId="Heading3" w:type="paragraph">
+    <w:name w:val="Heading 3"/>
     <w:basedOn w:val="Normal"/>
     <w:next w:val="BodyText"/>
-    <w:link w:val="Heading4Char"/>
     <w:uiPriority w:val="9"/>
-    <w:semiHidden/>
     <w:unhideWhenUsed/>
     <w:qFormat/>
-    <w:rsid w:val="00A10FD9"/>
     <w:pPr>
       <w:keepNext/>
       <w:keepLines/>
-      <w:spacing w:after="40" w:before="80"/>
+      <w:spacing w:after="0" w:before="200"/>
+      <w:outlineLvl w:val="2"/>
+    </w:pPr>
+    <w:rPr>
+      <w:rFonts w:asciiTheme="majorHAnsi" w:cstheme="majorBidi" w:eastAsiaTheme="majorEastAsia" w:hAnsiTheme="majorHAnsi"/>
+      <w:b/>
+      <w:bCs/>
+      <w:color w:themeColor="accent1" w:val="4F81BD"/>
+      <w:sz w:val="24"/>
+      <w:szCs w:val="24"/>
+    </w:rPr>
+  </w:style>
+  <w:style w:styleId="Heading4" w:type="paragraph">
+    <w:name w:val="Heading 4"/>
+    <w:basedOn w:val="Normal"/>
+    <w:next w:val="BodyText"/>
+    <w:uiPriority w:val="9"/>
+    <w:unhideWhenUsed/>
+    <w:qFormat/>
+    <w:pPr>
+      <w:keepNext/>
+      <w:keepLines/>
+      <w:spacing w:after="0" w:before="200"/>
       <w:outlineLvl w:val="3"/>
     </w:pPr>
     <w:rPr>
-      <w:rFonts w:cstheme="majorBidi" w:eastAsiaTheme="majorEastAsia"/>
+      <w:rFonts w:asciiTheme="majorHAnsi" w:cstheme="majorBidi" w:eastAsiaTheme="majorEastAsia" w:hAnsiTheme="majorHAnsi"/>
       <w:i/>
-      <w:iCs/>
-      <w:color w:themeColor="accent1" w:themeShade="BF" w:val="0F4761"/>
+      <w:bCs/>
+      <w:color w:themeColor="accent1" w:val="4F81BD"/>
+      <w:sz w:val="24"/>
+      <w:szCs w:val="24"/>
     </w:rPr>
   </w:style>
   <w:style w:styleId="Heading5" w:type="paragraph">
-    <w:name w:val="heading 5"/>
+    <w:name w:val="Heading 5"/>
     <w:basedOn w:val="Normal"/>
     <w:next w:val="BodyText"/>
-    <w:link w:val="Heading5Char"/>
     <w:uiPriority w:val="9"/>
-    <w:semiHidden/>
     <w:unhideWhenUsed/>
     <w:qFormat/>
-    <w:rsid w:val="00A10FD9"/>
     <w:pPr>
       <w:keepNext/>
       <w:keepLines/>
-      <w:spacing w:after="40" w:before="80"/>
+      <w:spacing w:after="0" w:before="200"/>
       <w:outlineLvl w:val="4"/>
     </w:pPr>
     <w:rPr>
-      <w:rFonts w:cstheme="majorBidi" w:eastAsiaTheme="majorEastAsia"/>
-      <w:color w:themeColor="accent1" w:themeShade="BF" w:val="0F4761"/>
+      <w:rFonts w:asciiTheme="majorHAnsi" w:cstheme="majorBidi" w:eastAsiaTheme="majorEastAsia" w:hAnsiTheme="majorHAnsi"/>
+      <w:iCs/>
+      <w:color w:themeColor="accent1" w:val="4F81BD"/>
+      <w:sz w:val="24"/>
+      <w:szCs w:val="24"/>
     </w:rPr>
   </w:style>
   <w:style w:styleId="Heading6" w:type="paragraph">
-    <w:name w:val="heading 6"/>
+    <w:name w:val="Heading 6"/>
     <w:basedOn w:val="Normal"/>
     <w:next w:val="BodyText"/>
-    <w:link w:val="Heading6Char"/>
     <w:uiPriority w:val="9"/>
-    <w:semiHidden/>
     <w:unhideWhenUsed/>
     <w:qFormat/>
-    <w:rsid w:val="00A10FD9"/>
     <w:pPr>
       <w:keepNext/>
       <w:keepLines/>
-      <w:spacing w:after="0" w:before="40"/>
+      <w:spacing w:after="0" w:before="200"/>
       <w:outlineLvl w:val="5"/>
     </w:pPr>
     <w:rPr>
-      <w:rFonts w:cstheme="majorBidi" w:eastAsiaTheme="majorEastAsia"/>
-      <w:i/>
-      <w:iCs/>
-      <w:color w:themeColor="text1" w:themeTint="A6" w:val="595959"/>
+      <w:rFonts w:asciiTheme="majorHAnsi" w:cstheme="majorBidi" w:eastAsiaTheme="majorEastAsia" w:hAnsiTheme="majorHAnsi"/>
+      <w:color w:themeColor="accent1" w:val="4F81BD"/>
+      <w:sz w:val="24"/>
+      <w:szCs w:val="24"/>
     </w:rPr>
   </w:style>
   <w:style w:styleId="Heading7" w:type="paragraph">
-    <w:name w:val="heading 7"/>
+    <w:name w:val="Heading 7"/>
     <w:basedOn w:val="Normal"/>
     <w:next w:val="BodyText"/>
-    <w:link w:val="Heading7Char"/>
     <w:uiPriority w:val="9"/>
-    <w:semiHidden/>
     <w:unhideWhenUsed/>
     <w:qFormat/>
-    <w:rsid w:val="00A10FD9"/>
     <w:pPr>
       <w:keepNext/>
       <w:keepLines/>
-      <w:spacing w:after="0" w:before="40"/>
+      <w:spacing w:after="0" w:before="200"/>
       <w:outlineLvl w:val="6"/>
     </w:pPr>
     <w:rPr>
-      <w:rFonts w:cstheme="majorBidi" w:eastAsiaTheme="majorEastAsia"/>
-      <w:color w:themeColor="text1" w:themeTint="A6" w:val="595959"/>
+      <w:rFonts w:asciiTheme="majorHAnsi" w:cstheme="majorBidi" w:eastAsiaTheme="majorEastAsia" w:hAnsiTheme="majorHAnsi"/>
+      <w:color w:themeColor="accent1" w:val="4F81BD"/>
+      <w:sz w:val="24"/>
+      <w:szCs w:val="24"/>
     </w:rPr>
   </w:style>
   <w:style w:styleId="Heading8" w:type="paragraph">
-    <w:name w:val="heading 8"/>
+    <w:name w:val="Heading 8"/>
     <w:basedOn w:val="Normal"/>
     <w:next w:val="BodyText"/>
-    <w:link w:val="Heading8Char"/>
     <w:uiPriority w:val="9"/>
-    <w:semiHidden/>
     <w:unhideWhenUsed/>
     <w:qFormat/>
-    <w:rsid w:val="00A10FD9"/>
     <w:pPr>
       <w:keepNext/>
       <w:keepLines/>
-      <w:spacing w:after="0"/>
+      <w:spacing w:after="0" w:before="200"/>
       <w:outlineLvl w:val="7"/>
     </w:pPr>
     <w:rPr>
-      <w:rFonts w:cstheme="majorBidi" w:eastAsiaTheme="majorEastAsia"/>
-      <w:i/>
-      <w:iCs/>
-      <w:color w:themeColor="text1" w:themeTint="D8" w:val="272727"/>
+      <w:rFonts w:asciiTheme="majorHAnsi" w:cstheme="majorBidi" w:eastAsiaTheme="majorEastAsia" w:hAnsiTheme="majorHAnsi"/>
+      <w:color w:themeColor="accent1" w:val="4F81BD"/>
+      <w:sz w:val="24"/>
+      <w:szCs w:val="24"/>
     </w:rPr>
   </w:style>
   <w:style w:styleId="Heading9" w:type="paragraph">
-    <w:name w:val="heading 9"/>
+    <w:name w:val="Heading 9"/>
     <w:basedOn w:val="Normal"/>
     <w:next w:val="BodyText"/>
-    <w:link w:val="Heading9Char"/>
     <w:uiPriority w:val="9"/>
-    <w:semiHidden/>
     <w:unhideWhenUsed/>
     <w:qFormat/>
-    <w:rsid w:val="00A10FD9"/>
     <w:pPr>
       <w:keepNext/>
       <w:keepLines/>
-      <w:spacing w:after="0"/>
+      <w:spacing w:after="0" w:before="200"/>
       <w:outlineLvl w:val="8"/>
     </w:pPr>
     <w:rPr>
-      <w:rFonts w:cstheme="majorBidi" w:eastAsiaTheme="majorEastAsia"/>
-      <w:color w:themeColor="text1" w:themeTint="D8" w:val="272727"/>
-    </w:rPr>
-  </w:style>
-  <w:style w:customStyle="1" w:styleId="Heading1Char" w:type="character">
-    <w:name w:val="Heading 1 Char"/>
-    <w:basedOn w:val="DefaultParagraphFont"/>
-    <w:link w:val="Heading1"/>
-    <w:uiPriority w:val="9"/>
-    <w:rsid w:val="00A10FD9"/>
-    <w:rPr>
       <w:rFonts w:asciiTheme="majorHAnsi" w:cstheme="majorBidi" w:eastAsiaTheme="majorEastAsia" w:hAnsiTheme="majorHAnsi"/>
-      <w:color w:themeColor="accent1" w:themeShade="BF" w:val="0F4761"/>
-      <w:sz w:val="40"/>
-      <w:szCs w:val="40"/>
-    </w:rPr>
-  </w:style>
-  <w:style w:customStyle="1" w:styleId="Heading2Char" w:type="character">
-    <w:name w:val="Heading 2 Char"/>
-    <w:basedOn w:val="DefaultParagraphFont"/>
-    <w:link w:val="Heading2"/>
-    <w:uiPriority w:val="9"/>
-    <w:semiHidden/>
-    <w:rsid w:val="00A10FD9"/>
-    <w:rPr>
-      <w:rFonts w:asciiTheme="majorHAnsi" w:cstheme="majorBidi" w:eastAsiaTheme="majorEastAsia" w:hAnsiTheme="majorHAnsi"/>
-      <w:color w:themeColor="accent1" w:themeShade="BF" w:val="0F4761"/>
-      <w:sz w:val="32"/>
-      <w:szCs w:val="32"/>
-    </w:rPr>
-  </w:style>
-  <w:style w:customStyle="1" w:styleId="Heading3Char" w:type="character">
-    <w:name w:val="Heading 3 Char"/>
-    <w:basedOn w:val="DefaultParagraphFont"/>
-    <w:link w:val="Heading3"/>
-    <w:uiPriority w:val="9"/>
-    <w:semiHidden/>
-    <w:rsid w:val="00A10FD9"/>
-    <w:rPr>
-      <w:rFonts w:cstheme="majorBidi" w:eastAsiaTheme="majorEastAsia"/>
-      <w:color w:themeColor="accent1" w:themeShade="BF" w:val="0F4761"/>
-      <w:sz w:val="28"/>
-      <w:szCs w:val="28"/>
-    </w:rPr>
-  </w:style>
-  <w:style w:customStyle="1" w:styleId="Heading4Char" w:type="character">
-    <w:name w:val="Heading 4 Char"/>
-    <w:basedOn w:val="DefaultParagraphFont"/>
-    <w:link w:val="Heading4"/>
-    <w:uiPriority w:val="9"/>
-    <w:semiHidden/>
-    <w:rsid w:val="00A10FD9"/>
-    <w:rPr>
-      <w:rFonts w:cstheme="majorBidi" w:eastAsiaTheme="majorEastAsia"/>
-      <w:i/>
-      <w:iCs/>
-      <w:color w:themeColor="accent1" w:themeShade="BF" w:val="0F4761"/>
-    </w:rPr>
-  </w:style>
-  <w:style w:customStyle="1" w:styleId="Heading5Char" w:type="character">
-    <w:name w:val="Heading 5 Char"/>
-    <w:basedOn w:val="DefaultParagraphFont"/>
-    <w:link w:val="Heading5"/>
-    <w:uiPriority w:val="9"/>
-    <w:semiHidden/>
-    <w:rsid w:val="00A10FD9"/>
-    <w:rPr>
-      <w:rFonts w:cstheme="majorBidi" w:eastAsiaTheme="majorEastAsia"/>
-      <w:color w:themeColor="accent1" w:themeShade="BF" w:val="0F4761"/>
-    </w:rPr>
-  </w:style>
-  <w:style w:customStyle="1" w:styleId="Heading6Char" w:type="character">
-    <w:name w:val="Heading 6 Char"/>
-    <w:basedOn w:val="DefaultParagraphFont"/>
-    <w:link w:val="Heading6"/>
-    <w:uiPriority w:val="9"/>
-    <w:semiHidden/>
-    <w:rsid w:val="00A10FD9"/>
-    <w:rPr>
-      <w:rFonts w:cstheme="majorBidi" w:eastAsiaTheme="majorEastAsia"/>
-      <w:i/>
-      <w:iCs/>
-      <w:color w:themeColor="text1" w:themeTint="A6" w:val="595959"/>
-    </w:rPr>
-  </w:style>
-  <w:style w:customStyle="1" w:styleId="Heading7Char" w:type="character">
-    <w:name w:val="Heading 7 Char"/>
-    <w:basedOn w:val="DefaultParagraphFont"/>
-    <w:link w:val="Heading7"/>
-    <w:uiPriority w:val="9"/>
-    <w:semiHidden/>
-    <w:rsid w:val="00A10FD9"/>
-    <w:rPr>
-      <w:rFonts w:cstheme="majorBidi" w:eastAsiaTheme="majorEastAsia"/>
-      <w:color w:themeColor="text1" w:themeTint="A6" w:val="595959"/>
-    </w:rPr>
-  </w:style>
-  <w:style w:customStyle="1" w:styleId="Heading8Char" w:type="character">
-    <w:name w:val="Heading 8 Char"/>
-    <w:basedOn w:val="DefaultParagraphFont"/>
-    <w:link w:val="Heading8"/>
-    <w:uiPriority w:val="9"/>
-    <w:semiHidden/>
-    <w:rsid w:val="00A10FD9"/>
-    <w:rPr>
-      <w:rFonts w:cstheme="majorBidi" w:eastAsiaTheme="majorEastAsia"/>
-      <w:i/>
-      <w:iCs/>
-      <w:color w:themeColor="text1" w:themeTint="D8" w:val="272727"/>
-    </w:rPr>
-  </w:style>
-  <w:style w:customStyle="1" w:styleId="Heading9Char" w:type="character">
-    <w:name w:val="Heading 9 Char"/>
-    <w:basedOn w:val="DefaultParagraphFont"/>
-    <w:link w:val="Heading9"/>
-    <w:uiPriority w:val="9"/>
-    <w:semiHidden/>
-    <w:rsid w:val="00A10FD9"/>
-    <w:rPr>
-      <w:rFonts w:cstheme="majorBidi" w:eastAsiaTheme="majorEastAsia"/>
-      <w:color w:themeColor="text1" w:themeTint="D8" w:val="272727"/>
+      <w:color w:themeColor="accent1" w:val="4F81BD"/>
+      <w:sz w:val="24"/>
+      <w:szCs w:val="24"/>
     </w:rPr>
   </w:style>
   <w:style w:styleId="BlockText" w:type="paragraph">
@@ -6660,8 +6494,8 @@
   </w:style>
   <w:style w:styleId="FootnoteBlockText" w:type="paragraph">
     <w:name w:val="Footnote Block Text"/>
-    <w:basedOn w:val="FootnoteText"/>
-    <w:next w:val="FootnoteText"/>
+    <w:basedOn w:val="Footnote Text"/>
+    <w:next w:val="Footnote Text"/>
     <w:uiPriority w:val="9"/>
     <w:unhideWhenUsed/>
     <w:qFormat/>
@@ -6691,11 +6525,18 @@
       </w:tblCellMar>
     </w:tblPr>
     <w:tblStylePr w:type="firstRow">
+      <w:tblPr>
+        <w:jc w:val="left"/>
+        <w:tblInd w:type="dxa" w:w="0"/>
+      </w:tblPr>
+      <w:trPr>
+        <w:jc w:val="left"/>
+      </w:trPr>
       <w:tcPr>
+        <w:vAlign w:val="bottom"/>
         <w:tcBorders>
           <w:bottom w:val="single"/>
         </w:tcBorders>
-        <w:vAlign w:val="bottom"/>
       </w:tcPr>
     </w:tblStylePr>
   </w:style>
@@ -6810,8 +6651,8 @@
     <w:name w:val="KeywordTok"/>
     <w:basedOn w:val="VerbatimChar"/>
     <w:rPr>
+      <w:color w:val="007020"/>
       <w:b/>
-      <w:color w:val="007020"/>
     </w:rPr>
   </w:style>
   <w:style w:type="character" w:customStyle="1" w:styleId="DataTypeTok">
@@ -6888,42 +6729,42 @@
     <w:name w:val="ImportTok"/>
     <w:basedOn w:val="VerbatimChar"/>
     <w:rPr>
+      <w:color w:val="008000"/>
       <w:b/>
-      <w:color w:val="008000"/>
     </w:rPr>
   </w:style>
   <w:style w:type="character" w:customStyle="1" w:styleId="CommentTok">
     <w:name w:val="CommentTok"/>
     <w:basedOn w:val="VerbatimChar"/>
     <w:rPr>
+      <w:color w:val="60a0b0"/>
       <w:i/>
-      <w:color w:val="60a0b0"/>
     </w:rPr>
   </w:style>
   <w:style w:type="character" w:customStyle="1" w:styleId="DocumentationTok">
     <w:name w:val="DocumentationTok"/>
     <w:basedOn w:val="VerbatimChar"/>
     <w:rPr>
+      <w:color w:val="ba2121"/>
       <w:i/>
-      <w:color w:val="ba2121"/>
     </w:rPr>
   </w:style>
   <w:style w:type="character" w:customStyle="1" w:styleId="AnnotationTok">
     <w:name w:val="AnnotationTok"/>
     <w:basedOn w:val="VerbatimChar"/>
     <w:rPr>
+      <w:color w:val="60a0b0"/>
       <w:b/>
       <w:i/>
-      <w:color w:val="60a0b0"/>
     </w:rPr>
   </w:style>
   <w:style w:type="character" w:customStyle="1" w:styleId="CommentVarTok">
     <w:name w:val="CommentVarTok"/>
     <w:basedOn w:val="VerbatimChar"/>
     <w:rPr>
+      <w:color w:val="60a0b0"/>
       <w:b/>
       <w:i/>
-      <w:color w:val="60a0b0"/>
     </w:rPr>
   </w:style>
   <w:style w:type="character" w:customStyle="1" w:styleId="OtherTok">
@@ -6951,8 +6792,8 @@
     <w:name w:val="ControlFlowTok"/>
     <w:basedOn w:val="VerbatimChar"/>
     <w:rPr>
+      <w:color w:val="007020"/>
       <w:b/>
-      <w:color w:val="007020"/>
     </w:rPr>
   </w:style>
   <w:style w:type="character" w:customStyle="1" w:styleId="OperatorTok">
@@ -6997,34 +6838,34 @@
     <w:name w:val="InformationTok"/>
     <w:basedOn w:val="VerbatimChar"/>
     <w:rPr>
+      <w:color w:val="60a0b0"/>
       <w:b/>
       <w:i/>
-      <w:color w:val="60a0b0"/>
     </w:rPr>
   </w:style>
   <w:style w:type="character" w:customStyle="1" w:styleId="WarningTok">
     <w:name w:val="WarningTok"/>
     <w:basedOn w:val="VerbatimChar"/>
     <w:rPr>
+      <w:color w:val="60a0b0"/>
       <w:b/>
       <w:i/>
-      <w:color w:val="60a0b0"/>
     </w:rPr>
   </w:style>
   <w:style w:type="character" w:customStyle="1" w:styleId="AlertTok">
     <w:name w:val="AlertTok"/>
     <w:basedOn w:val="VerbatimChar"/>
     <w:rPr>
+      <w:color w:val="ff0000"/>
       <w:b/>
-      <w:color w:val="ff0000"/>
     </w:rPr>
   </w:style>
   <w:style w:type="character" w:customStyle="1" w:styleId="ErrorTok">
     <w:name w:val="ErrorTok"/>
     <w:basedOn w:val="VerbatimChar"/>
     <w:rPr>
+      <w:color w:val="ff0000"/>
       <w:b/>
-      <w:color w:val="ff0000"/>
     </w:rPr>
   </w:style>
   <w:style w:type="character" w:customStyle="1" w:styleId="NormalTok">
@@ -7046,44 +6887,44 @@
         <a:sysClr val="window" lastClr="FFFFFF"/>
       </a:lt1>
       <a:dk2>
-        <a:srgbClr val="0E2841"/>
+        <a:srgbClr val="1F497D"/>
       </a:dk2>
       <a:lt2>
-        <a:srgbClr val="E8E8E8"/>
+        <a:srgbClr val="EEECE1"/>
       </a:lt2>
       <a:accent1>
-        <a:srgbClr val="156082"/>
+        <a:srgbClr val="4F81BD"/>
       </a:accent1>
       <a:accent2>
-        <a:srgbClr val="E97132"/>
+        <a:srgbClr val="C0504D"/>
       </a:accent2>
       <a:accent3>
-        <a:srgbClr val="196B24"/>
+        <a:srgbClr val="9BBB59"/>
       </a:accent3>
       <a:accent4>
-        <a:srgbClr val="0F9ED5"/>
+        <a:srgbClr val="8064A2"/>
       </a:accent4>
       <a:accent5>
-        <a:srgbClr val="A02B93"/>
+        <a:srgbClr val="4BACC6"/>
       </a:accent5>
       <a:accent6>
-        <a:srgbClr val="4EA72E"/>
+        <a:srgbClr val="F79646"/>
       </a:accent6>
       <a:hlink>
-        <a:srgbClr val="467886"/>
+        <a:srgbClr val="0000FF"/>
       </a:hlink>
       <a:folHlink>
-        <a:srgbClr val="96607D"/>
+        <a:srgbClr val="800080"/>
       </a:folHlink>
     </a:clrScheme>
     <a:fontScheme name="Office">
       <a:majorFont>
-        <a:latin typeface="Aptos Display" panose="02110004020202020204"/>
+        <a:latin typeface="Calibri"/>
         <a:ea typeface=""/>
         <a:cs typeface=""/>
-        <a:font script="Jpan" typeface="游ゴシック Light"/>
+        <a:font script="Jpan" typeface="ＭＳ ゴシック"/>
         <a:font script="Hang" typeface="맑은 고딕"/>
-        <a:font script="Hans" typeface="等线 Light"/>
+        <a:font script="Hans" typeface="宋体"/>
         <a:font script="Hant" typeface="新細明體"/>
         <a:font script="Arab" typeface="Times New Roman"/>
         <a:font script="Hebr" typeface="Times New Roman"/>
@@ -7110,32 +6951,14 @@
         <a:font script="Mong" typeface="Mongolian Baiti"/>
         <a:font script="Viet" typeface="Times New Roman"/>
         <a:font script="Uigh" typeface="Microsoft Uighur"/>
-        <a:font script="Geor" typeface="Sylfaen"/>
-        <a:font script="Armn" typeface="Arial"/>
-        <a:font script="Bugi" typeface="Leelawadee UI"/>
-        <a:font script="Bopo" typeface="Microsoft JhengHei"/>
-        <a:font script="Java" typeface="Javanese Text"/>
-        <a:font script="Lisu" typeface="Segoe UI"/>
-        <a:font script="Mymr" typeface="Myanmar Text"/>
-        <a:font script="Nkoo" typeface="Ebrima"/>
-        <a:font script="Olck" typeface="Nirmala UI"/>
-        <a:font script="Osma" typeface="Ebrima"/>
-        <a:font script="Phag" typeface="Phagspa"/>
-        <a:font script="Syrn" typeface="Estrangelo Edessa"/>
-        <a:font script="Syrj" typeface="Estrangelo Edessa"/>
-        <a:font script="Syre" typeface="Estrangelo Edessa"/>
-        <a:font script="Sora" typeface="Nirmala UI"/>
-        <a:font script="Tale" typeface="Microsoft Tai Le"/>
-        <a:font script="Talu" typeface="Microsoft New Tai Lue"/>
-        <a:font script="Tfng" typeface="Ebrima"/>
       </a:majorFont>
       <a:minorFont>
-        <a:latin typeface="Aptos" panose="02110004020202020204"/>
+        <a:latin typeface="Cambria"/>
         <a:ea typeface=""/>
         <a:cs typeface=""/>
-        <a:font script="Jpan" typeface="游明朝"/>
+        <a:font script="Jpan" typeface="ＭＳ 明朝"/>
         <a:font script="Hang" typeface="맑은 고딕"/>
-        <a:font script="Hans" typeface="等线"/>
+        <a:font script="Hans" typeface="宋体"/>
         <a:font script="Hant" typeface="新細明體"/>
         <a:font script="Arab" typeface="Arial"/>
         <a:font script="Hebr" typeface="Arial"/>
@@ -7162,24 +6985,6 @@
         <a:font script="Mong" typeface="Mongolian Baiti"/>
         <a:font script="Viet" typeface="Arial"/>
         <a:font script="Uigh" typeface="Microsoft Uighur"/>
-        <a:font script="Geor" typeface="Sylfaen"/>
-        <a:font script="Armn" typeface="Arial"/>
-        <a:font script="Bugi" typeface="Leelawadee UI"/>
-        <a:font script="Bopo" typeface="Microsoft JhengHei"/>
-        <a:font script="Java" typeface="Javanese Text"/>
-        <a:font script="Lisu" typeface="Segoe UI"/>
-        <a:font script="Mymr" typeface="Myanmar Text"/>
-        <a:font script="Nkoo" typeface="Ebrima"/>
-        <a:font script="Olck" typeface="Nirmala UI"/>
-        <a:font script="Osma" typeface="Ebrima"/>
-        <a:font script="Phag" typeface="Phagspa"/>
-        <a:font script="Syrn" typeface="Estrangelo Edessa"/>
-        <a:font script="Syrj" typeface="Estrangelo Edessa"/>
-        <a:font script="Syre" typeface="Estrangelo Edessa"/>
-        <a:font script="Sora" typeface="Nirmala UI"/>
-        <a:font script="Tale" typeface="Microsoft Tai Le"/>
-        <a:font script="Talu" typeface="Microsoft New Tai Lue"/>
-        <a:font script="Tfng" typeface="Ebrima"/>
       </a:minorFont>
     </a:fontScheme>
     <a:fmtScheme name="Office">
@@ -7191,141 +6996,200 @@
           <a:gsLst>
             <a:gs pos="0">
               <a:schemeClr val="phClr">
-                <a:lumMod val="110000"/>
-                <a:satMod val="105000"/>
-                <a:tint val="67000"/>
+                <a:tint val="50000"/>
+                <a:satMod val="300000"/>
               </a:schemeClr>
             </a:gs>
-            <a:gs pos="50000">
+            <a:gs pos="35000">
               <a:schemeClr val="phClr">
-                <a:lumMod val="105000"/>
-                <a:satMod val="103000"/>
-                <a:tint val="73000"/>
+                <a:tint val="37000"/>
+                <a:satMod val="300000"/>
               </a:schemeClr>
             </a:gs>
             <a:gs pos="100000">
               <a:schemeClr val="phClr">
-                <a:lumMod val="105000"/>
-                <a:satMod val="109000"/>
-                <a:tint val="81000"/>
+                <a:tint val="15000"/>
+                <a:satMod val="350000"/>
               </a:schemeClr>
             </a:gs>
           </a:gsLst>
-          <a:lin ang="5400000" scaled="0"/>
+          <a:lin ang="16200000" scaled="1"/>
         </a:gradFill>
         <a:gradFill rotWithShape="1">
           <a:gsLst>
             <a:gs pos="0">
               <a:schemeClr val="phClr">
-                <a:satMod val="103000"/>
-                <a:lumMod val="102000"/>
-                <a:tint val="94000"/>
-              </a:schemeClr>
-            </a:gs>
-            <a:gs pos="50000">
-              <a:schemeClr val="phClr">
-                <a:satMod val="110000"/>
-                <a:lumMod val="100000"/>
+                <a:tint val="100000"/>
                 <a:shade val="100000"/>
+                <a:satMod val="130000"/>
               </a:schemeClr>
             </a:gs>
             <a:gs pos="100000">
               <a:schemeClr val="phClr">
-                <a:lumMod val="99000"/>
-                <a:satMod val="120000"/>
-                <a:shade val="78000"/>
+                <a:tint val="50000"/>
+                <a:shade val="100000"/>
+                <a:satMod val="350000"/>
               </a:schemeClr>
             </a:gs>
           </a:gsLst>
-          <a:lin ang="5400000" scaled="0"/>
+          <a:lin ang="16200000" scaled="0"/>
         </a:gradFill>
       </a:fillStyleLst>
       <a:lnStyleLst>
-        <a:ln w="6350" cap="flat" cmpd="sng" algn="ctr">
+        <a:ln w="9525" cap="flat" cmpd="sng" algn="ctr">
+          <a:solidFill>
+            <a:schemeClr val="phClr">
+              <a:shade val="95000"/>
+              <a:satMod val="105000"/>
+            </a:schemeClr>
+          </a:solidFill>
+          <a:prstDash val="solid"/>
+        </a:ln>
+        <a:ln w="25400" cap="flat" cmpd="sng" algn="ctr">
           <a:solidFill>
             <a:schemeClr val="phClr"/>
           </a:solidFill>
           <a:prstDash val="solid"/>
-          <a:miter lim="800000"/>
         </a:ln>
-        <a:ln w="12700" cap="flat" cmpd="sng" algn="ctr">
+        <a:ln w="38100" cap="flat" cmpd="sng" algn="ctr">
           <a:solidFill>
             <a:schemeClr val="phClr"/>
           </a:solidFill>
           <a:prstDash val="solid"/>
-          <a:miter lim="800000"/>
-        </a:ln>
-        <a:ln w="19050" cap="flat" cmpd="sng" algn="ctr">
-          <a:solidFill>
-            <a:schemeClr val="phClr"/>
-          </a:solidFill>
-          <a:prstDash val="solid"/>
-          <a:miter lim="800000"/>
         </a:ln>
       </a:lnStyleLst>
       <a:effectStyleLst>
         <a:effectStyle>
-          <a:effectLst/>
-        </a:effectStyle>
-        <a:effectStyle>
-          <a:effectLst/>
+          <a:effectLst>
+            <a:outerShdw blurRad="40000" dist="20000" dir="5400000" rotWithShape="0">
+              <a:srgbClr val="000000">
+                <a:alpha val="38000"/>
+              </a:srgbClr>
+            </a:outerShdw>
+          </a:effectLst>
         </a:effectStyle>
         <a:effectStyle>
           <a:effectLst>
-            <a:outerShdw blurRad="57150" dist="19050" dir="5400000" algn="ctr" rotWithShape="0">
+            <a:outerShdw blurRad="40000" dist="23000" dir="5400000" rotWithShape="0">
               <a:srgbClr val="000000">
-                <a:alpha val="63000"/>
+                <a:alpha val="35000"/>
               </a:srgbClr>
             </a:outerShdw>
           </a:effectLst>
+        </a:effectStyle>
+        <a:effectStyle>
+          <a:effectLst>
+            <a:outerShdw blurRad="40000" dist="23000" dir="5400000" rotWithShape="0">
+              <a:srgbClr val="000000">
+                <a:alpha val="35000"/>
+              </a:srgbClr>
+            </a:outerShdw>
+          </a:effectLst>
+          <a:scene3d>
+            <a:camera prst="orthographicFront">
+              <a:rot lat="0" lon="0" rev="0"/>
+            </a:camera>
+            <a:lightRig rig="threePt" dir="t">
+              <a:rot lat="0" lon="0" rev="1200000"/>
+            </a:lightRig>
+          </a:scene3d>
+          <a:sp3d>
+            <a:bevelT w="63500" h="25400"/>
+          </a:sp3d>
         </a:effectStyle>
       </a:effectStyleLst>
       <a:bgFillStyleLst>
         <a:solidFill>
           <a:schemeClr val="phClr"/>
         </a:solidFill>
-        <a:solidFill>
-          <a:schemeClr val="phClr">
-            <a:tint val="95000"/>
-            <a:satMod val="170000"/>
-          </a:schemeClr>
-        </a:solidFill>
         <a:gradFill rotWithShape="1">
           <a:gsLst>
             <a:gs pos="0">
               <a:schemeClr val="phClr">
-                <a:tint val="93000"/>
-                <a:satMod val="150000"/>
-                <a:shade val="98000"/>
-                <a:lumMod val="102000"/>
+                <a:tint val="40000"/>
+                <a:satMod val="350000"/>
               </a:schemeClr>
             </a:gs>
-            <a:gs pos="50000">
+            <a:gs pos="40000">
               <a:schemeClr val="phClr">
-                <a:tint val="98000"/>
-                <a:satMod val="130000"/>
-                <a:shade val="90000"/>
-                <a:lumMod val="103000"/>
+                <a:tint val="45000"/>
+                <a:shade val="99000"/>
+                <a:satMod val="350000"/>
               </a:schemeClr>
             </a:gs>
             <a:gs pos="100000">
               <a:schemeClr val="phClr">
-                <a:shade val="63000"/>
-                <a:satMod val="120000"/>
+                <a:shade val="20000"/>
+                <a:satMod val="255000"/>
               </a:schemeClr>
             </a:gs>
           </a:gsLst>
-          <a:lin ang="5400000" scaled="0"/>
+          <a:path path="circle">
+            <a:fillToRect l="50000" t="-80000" r="50000" b="180000"/>
+          </a:path>
+        </a:gradFill>
+        <a:gradFill rotWithShape="1">
+          <a:gsLst>
+            <a:gs pos="0">
+              <a:schemeClr val="phClr">
+                <a:tint val="80000"/>
+                <a:satMod val="300000"/>
+              </a:schemeClr>
+            </a:gs>
+            <a:gs pos="100000">
+              <a:schemeClr val="phClr">
+                <a:shade val="30000"/>
+                <a:satMod val="200000"/>
+              </a:schemeClr>
+            </a:gs>
+          </a:gsLst>
+          <a:path path="circle">
+            <a:fillToRect l="50000" t="50000" r="50000" b="50000"/>
+          </a:path>
         </a:gradFill>
       </a:bgFillStyleLst>
     </a:fmtScheme>
   </a:themeElements>
-  <a:objectDefaults/>
+  <a:objectDefaults>
+    <a:spDef>
+      <a:spPr/>
+      <a:bodyPr/>
+      <a:lstStyle/>
+      <a:style>
+        <a:lnRef idx="1">
+          <a:schemeClr val="accent1"/>
+        </a:lnRef>
+        <a:fillRef idx="3">
+          <a:schemeClr val="accent1"/>
+        </a:fillRef>
+        <a:effectRef idx="2">
+          <a:schemeClr val="accent1"/>
+        </a:effectRef>
+        <a:fontRef idx="minor">
+          <a:schemeClr val="lt1"/>
+        </a:fontRef>
+      </a:style>
+    </a:spDef>
+    <a:lnDef>
+      <a:spPr/>
+      <a:bodyPr/>
+      <a:lstStyle/>
+      <a:style>
+        <a:lnRef idx="2">
+          <a:schemeClr val="accent1"/>
+        </a:lnRef>
+        <a:fillRef idx="0">
+          <a:schemeClr val="accent1"/>
+        </a:fillRef>
+        <a:effectRef idx="1">
+          <a:schemeClr val="accent1"/>
+        </a:effectRef>
+        <a:fontRef idx="minor">
+          <a:schemeClr val="tx1"/>
+        </a:fontRef>
+      </a:style>
+    </a:lnDef>
+  </a:objectDefaults>
   <a:extraClrSchemeLst/>
-  <a:extLst>
-    <a:ext uri="{05A4C25C-085E-4340-85A3-A5531E510DB2}">
-      <thm15:themeFamily xmlns:thm15="http://schemas.microsoft.com/office/thememl/2012/main" name="Office Theme" id="{2E142A2C-CD16-42D6-873A-C26D2A0506FA}" vid="{1BDDFF52-6CD6-40A5-AB3C-68EB2F1E4D0A}"/>
-    </a:ext>
-  </a:extLst>
 </a:theme>
 </file>
--- a/X_ENTREGABLES_CONSOLIDADOS/8_DOCUMENTOS_SERVIDOS/WORD/GESTION_EJECUTIVO_Cronograma_y_Recursos.docx
+++ b/X_ENTREGABLES_CONSOLIDADOS/8_DOCUMENTOS_SERVIDOS/WORD/GESTION_EJECUTIVO_Cronograma_y_Recursos.docx
@@ -107,7 +107,7 @@
         <w:t xml:space="preserve"> </w:t>
       </w:r>
       <w:r>
-        <w:t xml:space="preserve">del proyecto APP La Dorada-Chiriguaná, estableciendo claramente cuándo se van a hacer las actividades, qué recursos se necesitan y cómo se van a gestionar. Es como el</w:t>
+        <w:t xml:space="preserve">del proyecto APP La Dorada (México) - Chiriguaná, estableciendo claramente cuándo se van a hacer las actividades, qué recursos se necesitan y cómo se van a gestionar. Es como el</w:t>
       </w:r>
       <w:r>
         <w:t xml:space="preserve"> </w:t>
